--- a/Diário de bordo/Diário De Bordo (Oficial).docx
+++ b/Diário de bordo/Diário De Bordo (Oficial).docx
@@ -95,14 +95,7 @@
           <w:sz w:val="24"/>
           <w:szCs w:val="24"/>
         </w:rPr>
-        <w:t>Ocorreu a primeira aula sobre o Trabalho de Conclusão de Curso (TCC). O professor apresentou</w:t>
-      </w:r>
-      <w:r>
-        <w:rPr>
-          <w:sz w:val="24"/>
-          <w:szCs w:val="24"/>
-        </w:rPr>
-        <w:t xml:space="preserve"> orientações gerais sobre a preparação do projeto, fazendo uma breve explicação sobre sua estrutura, objetivos e importância. </w:t>
+        <w:t xml:space="preserve">Ocorreu a primeira aula sobre o Trabalho de Conclusão de Curso (TCC). O professor apresentou orientações gerais sobre a preparação do projeto, fazendo uma breve explicação sobre sua estrutura, objetivos e importância. </w:t>
       </w:r>
     </w:p>
     <w:p>
@@ -139,14 +132,7 @@
           <w:sz w:val="24"/>
           <w:szCs w:val="24"/>
         </w:rPr>
-        <w:t>, com a orientação do professor, percebemos</w:t>
-      </w:r>
-      <w:r>
-        <w:rPr>
-          <w:sz w:val="24"/>
-          <w:szCs w:val="24"/>
-        </w:rPr>
-        <w:t xml:space="preserve"> que talvez tenhamos sido precipitados demais, pois pulamos etapas importantes para definir um tema coerente com uma problemática social que justificasse o projeto.</w:t>
+        <w:t>, com a orientação do professor, percebemos que talvez tenhamos sido precipitados demais, pois pulamos etapas importantes para definir um tema coerente com uma problemática social que justificasse o projeto.</w:t>
       </w:r>
     </w:p>
     <w:p>
@@ -182,14 +168,7 @@
           <w:sz w:val="24"/>
           <w:szCs w:val="24"/>
         </w:rPr>
-        <w:t>Decidimos realizar pesquisas mais específicas acerca do tema, focando em</w:t>
-      </w:r>
-      <w:r>
-        <w:rPr>
-          <w:sz w:val="24"/>
-          <w:szCs w:val="24"/>
-        </w:rPr>
-        <w:t xml:space="preserve"> explorar as Plantas Alimentícias Não Convencionais (</w:t>
+        <w:t>Decidimos realizar pesquisas mais específicas acerca do tema, focando em explorar as Plantas Alimentícias Não Convencionais (</w:t>
       </w:r>
       <w:proofErr w:type="spellStart"/>
       <w:r>
@@ -330,51 +309,30 @@
           <w:sz w:val="24"/>
           <w:szCs w:val="24"/>
         </w:rPr>
-        <w:t>O professor o</w:t>
-      </w:r>
-      <w:r>
-        <w:rPr>
-          <w:sz w:val="24"/>
-          <w:szCs w:val="24"/>
-        </w:rPr>
-        <w:t>rientou buscarmos um artigo para leitura e análise. A atividade consistiu em identificar o objetivo geral, os objetivos específicos, a metodologia utilizada e a conclusão. Por fim, escrever uma breve síntese sobre o artigo.</w:t>
-      </w:r>
-    </w:p>
-    <w:p>
-      <w:pPr>
-        <w:rPr>
-          <w:sz w:val="24"/>
-          <w:szCs w:val="24"/>
-        </w:rPr>
-      </w:pPr>
-    </w:p>
-    <w:p>
-      <w:pPr>
-        <w:rPr>
-          <w:sz w:val="24"/>
-          <w:szCs w:val="24"/>
-        </w:rPr>
-      </w:pPr>
-      <w:r>
-        <w:rPr>
-          <w:sz w:val="24"/>
-          <w:szCs w:val="24"/>
-        </w:rPr>
-        <w:t xml:space="preserve">Em grupo, discutimos as ideias </w:t>
-      </w:r>
-      <w:r>
-        <w:rPr>
-          <w:sz w:val="24"/>
-          <w:szCs w:val="24"/>
-        </w:rPr>
-        <w:t>das pesquisas que tínhamos combinado fazer e levantamos problemáticas com base no que encontramos. Apresentamos algumas dessas ideias aos orientadores, que nos ajudaram a compreender melhor o que tínhamos que fazer para começar a planejar o projeto de form</w:t>
-      </w:r>
-      <w:r>
-        <w:rPr>
-          <w:sz w:val="24"/>
-          <w:szCs w:val="24"/>
-        </w:rPr>
-        <w:t xml:space="preserve">a coerente. </w:t>
+        <w:t>O professor orientou buscarmos um artigo para leitura e análise. A atividade consistiu em identificar o objetivo geral, os objetivos específicos, a metodologia utilizada e a conclusão. Por fim, escrever uma breve síntese sobre o artigo.</w:t>
+      </w:r>
+    </w:p>
+    <w:p>
+      <w:pPr>
+        <w:rPr>
+          <w:sz w:val="24"/>
+          <w:szCs w:val="24"/>
+        </w:rPr>
+      </w:pPr>
+    </w:p>
+    <w:p>
+      <w:pPr>
+        <w:rPr>
+          <w:sz w:val="24"/>
+          <w:szCs w:val="24"/>
+        </w:rPr>
+      </w:pPr>
+      <w:r>
+        <w:rPr>
+          <w:sz w:val="24"/>
+          <w:szCs w:val="24"/>
+        </w:rPr>
+        <w:t xml:space="preserve">Em grupo, discutimos as ideias das pesquisas que tínhamos combinado fazer e levantamos problemáticas com base no que encontramos. Apresentamos algumas dessas ideias aos orientadores, que nos ajudaram a compreender melhor o que tínhamos que fazer para começar a planejar o projeto de forma coerente. </w:t>
       </w:r>
     </w:p>
     <w:p>
@@ -451,35 +409,22 @@
           <w:rStyle w:val="Forte"/>
         </w:rPr>
         <w:lastRenderedPageBreak/>
-        <w:t>Decis</w:t>
-      </w:r>
-      <w:r>
-        <w:rPr>
-          <w:rStyle w:val="Forte"/>
-        </w:rPr>
-        <w:t xml:space="preserve">ões tomadas: </w:t>
-      </w:r>
-    </w:p>
-    <w:p>
-      <w:pPr>
-        <w:rPr>
-          <w:sz w:val="24"/>
-          <w:szCs w:val="24"/>
-        </w:rPr>
-      </w:pPr>
-      <w:r>
-        <w:rPr>
-          <w:sz w:val="24"/>
-          <w:szCs w:val="24"/>
-        </w:rPr>
-        <w:t>Decidimos estru</w:t>
-      </w:r>
-      <w:r>
-        <w:rPr>
-          <w:sz w:val="24"/>
-          <w:szCs w:val="24"/>
-        </w:rPr>
-        <w:t xml:space="preserve">turar melhor o planejamento do projeto com base nas orientações recebidas. </w:t>
+        <w:t xml:space="preserve">Decisões tomadas: </w:t>
+      </w:r>
+    </w:p>
+    <w:p>
+      <w:pPr>
+        <w:rPr>
+          <w:sz w:val="24"/>
+          <w:szCs w:val="24"/>
+        </w:rPr>
+      </w:pPr>
+      <w:r>
+        <w:rPr>
+          <w:sz w:val="24"/>
+          <w:szCs w:val="24"/>
+        </w:rPr>
+        <w:t xml:space="preserve">Decidimos estruturar melhor o planejamento do projeto com base nas orientações recebidas. </w:t>
       </w:r>
     </w:p>
     <w:p>
@@ -564,26 +509,184 @@
           <w:sz w:val="24"/>
           <w:szCs w:val="24"/>
         </w:rPr>
-        <w:t xml:space="preserve">DATA: </w:t>
-      </w:r>
-      <w:r>
+        <w:t>DATA: 26/02/2026</w:t>
+      </w:r>
+    </w:p>
+    <w:p>
+      <w:pPr>
         <w:rPr>
           <w:b/>
           <w:bCs/>
           <w:sz w:val="24"/>
           <w:szCs w:val="24"/>
         </w:rPr>
-        <w:t>26</w:t>
-      </w:r>
-      <w:r>
+      </w:pPr>
+    </w:p>
+    <w:p>
+      <w:pPr>
+        <w:rPr>
+          <w:rStyle w:val="Forte"/>
+        </w:rPr>
+      </w:pPr>
+      <w:r>
+        <w:rPr>
+          <w:rStyle w:val="Forte"/>
+        </w:rPr>
+        <w:t xml:space="preserve">Atividades realizadas: </w:t>
+      </w:r>
+    </w:p>
+    <w:p>
+      <w:pPr>
+        <w:rPr>
+          <w:sz w:val="24"/>
+          <w:szCs w:val="24"/>
+        </w:rPr>
+      </w:pPr>
+      <w:r>
+        <w:rPr>
+          <w:sz w:val="24"/>
+          <w:szCs w:val="24"/>
+        </w:rPr>
+        <w:t>Finalizamos</w:t>
+      </w:r>
+      <w:r>
+        <w:rPr>
+          <w:sz w:val="24"/>
+          <w:szCs w:val="24"/>
+        </w:rPr>
+        <w:t xml:space="preserve"> a atividade dos artigos proposta pelo professor,</w:t>
+      </w:r>
+      <w:r>
+        <w:rPr>
+          <w:sz w:val="24"/>
+          <w:szCs w:val="24"/>
+        </w:rPr>
+        <w:t xml:space="preserve"> concluindo a leitura, análise e a síntese.</w:t>
+      </w:r>
+      <w:r>
+        <w:rPr>
+          <w:sz w:val="24"/>
+          <w:szCs w:val="24"/>
+        </w:rPr>
+        <w:t xml:space="preserve">  </w:t>
+      </w:r>
+    </w:p>
+    <w:p>
+      <w:pPr>
+        <w:rPr>
+          <w:sz w:val="24"/>
+          <w:szCs w:val="24"/>
+        </w:rPr>
+      </w:pPr>
+      <w:r>
+        <w:rPr>
+          <w:sz w:val="24"/>
+          <w:szCs w:val="24"/>
+        </w:rPr>
+        <w:t xml:space="preserve"> </w:t>
+      </w:r>
+    </w:p>
+    <w:p>
+      <w:pPr>
         <w:rPr>
           <w:b/>
           <w:bCs/>
-          <w:sz w:val="24"/>
-          <w:szCs w:val="24"/>
-        </w:rPr>
-        <w:t>/02/2026</w:t>
-      </w:r>
+        </w:rPr>
+      </w:pPr>
+      <w:r>
+        <w:rPr>
+          <w:rStyle w:val="Forte"/>
+        </w:rPr>
+        <w:t>Decisões tomadas:</w:t>
+      </w:r>
+      <w:r>
+        <w:rPr>
+          <w:sz w:val="24"/>
+          <w:szCs w:val="24"/>
+        </w:rPr>
+        <w:t xml:space="preserve"> </w:t>
+      </w:r>
+    </w:p>
+    <w:p>
+      <w:pPr>
+        <w:rPr>
+          <w:sz w:val="24"/>
+          <w:szCs w:val="24"/>
+        </w:rPr>
+      </w:pPr>
+      <w:r>
+        <w:rPr>
+          <w:sz w:val="24"/>
+          <w:szCs w:val="24"/>
+        </w:rPr>
+        <w:t>Decidimos que, com base nos artigos usados, estudar melhor suas estruturas seria importante para viabilizar o nosso projeto.</w:t>
+      </w:r>
+    </w:p>
+    <w:p>
+      <w:pPr>
+        <w:rPr>
+          <w:sz w:val="24"/>
+          <w:szCs w:val="24"/>
+        </w:rPr>
+      </w:pPr>
+    </w:p>
+    <w:p>
+      <w:pPr>
+        <w:rPr>
+          <w:rStyle w:val="Forte"/>
+        </w:rPr>
+      </w:pPr>
+      <w:r>
+        <w:rPr>
+          <w:rStyle w:val="Forte"/>
+        </w:rPr>
+        <w:t xml:space="preserve">Próximos passos: </w:t>
+      </w:r>
+    </w:p>
+    <w:p>
+      <w:pPr>
+        <w:rPr>
+          <w:sz w:val="24"/>
+          <w:szCs w:val="24"/>
+        </w:rPr>
+      </w:pPr>
+      <w:r>
+        <w:rPr>
+          <w:sz w:val="24"/>
+          <w:szCs w:val="24"/>
+        </w:rPr>
+        <w:t xml:space="preserve">Nas próximas aulas, apresentar </w:t>
+      </w:r>
+      <w:r>
+        <w:rPr>
+          <w:sz w:val="24"/>
+          <w:szCs w:val="24"/>
+        </w:rPr>
+        <w:t>certas</w:t>
+      </w:r>
+      <w:r>
+        <w:rPr>
+          <w:sz w:val="24"/>
+          <w:szCs w:val="24"/>
+        </w:rPr>
+        <w:t xml:space="preserve"> ideias ao professor orientador para, assim, prosseguir na articulação do nosso TCC.</w:t>
+      </w:r>
+    </w:p>
+    <w:p>
+      <w:pPr>
+        <w:rPr>
+          <w:sz w:val="24"/>
+          <w:szCs w:val="24"/>
+        </w:rPr>
+      </w:pPr>
+    </w:p>
+    <w:p>
+      <w:pPr>
+        <w:rPr>
+          <w:sz w:val="24"/>
+          <w:szCs w:val="24"/>
+        </w:rPr>
+      </w:pPr>
     </w:p>
     <w:p>
       <w:pPr>
@@ -594,150 +697,278 @@
           <w:szCs w:val="24"/>
         </w:rPr>
       </w:pPr>
-    </w:p>
-    <w:p>
-      <w:pPr>
-        <w:rPr>
-          <w:rStyle w:val="Forte"/>
-        </w:rPr>
-      </w:pPr>
-      <w:r>
-        <w:rPr>
-          <w:rStyle w:val="Forte"/>
-        </w:rPr>
-        <w:t xml:space="preserve">Atividades realizadas: </w:t>
-      </w:r>
-    </w:p>
-    <w:p>
-      <w:pPr>
-        <w:rPr>
-          <w:sz w:val="24"/>
-          <w:szCs w:val="24"/>
-        </w:rPr>
-      </w:pPr>
-      <w:r>
-        <w:rPr>
-          <w:sz w:val="24"/>
-          <w:szCs w:val="24"/>
-        </w:rPr>
-        <w:t>Finalizamos</w:t>
-      </w:r>
-      <w:r>
-        <w:rPr>
-          <w:sz w:val="24"/>
-          <w:szCs w:val="24"/>
-        </w:rPr>
-        <w:t xml:space="preserve"> a atividade dos artigos proposta pelo professor,</w:t>
-      </w:r>
-      <w:r>
-        <w:rPr>
-          <w:sz w:val="24"/>
-          <w:szCs w:val="24"/>
-        </w:rPr>
-        <w:t xml:space="preserve"> concluindo a leitura, análise e a síntese.</w:t>
-      </w:r>
-      <w:r>
-        <w:rPr>
-          <w:sz w:val="24"/>
-          <w:szCs w:val="24"/>
-        </w:rPr>
-        <w:t xml:space="preserve">  </w:t>
-      </w:r>
-    </w:p>
-    <w:p>
-      <w:pPr>
-        <w:rPr>
-          <w:sz w:val="24"/>
-          <w:szCs w:val="24"/>
-        </w:rPr>
-      </w:pPr>
-      <w:r>
-        <w:rPr>
-          <w:sz w:val="24"/>
-          <w:szCs w:val="24"/>
-        </w:rPr>
-        <w:t xml:space="preserve"> </w:t>
-      </w:r>
-    </w:p>
-    <w:p>
-      <w:pPr>
+      <w:r>
         <w:rPr>
           <w:b/>
           <w:bCs/>
-        </w:rPr>
-      </w:pPr>
-      <w:r>
-        <w:rPr>
-          <w:rStyle w:val="Forte"/>
-        </w:rPr>
-        <w:t>Decisões tomadas:</w:t>
-      </w:r>
-      <w:r>
-        <w:rPr>
-          <w:sz w:val="24"/>
-          <w:szCs w:val="24"/>
-        </w:rPr>
+          <w:sz w:val="24"/>
+          <w:szCs w:val="24"/>
+        </w:rPr>
+        <w:t>DATA: 05/03/2026</w:t>
+      </w:r>
+    </w:p>
+    <w:p>
+      <w:pPr>
+        <w:rPr>
+          <w:sz w:val="24"/>
+          <w:szCs w:val="24"/>
+        </w:rPr>
+      </w:pPr>
+    </w:p>
+    <w:p>
+      <w:pPr>
+        <w:rPr>
+          <w:rStyle w:val="Forte"/>
+        </w:rPr>
+      </w:pPr>
+      <w:r>
+        <w:rPr>
+          <w:rStyle w:val="Forte"/>
+        </w:rPr>
+        <w:t xml:space="preserve">Atividades realizadas: </w:t>
+      </w:r>
+    </w:p>
+    <w:p>
+      <w:pPr>
+        <w:rPr>
+          <w:sz w:val="24"/>
+          <w:szCs w:val="24"/>
+        </w:rPr>
+      </w:pPr>
+      <w:r>
+        <w:rPr>
+          <w:sz w:val="24"/>
+          <w:szCs w:val="24"/>
+        </w:rPr>
+        <w:t xml:space="preserve">Após recebermos um retorno positivo do professor orientador sobre o possível tema do nosso projeto, decidimos dividir o grupo para que cada integrante </w:t>
+      </w:r>
+      <w:r>
+        <w:rPr>
+          <w:sz w:val="24"/>
+          <w:szCs w:val="24"/>
+        </w:rPr>
+        <w:t xml:space="preserve">pudesse </w:t>
+      </w:r>
+      <w:r>
+        <w:rPr>
+          <w:sz w:val="24"/>
+          <w:szCs w:val="24"/>
+        </w:rPr>
+        <w:t>foca</w:t>
+      </w:r>
+      <w:r>
+        <w:rPr>
+          <w:sz w:val="24"/>
+          <w:szCs w:val="24"/>
+        </w:rPr>
+        <w:t>r</w:t>
+      </w:r>
+      <w:r>
+        <w:rPr>
+          <w:sz w:val="24"/>
+          <w:szCs w:val="24"/>
+        </w:rPr>
+        <w:t xml:space="preserve"> em </w:t>
+      </w:r>
+      <w:r>
+        <w:rPr>
+          <w:sz w:val="24"/>
+          <w:szCs w:val="24"/>
+        </w:rPr>
+        <w:t>uma tarefa</w:t>
+      </w:r>
+      <w:r>
+        <w:rPr>
+          <w:sz w:val="24"/>
+          <w:szCs w:val="24"/>
+        </w:rPr>
+        <w:t xml:space="preserve"> espec</w:t>
+      </w:r>
+      <w:r>
+        <w:rPr>
+          <w:sz w:val="24"/>
+          <w:szCs w:val="24"/>
+        </w:rPr>
+        <w:t>í</w:t>
+      </w:r>
+      <w:r>
+        <w:rPr>
+          <w:sz w:val="24"/>
+          <w:szCs w:val="24"/>
+        </w:rPr>
+        <w:t>fic</w:t>
+      </w:r>
+      <w:r>
+        <w:rPr>
+          <w:sz w:val="24"/>
+          <w:szCs w:val="24"/>
+        </w:rPr>
+        <w:t>a</w:t>
+      </w:r>
+      <w:r>
+        <w:rPr>
+          <w:sz w:val="24"/>
+          <w:szCs w:val="24"/>
+        </w:rPr>
+        <w:t xml:space="preserve">. Conversamos e </w:t>
+      </w:r>
+      <w:r>
+        <w:rPr>
+          <w:sz w:val="24"/>
+          <w:szCs w:val="24"/>
+        </w:rPr>
+        <w:t>optamos p</w:t>
+      </w:r>
+      <w:r>
+        <w:rPr>
+          <w:sz w:val="24"/>
+          <w:szCs w:val="24"/>
+        </w:rPr>
+        <w:t>ela</w:t>
+      </w:r>
+      <w:r>
+        <w:rPr>
+          <w:sz w:val="24"/>
+          <w:szCs w:val="24"/>
+        </w:rPr>
+        <w:t xml:space="preserve"> seguinte divisão: A Leticia </w:t>
+      </w:r>
+      <w:r>
+        <w:rPr>
+          <w:sz w:val="24"/>
+          <w:szCs w:val="24"/>
+        </w:rPr>
+        <w:t>fi</w:t>
+      </w:r>
+      <w:r>
+        <w:rPr>
+          <w:sz w:val="24"/>
+          <w:szCs w:val="24"/>
+        </w:rPr>
+        <w:t>cará responsável por finalizar</w:t>
+      </w:r>
+      <w:r>
+        <w:rPr>
+          <w:sz w:val="24"/>
+          <w:szCs w:val="24"/>
+        </w:rPr>
+        <w:t xml:space="preserve"> um modelo visual do </w:t>
+      </w:r>
+      <w:r>
+        <w:rPr>
+          <w:sz w:val="24"/>
+          <w:szCs w:val="24"/>
+        </w:rPr>
+        <w:t>aplicativo;</w:t>
+      </w:r>
+      <w:r>
         <w:t xml:space="preserve"> </w:t>
       </w:r>
-    </w:p>
-    <w:p>
-      <w:pPr>
-        <w:rPr>
-          <w:sz w:val="24"/>
-          <w:szCs w:val="24"/>
-        </w:rPr>
-      </w:pPr>
-      <w:r>
-        <w:rPr>
-          <w:sz w:val="24"/>
-          <w:szCs w:val="24"/>
-        </w:rPr>
-        <w:t>Decidimos que, com base nos artigos usados, estudar melhor suas estruturas seria importante para viabilizar o nosso projeto.</w:t>
-      </w:r>
-    </w:p>
-    <w:p>
-      <w:pPr>
-        <w:rPr>
-          <w:sz w:val="24"/>
-          <w:szCs w:val="24"/>
-        </w:rPr>
-      </w:pPr>
-    </w:p>
-    <w:p>
-      <w:pPr>
-        <w:rPr>
-          <w:rStyle w:val="Forte"/>
-        </w:rPr>
-      </w:pPr>
-      <w:r>
-        <w:rPr>
-          <w:rStyle w:val="Forte"/>
-        </w:rPr>
-        <w:t xml:space="preserve">Próximos passos: </w:t>
-      </w:r>
-    </w:p>
-    <w:p>
-      <w:pPr>
-        <w:rPr>
-          <w:sz w:val="24"/>
-          <w:szCs w:val="24"/>
-        </w:rPr>
-      </w:pPr>
-      <w:r>
-        <w:rPr>
-          <w:sz w:val="24"/>
-          <w:szCs w:val="24"/>
-        </w:rPr>
-        <w:t>Nas próximas aulas, apresentar determinadas ideias ao professor orientador para, assim, prosseguir na articulação do nosso TCC.</w:t>
-      </w:r>
-    </w:p>
-    <w:p>
-      <w:pPr>
-        <w:rPr>
-          <w:sz w:val="24"/>
-          <w:szCs w:val="24"/>
-        </w:rPr>
-      </w:pPr>
+      <w:r>
+        <w:rPr>
+          <w:sz w:val="24"/>
+          <w:szCs w:val="24"/>
+        </w:rPr>
+        <w:t>Laís e Thiago irão focar em estudar e se aprofundar em React (React é uma biblioteca JavaScript utilizada para criar interfaces de sites e aplicações web interativas)</w:t>
+      </w:r>
+      <w:r>
+        <w:rPr>
+          <w:sz w:val="24"/>
+          <w:szCs w:val="24"/>
+        </w:rPr>
+        <w:t>;</w:t>
+      </w:r>
+      <w:r>
+        <w:rPr>
+          <w:sz w:val="24"/>
+          <w:szCs w:val="24"/>
+        </w:rPr>
+        <w:t xml:space="preserve"> enquanto Rebeca </w:t>
+      </w:r>
+      <w:r>
+        <w:rPr>
+          <w:sz w:val="24"/>
+          <w:szCs w:val="24"/>
+        </w:rPr>
+        <w:t>dará continuidade</w:t>
+      </w:r>
+      <w:r>
+        <w:rPr>
+          <w:sz w:val="24"/>
+          <w:szCs w:val="24"/>
+        </w:rPr>
+        <w:t xml:space="preserve"> </w:t>
+      </w:r>
+      <w:r>
+        <w:rPr>
+          <w:sz w:val="24"/>
+          <w:szCs w:val="24"/>
+        </w:rPr>
+        <w:t>à</w:t>
+      </w:r>
+      <w:r>
+        <w:rPr>
+          <w:sz w:val="24"/>
+          <w:szCs w:val="24"/>
+        </w:rPr>
+        <w:t xml:space="preserve"> pesquisa de artigos</w:t>
+      </w:r>
+      <w:r>
+        <w:rPr>
+          <w:sz w:val="24"/>
+          <w:szCs w:val="24"/>
+        </w:rPr>
+        <w:t xml:space="preserve">, </w:t>
+      </w:r>
+      <w:r>
+        <w:rPr>
+          <w:sz w:val="24"/>
+          <w:szCs w:val="24"/>
+        </w:rPr>
+        <w:t xml:space="preserve">agora </w:t>
+      </w:r>
+      <w:r>
+        <w:rPr>
+          <w:sz w:val="24"/>
+          <w:szCs w:val="24"/>
+        </w:rPr>
+        <w:t>com foco</w:t>
+      </w:r>
+      <w:r>
+        <w:rPr>
+          <w:sz w:val="24"/>
+          <w:szCs w:val="24"/>
+        </w:rPr>
+        <w:t xml:space="preserve"> em identificação de plantas</w:t>
+      </w:r>
+      <w:r>
+        <w:rPr>
+          <w:sz w:val="24"/>
+          <w:szCs w:val="24"/>
+        </w:rPr>
+        <w:t xml:space="preserve"> por meio de inteligência artificial</w:t>
+      </w:r>
+      <w:r>
+        <w:rPr>
+          <w:sz w:val="24"/>
+          <w:szCs w:val="24"/>
+        </w:rPr>
+        <w:t>.</w:t>
+      </w:r>
+      <w:r>
+        <w:rPr>
+          <w:sz w:val="24"/>
+          <w:szCs w:val="24"/>
+        </w:rPr>
+        <w:t xml:space="preserve">     </w:t>
+      </w:r>
+      <w:r>
+        <w:rPr>
+          <w:sz w:val="24"/>
+          <w:szCs w:val="24"/>
+        </w:rPr>
+        <w:t xml:space="preserve">  </w:t>
+      </w:r>
     </w:p>
     <w:p>
       <w:pPr>
@@ -752,71 +983,72 @@
         <w:rPr>
           <w:b/>
           <w:bCs/>
-          <w:sz w:val="24"/>
-          <w:szCs w:val="24"/>
-        </w:rPr>
-      </w:pPr>
-      <w:r>
-        <w:rPr>
-          <w:b/>
-          <w:bCs/>
-          <w:sz w:val="24"/>
-          <w:szCs w:val="24"/>
-        </w:rPr>
-        <w:t xml:space="preserve">DATA: </w:t>
-      </w:r>
-      <w:r>
-        <w:rPr>
-          <w:b/>
-          <w:bCs/>
-          <w:sz w:val="24"/>
-          <w:szCs w:val="24"/>
-        </w:rPr>
-        <w:t>05</w:t>
-      </w:r>
-      <w:r>
-        <w:rPr>
-          <w:b/>
-          <w:bCs/>
-          <w:sz w:val="24"/>
-          <w:szCs w:val="24"/>
-        </w:rPr>
-        <w:t>/0</w:t>
-      </w:r>
-      <w:r>
-        <w:rPr>
-          <w:b/>
-          <w:bCs/>
-          <w:sz w:val="24"/>
-          <w:szCs w:val="24"/>
-        </w:rPr>
-        <w:t>3</w:t>
-      </w:r>
-      <w:r>
-        <w:rPr>
-          <w:b/>
-          <w:bCs/>
-          <w:sz w:val="24"/>
-          <w:szCs w:val="24"/>
-        </w:rPr>
-        <w:t>/2026</w:t>
-      </w:r>
-    </w:p>
-    <w:p>
-      <w:pPr>
-        <w:rPr>
-          <w:sz w:val="24"/>
-          <w:szCs w:val="24"/>
-        </w:rPr>
-      </w:pPr>
-    </w:p>
-    <w:p>
-      <w:pPr>
-        <w:rPr>
-          <w:sz w:val="24"/>
-          <w:szCs w:val="24"/>
-        </w:rPr>
-      </w:pPr>
+        </w:rPr>
+      </w:pPr>
+      <w:r>
+        <w:rPr>
+          <w:rStyle w:val="Forte"/>
+        </w:rPr>
+        <w:t>Decisões tomadas:</w:t>
+      </w:r>
+      <w:r>
+        <w:rPr>
+          <w:sz w:val="24"/>
+          <w:szCs w:val="24"/>
+        </w:rPr>
+        <w:t xml:space="preserve"> </w:t>
+      </w:r>
+    </w:p>
+    <w:p>
+      <w:pPr>
+        <w:rPr>
+          <w:sz w:val="24"/>
+          <w:szCs w:val="24"/>
+        </w:rPr>
+      </w:pPr>
+      <w:r>
+        <w:rPr>
+          <w:sz w:val="24"/>
+          <w:szCs w:val="24"/>
+        </w:rPr>
+        <w:t>Decidimos dividir as tarefas entre os integrantes do grupo para agilizar a organização e o andamento do projeto.</w:t>
+      </w:r>
+    </w:p>
+    <w:p>
+      <w:pPr>
+        <w:rPr>
+          <w:sz w:val="24"/>
+          <w:szCs w:val="24"/>
+        </w:rPr>
+      </w:pPr>
+    </w:p>
+    <w:p>
+      <w:pPr>
+        <w:rPr>
+          <w:rStyle w:val="Forte"/>
+        </w:rPr>
+      </w:pPr>
+      <w:r>
+        <w:rPr>
+          <w:rStyle w:val="Forte"/>
+        </w:rPr>
+        <w:t xml:space="preserve">Próximos passos: </w:t>
+      </w:r>
+    </w:p>
+    <w:p>
+      <w:pPr>
+        <w:rPr>
+          <w:sz w:val="24"/>
+          <w:szCs w:val="24"/>
+        </w:rPr>
+      </w:pPr>
+      <w:r>
+        <w:rPr>
+          <w:sz w:val="24"/>
+          <w:szCs w:val="24"/>
+        </w:rPr>
+        <w:t xml:space="preserve">Cada integrante realizar a tarefa designada, para que possamos depois discutir o </w:t>
+      </w:r>
       <w:bookmarkStart w:id="0" w:name="_GoBack"/>
       <w:bookmarkEnd w:id="0"/>
       <w:r>
@@ -824,7 +1056,14 @@
           <w:sz w:val="24"/>
           <w:szCs w:val="24"/>
         </w:rPr>
-        <w:tab/>
+        <w:t>que fazer adiante</w:t>
+      </w:r>
+      <w:r>
+        <w:rPr>
+          <w:sz w:val="24"/>
+          <w:szCs w:val="24"/>
+        </w:rPr>
+        <w:t>.</w:t>
       </w:r>
     </w:p>
     <w:sectPr>

--- a/Diário de bordo/Diário De Bordo (Oficial).docx
+++ b/Diário de bordo/Diário De Bordo (Oficial).docx
@@ -1047,7 +1047,423 @@
           <w:sz w:val="24"/>
           <w:szCs w:val="24"/>
         </w:rPr>
-        <w:t xml:space="preserve">Cada integrante realizar a tarefa designada, para que possamos depois discutir o </w:t>
+        <w:t>Cada integrante realizar a tarefa designada, para que possamos depois discutir o que fazer adiante</w:t>
+      </w:r>
+      <w:r>
+        <w:rPr>
+          <w:sz w:val="24"/>
+          <w:szCs w:val="24"/>
+        </w:rPr>
+        <w:t>.</w:t>
+      </w:r>
+    </w:p>
+    <w:p>
+      <w:pPr>
+        <w:rPr>
+          <w:b/>
+          <w:bCs/>
+          <w:sz w:val="24"/>
+          <w:szCs w:val="24"/>
+        </w:rPr>
+      </w:pPr>
+      <w:r>
+        <w:rPr>
+          <w:b/>
+          <w:bCs/>
+          <w:sz w:val="24"/>
+          <w:szCs w:val="24"/>
+        </w:rPr>
+        <w:lastRenderedPageBreak/>
+        <w:t xml:space="preserve">DATA: </w:t>
+      </w:r>
+      <w:r>
+        <w:rPr>
+          <w:b/>
+          <w:bCs/>
+          <w:sz w:val="24"/>
+          <w:szCs w:val="24"/>
+        </w:rPr>
+        <w:t>12</w:t>
+      </w:r>
+      <w:r>
+        <w:rPr>
+          <w:b/>
+          <w:bCs/>
+          <w:sz w:val="24"/>
+          <w:szCs w:val="24"/>
+        </w:rPr>
+        <w:t>/03/2026</w:t>
+      </w:r>
+    </w:p>
+    <w:p>
+      <w:pPr>
+        <w:rPr>
+          <w:sz w:val="24"/>
+          <w:szCs w:val="24"/>
+        </w:rPr>
+      </w:pPr>
+    </w:p>
+    <w:p>
+      <w:pPr>
+        <w:rPr>
+          <w:rStyle w:val="Forte"/>
+        </w:rPr>
+      </w:pPr>
+      <w:r>
+        <w:rPr>
+          <w:rStyle w:val="Forte"/>
+        </w:rPr>
+        <w:t xml:space="preserve">Atividades realizadas: </w:t>
+      </w:r>
+    </w:p>
+    <w:p>
+      <w:pPr>
+        <w:rPr>
+          <w:sz w:val="24"/>
+          <w:szCs w:val="24"/>
+        </w:rPr>
+      </w:pPr>
+      <w:r>
+        <w:rPr>
+          <w:sz w:val="24"/>
+          <w:szCs w:val="24"/>
+        </w:rPr>
+        <w:t>O professor orientador informou que, na próxima aula de TCC, iremos apresentar as propostas do projeto. Diante disso, decidimos que todos os integrantes do grupo retornasse</w:t>
+      </w:r>
+      <w:r>
+        <w:rPr>
+          <w:sz w:val="24"/>
+          <w:szCs w:val="24"/>
+        </w:rPr>
+        <w:t>m</w:t>
+      </w:r>
+      <w:r>
+        <w:rPr>
+          <w:sz w:val="24"/>
+          <w:szCs w:val="24"/>
+        </w:rPr>
+        <w:t xml:space="preserve"> </w:t>
+      </w:r>
+      <w:r>
+        <w:rPr>
+          <w:sz w:val="24"/>
+          <w:szCs w:val="24"/>
+        </w:rPr>
+        <w:t>à</w:t>
+      </w:r>
+      <w:r>
+        <w:rPr>
+          <w:sz w:val="24"/>
+          <w:szCs w:val="24"/>
+        </w:rPr>
+        <w:t xml:space="preserve"> pesquisa</w:t>
+      </w:r>
+      <w:r>
+        <w:rPr>
+          <w:sz w:val="24"/>
+          <w:szCs w:val="24"/>
+        </w:rPr>
+        <w:t xml:space="preserve"> de</w:t>
+      </w:r>
+      <w:r>
+        <w:rPr>
+          <w:sz w:val="24"/>
+          <w:szCs w:val="24"/>
+        </w:rPr>
+        <w:t xml:space="preserve"> artigos, desta vez com foco em cuidados e saúde das plantas, bem como disseminação de conhecimento sobre as </w:t>
+      </w:r>
+      <w:proofErr w:type="spellStart"/>
+      <w:r>
+        <w:rPr>
+          <w:sz w:val="24"/>
+          <w:szCs w:val="24"/>
+        </w:rPr>
+        <w:t>PANCs</w:t>
+      </w:r>
+      <w:proofErr w:type="spellEnd"/>
+      <w:r>
+        <w:rPr>
+          <w:sz w:val="24"/>
+          <w:szCs w:val="24"/>
+        </w:rPr>
+        <w:t>, para que, assim, possamos desenvolver duas propostas como opção.</w:t>
+      </w:r>
+    </w:p>
+    <w:p>
+      <w:pPr>
+        <w:rPr>
+          <w:sz w:val="24"/>
+          <w:szCs w:val="24"/>
+        </w:rPr>
+      </w:pPr>
+    </w:p>
+    <w:p>
+      <w:pPr>
+        <w:rPr>
+          <w:b/>
+          <w:bCs/>
+        </w:rPr>
+      </w:pPr>
+      <w:r>
+        <w:rPr>
+          <w:rStyle w:val="Forte"/>
+        </w:rPr>
+        <w:t>Decisões tomadas:</w:t>
+      </w:r>
+      <w:r>
+        <w:rPr>
+          <w:sz w:val="24"/>
+          <w:szCs w:val="24"/>
+        </w:rPr>
+        <w:t xml:space="preserve"> </w:t>
+      </w:r>
+    </w:p>
+    <w:p>
+      <w:pPr>
+        <w:rPr>
+          <w:sz w:val="24"/>
+          <w:szCs w:val="24"/>
+        </w:rPr>
+      </w:pPr>
+      <w:r>
+        <w:rPr>
+          <w:sz w:val="24"/>
+          <w:szCs w:val="24"/>
+        </w:rPr>
+        <w:t>Decidimos realizar as pesquisas dos artigos</w:t>
+      </w:r>
+      <w:r>
+        <w:rPr>
+          <w:sz w:val="24"/>
+          <w:szCs w:val="24"/>
+        </w:rPr>
+        <w:t xml:space="preserve"> que servirão como base para o desenvolvimento das propostas. O grupo já possui duas propostas em mente, que serão aprimoradas com base n</w:t>
+      </w:r>
+      <w:r>
+        <w:rPr>
+          <w:sz w:val="24"/>
+          <w:szCs w:val="24"/>
+        </w:rPr>
+        <w:t>essas pesquisas</w:t>
+      </w:r>
+      <w:r>
+        <w:rPr>
+          <w:sz w:val="24"/>
+          <w:szCs w:val="24"/>
+        </w:rPr>
+        <w:t xml:space="preserve"> para apresentação na próxima aula.</w:t>
+      </w:r>
+    </w:p>
+    <w:p>
+      <w:pPr>
+        <w:rPr>
+          <w:sz w:val="24"/>
+          <w:szCs w:val="24"/>
+        </w:rPr>
+      </w:pPr>
+    </w:p>
+    <w:p>
+      <w:pPr>
+        <w:rPr>
+          <w:rStyle w:val="Forte"/>
+        </w:rPr>
+      </w:pPr>
+      <w:r>
+        <w:rPr>
+          <w:rStyle w:val="Forte"/>
+        </w:rPr>
+        <w:t xml:space="preserve">Próximos passos: </w:t>
+      </w:r>
+    </w:p>
+    <w:p>
+      <w:pPr>
+        <w:rPr>
+          <w:sz w:val="24"/>
+          <w:szCs w:val="24"/>
+        </w:rPr>
+      </w:pPr>
+      <w:r>
+        <w:rPr>
+          <w:sz w:val="24"/>
+          <w:szCs w:val="24"/>
+        </w:rPr>
+        <w:t>Cada integrante enviar suas pesquisas realizadas, para que, assim, possamos preparar o material da apresentação.</w:t>
+      </w:r>
+    </w:p>
+    <w:p>
+      <w:pPr>
+        <w:rPr>
+          <w:sz w:val="24"/>
+          <w:szCs w:val="24"/>
+        </w:rPr>
+      </w:pPr>
+    </w:p>
+    <w:p>
+      <w:pPr>
+        <w:rPr>
+          <w:sz w:val="24"/>
+          <w:szCs w:val="24"/>
+        </w:rPr>
+      </w:pPr>
+    </w:p>
+    <w:p>
+      <w:pPr>
+        <w:rPr>
+          <w:b/>
+          <w:bCs/>
+          <w:sz w:val="24"/>
+          <w:szCs w:val="24"/>
+        </w:rPr>
+      </w:pPr>
+      <w:r>
+        <w:rPr>
+          <w:b/>
+          <w:bCs/>
+          <w:sz w:val="24"/>
+          <w:szCs w:val="24"/>
+        </w:rPr>
+        <w:t>DATA: 1</w:t>
+      </w:r>
+      <w:r>
+        <w:rPr>
+          <w:b/>
+          <w:bCs/>
+          <w:sz w:val="24"/>
+          <w:szCs w:val="24"/>
+        </w:rPr>
+        <w:t>9</w:t>
+      </w:r>
+      <w:r>
+        <w:rPr>
+          <w:b/>
+          <w:bCs/>
+          <w:sz w:val="24"/>
+          <w:szCs w:val="24"/>
+        </w:rPr>
+        <w:t>/03/2026</w:t>
+      </w:r>
+    </w:p>
+    <w:p>
+      <w:pPr>
+        <w:rPr>
+          <w:sz w:val="24"/>
+          <w:szCs w:val="24"/>
+        </w:rPr>
+      </w:pPr>
+    </w:p>
+    <w:p>
+      <w:pPr>
+        <w:rPr>
+          <w:rStyle w:val="Forte"/>
+        </w:rPr>
+      </w:pPr>
+      <w:r>
+        <w:rPr>
+          <w:rStyle w:val="Forte"/>
+        </w:rPr>
+        <w:t xml:space="preserve">Atividades realizadas: </w:t>
+      </w:r>
+    </w:p>
+    <w:p>
+      <w:pPr>
+        <w:rPr>
+          <w:sz w:val="24"/>
+          <w:szCs w:val="24"/>
+        </w:rPr>
+      </w:pPr>
+      <w:r>
+        <w:rPr>
+          <w:sz w:val="24"/>
+          <w:szCs w:val="24"/>
+        </w:rPr>
+        <w:t>Não houve aula nesta data.</w:t>
+      </w:r>
+    </w:p>
+    <w:p>
+      <w:pPr>
+        <w:rPr>
+          <w:sz w:val="24"/>
+          <w:szCs w:val="24"/>
+        </w:rPr>
+      </w:pPr>
+    </w:p>
+    <w:p>
+      <w:pPr>
+        <w:rPr>
+          <w:b/>
+          <w:bCs/>
+        </w:rPr>
+      </w:pPr>
+      <w:r>
+        <w:rPr>
+          <w:rStyle w:val="Forte"/>
+        </w:rPr>
+        <w:t>Decisões tomadas:</w:t>
+      </w:r>
+      <w:r>
+        <w:rPr>
+          <w:sz w:val="24"/>
+          <w:szCs w:val="24"/>
+        </w:rPr>
+        <w:t xml:space="preserve"> </w:t>
+      </w:r>
+    </w:p>
+    <w:p>
+      <w:pPr>
+        <w:rPr>
+          <w:sz w:val="24"/>
+          <w:szCs w:val="24"/>
+        </w:rPr>
+      </w:pPr>
+      <w:r>
+        <w:rPr>
+          <w:sz w:val="24"/>
+          <w:szCs w:val="24"/>
+        </w:rPr>
+        <w:t>Não se aplica</w:t>
+      </w:r>
+      <w:r>
+        <w:rPr>
+          <w:sz w:val="24"/>
+          <w:szCs w:val="24"/>
+        </w:rPr>
+        <w:t>.</w:t>
+      </w:r>
+    </w:p>
+    <w:p>
+      <w:pPr>
+        <w:rPr>
+          <w:sz w:val="24"/>
+          <w:szCs w:val="24"/>
+        </w:rPr>
+      </w:pPr>
+    </w:p>
+    <w:p>
+      <w:pPr>
+        <w:rPr>
+          <w:rStyle w:val="Forte"/>
+        </w:rPr>
+      </w:pPr>
+      <w:r>
+        <w:rPr>
+          <w:rStyle w:val="Forte"/>
+        </w:rPr>
+        <w:t xml:space="preserve">Próximos passos: </w:t>
+      </w:r>
+    </w:p>
+    <w:p>
+      <w:pPr>
+        <w:rPr>
+          <w:sz w:val="24"/>
+          <w:szCs w:val="24"/>
+        </w:rPr>
+      </w:pPr>
+      <w:r>
+        <w:rPr>
+          <w:sz w:val="24"/>
+          <w:szCs w:val="24"/>
+        </w:rPr>
+        <w:t>Aguardar a próxima aula para dar continuidade</w:t>
       </w:r>
       <w:bookmarkStart w:id="0" w:name="_GoBack"/>
       <w:bookmarkEnd w:id="0"/>
@@ -1056,14 +1472,7 @@
           <w:sz w:val="24"/>
           <w:szCs w:val="24"/>
         </w:rPr>
-        <w:t>que fazer adiante</w:t>
-      </w:r>
-      <w:r>
-        <w:rPr>
-          <w:sz w:val="24"/>
-          <w:szCs w:val="24"/>
-        </w:rPr>
-        <w:t>.</w:t>
+        <w:t xml:space="preserve"> ao projeto.</w:t>
       </w:r>
     </w:p>
     <w:sectPr>

--- a/Diário de bordo/Diário De Bordo (Oficial).docx
+++ b/Diário de bordo/Diário De Bordo (Oficial).docx
@@ -18,6 +18,14 @@
           <w:sz w:val="28"/>
           <w:szCs w:val="28"/>
         </w:rPr>
+        <w:t xml:space="preserve">CENTRO PAULO SOPUZA </w:t>
+      </w:r>
+      <w:r>
+        <w:rPr>
+          <w:b/>
+          <w:sz w:val="28"/>
+          <w:szCs w:val="28"/>
+        </w:rPr>
         <w:t>ETEC PROFESSOR CAMARGO ARANHA</w:t>
       </w:r>
     </w:p>
@@ -37,8 +45,18 @@
           <w:sz w:val="28"/>
           <w:szCs w:val="28"/>
         </w:rPr>
-        <w:t>Desenvolvimento de Sistemas</w:t>
-      </w:r>
+        <w:t>D</w:t>
+      </w:r>
+      <w:r>
+        <w:rPr>
+          <w:b/>
+          <w:sz w:val="28"/>
+          <w:szCs w:val="28"/>
+        </w:rPr>
+        <w:t>ESENVOLVIMENTO DE SISTEMAS</w:t>
+      </w:r>
+      <w:bookmarkStart w:id="0" w:name="_GoBack"/>
+      <w:bookmarkEnd w:id="0"/>
     </w:p>
     <w:p>
       <w:pPr>
@@ -2591,8 +2609,6 @@
           <w:szCs w:val="24"/>
         </w:rPr>
       </w:pPr>
-      <w:bookmarkStart w:id="0" w:name="_GoBack"/>
-      <w:bookmarkEnd w:id="0"/>
     </w:p>
     <w:p>
       <w:pPr>
@@ -3777,7 +3793,7 @@
 </file>
 
 <file path=customXml/itemProps1.xml><?xml version="1.0" encoding="utf-8"?>
-<ds:datastoreItem xmlns:ds="http://schemas.openxmlformats.org/officeDocument/2006/customXml" ds:itemID="{CA230179-A795-4AA9-A094-05727523E780}">
+<ds:datastoreItem xmlns:ds="http://schemas.openxmlformats.org/officeDocument/2006/customXml" ds:itemID="{D2560AA8-A2C4-4AB6-B2FE-28F328E8788B}">
   <ds:schemaRefs>
     <ds:schemaRef ds:uri="http://schemas.openxmlformats.org/officeDocument/2006/bibliography"/>
   </ds:schemaRefs>

--- a/Diário de bordo/Diário De Bordo (Oficial).docx
+++ b/Diário de bordo/Diário De Bordo (Oficial).docx
@@ -560,7 +560,35 @@
           <w:sz w:val="24"/>
           <w:szCs w:val="24"/>
         </w:rPr>
-        <w:t>, com a orientação do professor, percebemos que talvez tenhamos sido precipitados demais, pois pulamos etapas importantes para definir um tema coerente com uma problemática social que justificasse o projeto.</w:t>
+        <w:t>, com a orientação do</w:t>
+      </w:r>
+      <w:r>
+        <w:rPr>
+          <w:sz w:val="24"/>
+          <w:szCs w:val="24"/>
+        </w:rPr>
+        <w:t>s</w:t>
+      </w:r>
+      <w:r>
+        <w:rPr>
+          <w:sz w:val="24"/>
+          <w:szCs w:val="24"/>
+        </w:rPr>
+        <w:t xml:space="preserve"> professor</w:t>
+      </w:r>
+      <w:r>
+        <w:rPr>
+          <w:sz w:val="24"/>
+          <w:szCs w:val="24"/>
+        </w:rPr>
+        <w:t>es Ricardo Palhares e Davi Vilar</w:t>
+      </w:r>
+      <w:r>
+        <w:rPr>
+          <w:sz w:val="24"/>
+          <w:szCs w:val="24"/>
+        </w:rPr>
+        <w:t>, percebemos que talvez tenhamos sido precipitados demais, pois pulamos etapas importantes para definir um tema coerente com uma problemática social que justificasse o projeto.</w:t>
       </w:r>
     </w:p>
     <w:p>
@@ -782,65 +810,86 @@
           <w:sz w:val="24"/>
           <w:szCs w:val="24"/>
         </w:rPr>
-        <w:t>O professor orientou buscarmos um artigo para leitura e análise. A atividade consistiu em identificar o objetivo geral, os objetivos específicos, a metodologia utilizada e a conclusão. Por fim, escrever uma breve síntese sobre o artigo.</w:t>
-      </w:r>
-    </w:p>
-    <w:p>
-      <w:pPr>
-        <w:spacing w:line="360" w:lineRule="auto"/>
-        <w:ind w:firstLine="709"/>
-        <w:jc w:val="both"/>
-        <w:rPr>
-          <w:sz w:val="24"/>
-          <w:szCs w:val="24"/>
-        </w:rPr>
-      </w:pPr>
-    </w:p>
-    <w:p>
-      <w:pPr>
-        <w:spacing w:line="360" w:lineRule="auto"/>
-        <w:ind w:firstLine="709"/>
-        <w:jc w:val="both"/>
-        <w:rPr>
-          <w:sz w:val="24"/>
-          <w:szCs w:val="24"/>
-        </w:rPr>
-      </w:pPr>
-      <w:r>
-        <w:rPr>
-          <w:sz w:val="24"/>
-          <w:szCs w:val="24"/>
-        </w:rPr>
-        <w:t xml:space="preserve">Em grupo, discutimos as ideias das pesquisas que tínhamos combinado fazer e levantamos problemáticas com base no que encontramos. Apresentamos algumas dessas ideias aos orientadores, que nos ajudaram a compreender melhor o que tínhamos que fazer para começar a planejar o projeto de forma coerente. </w:t>
-      </w:r>
-    </w:p>
-    <w:p>
-      <w:pPr>
-        <w:spacing w:line="360" w:lineRule="auto"/>
-        <w:ind w:firstLine="709"/>
-        <w:jc w:val="both"/>
-        <w:rPr>
-          <w:sz w:val="24"/>
-          <w:szCs w:val="24"/>
-        </w:rPr>
-      </w:pPr>
-    </w:p>
-    <w:p>
-      <w:pPr>
-        <w:spacing w:line="360" w:lineRule="auto"/>
-        <w:ind w:firstLine="709"/>
-        <w:jc w:val="both"/>
-        <w:rPr>
-          <w:sz w:val="24"/>
-          <w:szCs w:val="24"/>
-        </w:rPr>
-      </w:pPr>
+        <w:t>O professor</w:t>
+      </w:r>
+      <w:r>
+        <w:rPr>
+          <w:sz w:val="24"/>
+          <w:szCs w:val="24"/>
+        </w:rPr>
+        <w:t xml:space="preserve"> Palhares</w:t>
+      </w:r>
+      <w:r>
+        <w:rPr>
+          <w:sz w:val="24"/>
+          <w:szCs w:val="24"/>
+        </w:rPr>
+        <w:t xml:space="preserve"> orientou buscarmos um artigo para leitura e análise. A atividade consistiu em identificar o objetivo geral, os objetivos específicos, a metodologia utilizada e a conclusão. Por fim, escrever uma breve síntese sobre o artigo.</w:t>
+      </w:r>
+    </w:p>
+    <w:p>
+      <w:pPr>
+        <w:spacing w:line="360" w:lineRule="auto"/>
+        <w:ind w:firstLine="709"/>
+        <w:jc w:val="both"/>
+        <w:rPr>
+          <w:sz w:val="24"/>
+          <w:szCs w:val="24"/>
+        </w:rPr>
+      </w:pPr>
+    </w:p>
+    <w:p>
+      <w:pPr>
+        <w:spacing w:line="360" w:lineRule="auto"/>
+        <w:ind w:firstLine="709"/>
+        <w:jc w:val="both"/>
+        <w:rPr>
+          <w:sz w:val="24"/>
+          <w:szCs w:val="24"/>
+        </w:rPr>
+      </w:pPr>
+      <w:r>
+        <w:rPr>
+          <w:sz w:val="24"/>
+          <w:szCs w:val="24"/>
+        </w:rPr>
+        <w:t xml:space="preserve">Em grupo, discutimos as ideias das pesquisas que tínhamos combinado fazer e levantamos problemáticas com base no que encontramos. Apresentamos algumas </w:t>
+      </w:r>
       <w:r>
         <w:rPr>
           <w:sz w:val="24"/>
           <w:szCs w:val="24"/>
         </w:rPr>
         <w:lastRenderedPageBreak/>
+        <w:t xml:space="preserve">dessas ideias aos orientadores, que nos ajudaram a compreender melhor o que tínhamos que fazer para começar a planejar o projeto de forma coerente. </w:t>
+      </w:r>
+    </w:p>
+    <w:p>
+      <w:pPr>
+        <w:spacing w:line="360" w:lineRule="auto"/>
+        <w:ind w:firstLine="709"/>
+        <w:jc w:val="both"/>
+        <w:rPr>
+          <w:sz w:val="24"/>
+          <w:szCs w:val="24"/>
+        </w:rPr>
+      </w:pPr>
+    </w:p>
+    <w:p>
+      <w:pPr>
+        <w:spacing w:line="360" w:lineRule="auto"/>
+        <w:ind w:firstLine="709"/>
+        <w:jc w:val="both"/>
+        <w:rPr>
+          <w:sz w:val="24"/>
+          <w:szCs w:val="24"/>
+        </w:rPr>
+      </w:pPr>
+      <w:r>
+        <w:rPr>
+          <w:sz w:val="24"/>
+          <w:szCs w:val="24"/>
+        </w:rPr>
         <w:t xml:space="preserve">Além disso, criamos uma pasta compartilhada no </w:t>
       </w:r>
       <w:r>
@@ -961,7 +1010,21 @@
           <w:sz w:val="24"/>
           <w:szCs w:val="24"/>
         </w:rPr>
-        <w:t xml:space="preserve">Terminar a atividade proposta pelo professor e continuar pesquisando possíveis problemáticas para o nosso TCC. </w:t>
+        <w:t>Terminar a atividade proposta pelo professo</w:t>
+      </w:r>
+      <w:r>
+        <w:rPr>
+          <w:sz w:val="24"/>
+          <w:szCs w:val="24"/>
+        </w:rPr>
+        <w:t>r</w:t>
+      </w:r>
+      <w:r>
+        <w:rPr>
+          <w:sz w:val="24"/>
+          <w:szCs w:val="24"/>
+        </w:rPr>
+        <w:t xml:space="preserve"> e continuar pesquisando possíveis problemáticas para o nosso TCC. </w:t>
       </w:r>
     </w:p>
     <w:p>
@@ -1327,6 +1390,7 @@
           <w:sz w:val="24"/>
           <w:szCs w:val="24"/>
         </w:rPr>
+        <w:lastRenderedPageBreak/>
         <w:t xml:space="preserve">Atividades realizadas: </w:t>
       </w:r>
     </w:p>
@@ -1345,7 +1409,21 @@
           <w:sz w:val="24"/>
           <w:szCs w:val="24"/>
         </w:rPr>
-        <w:t xml:space="preserve">Após recebermos um retorno positivo do professor orientador sobre o possível tema do nosso projeto, decidimos dividir o grupo para que cada integrante </w:t>
+        <w:t>Após recebermos um retorno positivo do professor orientador</w:t>
+      </w:r>
+      <w:r>
+        <w:rPr>
+          <w:sz w:val="24"/>
+          <w:szCs w:val="24"/>
+        </w:rPr>
+        <w:t xml:space="preserve"> Palhares</w:t>
+      </w:r>
+      <w:r>
+        <w:rPr>
+          <w:sz w:val="24"/>
+          <w:szCs w:val="24"/>
+        </w:rPr>
+        <w:t xml:space="preserve"> sobre o possível tema do nosso projeto, decidimos dividir o grupo para que cada integrante </w:t>
       </w:r>
       <w:r>
         <w:rPr>
@@ -1359,134 +1437,737 @@
           <w:sz w:val="24"/>
           <w:szCs w:val="24"/>
         </w:rPr>
+        <w:t>foca</w:t>
+      </w:r>
+      <w:r>
+        <w:rPr>
+          <w:sz w:val="24"/>
+          <w:szCs w:val="24"/>
+        </w:rPr>
+        <w:t>r</w:t>
+      </w:r>
+      <w:r>
+        <w:rPr>
+          <w:sz w:val="24"/>
+          <w:szCs w:val="24"/>
+        </w:rPr>
+        <w:t xml:space="preserve"> em </w:t>
+      </w:r>
+      <w:r>
+        <w:rPr>
+          <w:sz w:val="24"/>
+          <w:szCs w:val="24"/>
+        </w:rPr>
+        <w:t>uma tarefa</w:t>
+      </w:r>
+      <w:r>
+        <w:rPr>
+          <w:sz w:val="24"/>
+          <w:szCs w:val="24"/>
+        </w:rPr>
+        <w:t xml:space="preserve"> espec</w:t>
+      </w:r>
+      <w:r>
+        <w:rPr>
+          <w:sz w:val="24"/>
+          <w:szCs w:val="24"/>
+        </w:rPr>
+        <w:t>í</w:t>
+      </w:r>
+      <w:r>
+        <w:rPr>
+          <w:sz w:val="24"/>
+          <w:szCs w:val="24"/>
+        </w:rPr>
+        <w:t>fic</w:t>
+      </w:r>
+      <w:r>
+        <w:rPr>
+          <w:sz w:val="24"/>
+          <w:szCs w:val="24"/>
+        </w:rPr>
+        <w:t>a</w:t>
+      </w:r>
+      <w:r>
+        <w:rPr>
+          <w:sz w:val="24"/>
+          <w:szCs w:val="24"/>
+        </w:rPr>
+        <w:t xml:space="preserve">. Conversamos e </w:t>
+      </w:r>
+      <w:r>
+        <w:rPr>
+          <w:sz w:val="24"/>
+          <w:szCs w:val="24"/>
+        </w:rPr>
+        <w:t>optamos p</w:t>
+      </w:r>
+      <w:r>
+        <w:rPr>
+          <w:sz w:val="24"/>
+          <w:szCs w:val="24"/>
+        </w:rPr>
+        <w:t>ela</w:t>
+      </w:r>
+      <w:r>
+        <w:rPr>
+          <w:sz w:val="24"/>
+          <w:szCs w:val="24"/>
+        </w:rPr>
+        <w:t xml:space="preserve"> seguinte divisão: A Leticia </w:t>
+      </w:r>
+      <w:r>
+        <w:rPr>
+          <w:sz w:val="24"/>
+          <w:szCs w:val="24"/>
+        </w:rPr>
+        <w:t>fi</w:t>
+      </w:r>
+      <w:r>
+        <w:rPr>
+          <w:sz w:val="24"/>
+          <w:szCs w:val="24"/>
+        </w:rPr>
+        <w:t>cará responsável por finalizar</w:t>
+      </w:r>
+      <w:r>
+        <w:rPr>
+          <w:sz w:val="24"/>
+          <w:szCs w:val="24"/>
+        </w:rPr>
+        <w:t xml:space="preserve"> um modelo visual do </w:t>
+      </w:r>
+      <w:r>
+        <w:rPr>
+          <w:sz w:val="24"/>
+          <w:szCs w:val="24"/>
+        </w:rPr>
+        <w:t>aplicativo;</w:t>
+      </w:r>
+      <w:r>
+        <w:rPr>
+          <w:sz w:val="24"/>
+          <w:szCs w:val="24"/>
+        </w:rPr>
+        <w:t xml:space="preserve"> Laís e Thiago irão focar em estudar e se aprofundar em React (React é uma biblioteca JavaScript utilizada para criar interfaces de sites e aplicações web interativas);</w:t>
+      </w:r>
+      <w:r>
+        <w:rPr>
+          <w:sz w:val="24"/>
+          <w:szCs w:val="24"/>
+        </w:rPr>
+        <w:t xml:space="preserve"> enquanto Rebeca </w:t>
+      </w:r>
+      <w:r>
+        <w:rPr>
+          <w:sz w:val="24"/>
+          <w:szCs w:val="24"/>
+        </w:rPr>
+        <w:t>dará continuidade</w:t>
+      </w:r>
+      <w:r>
+        <w:rPr>
+          <w:sz w:val="24"/>
+          <w:szCs w:val="24"/>
+        </w:rPr>
+        <w:t xml:space="preserve"> </w:t>
+      </w:r>
+      <w:r>
+        <w:rPr>
+          <w:sz w:val="24"/>
+          <w:szCs w:val="24"/>
+        </w:rPr>
+        <w:t>à</w:t>
+      </w:r>
+      <w:r>
+        <w:rPr>
+          <w:sz w:val="24"/>
+          <w:szCs w:val="24"/>
+        </w:rPr>
+        <w:t xml:space="preserve"> pesquisa de artigos</w:t>
+      </w:r>
+      <w:r>
+        <w:rPr>
+          <w:sz w:val="24"/>
+          <w:szCs w:val="24"/>
+        </w:rPr>
+        <w:t xml:space="preserve">, </w:t>
+      </w:r>
+      <w:r>
+        <w:rPr>
+          <w:sz w:val="24"/>
+          <w:szCs w:val="24"/>
+        </w:rPr>
+        <w:t xml:space="preserve">agora </w:t>
+      </w:r>
+      <w:r>
+        <w:rPr>
+          <w:sz w:val="24"/>
+          <w:szCs w:val="24"/>
+        </w:rPr>
+        <w:t>com foco</w:t>
+      </w:r>
+      <w:r>
+        <w:rPr>
+          <w:sz w:val="24"/>
+          <w:szCs w:val="24"/>
+        </w:rPr>
+        <w:t xml:space="preserve"> em identificação de plantas</w:t>
+      </w:r>
+      <w:r>
+        <w:rPr>
+          <w:sz w:val="24"/>
+          <w:szCs w:val="24"/>
+        </w:rPr>
+        <w:t xml:space="preserve"> por meio de inteligência artificial</w:t>
+      </w:r>
+      <w:r>
+        <w:rPr>
+          <w:sz w:val="24"/>
+          <w:szCs w:val="24"/>
+        </w:rPr>
+        <w:t>.</w:t>
+      </w:r>
+      <w:r>
+        <w:rPr>
+          <w:sz w:val="24"/>
+          <w:szCs w:val="24"/>
+        </w:rPr>
+        <w:t xml:space="preserve">     </w:t>
+      </w:r>
+      <w:r>
+        <w:rPr>
+          <w:sz w:val="24"/>
+          <w:szCs w:val="24"/>
+        </w:rPr>
+        <w:t xml:space="preserve">  </w:t>
+      </w:r>
+    </w:p>
+    <w:p>
+      <w:pPr>
+        <w:spacing w:line="360" w:lineRule="auto"/>
+        <w:ind w:firstLine="709"/>
+        <w:jc w:val="both"/>
+        <w:rPr>
+          <w:sz w:val="24"/>
+          <w:szCs w:val="24"/>
+        </w:rPr>
+      </w:pPr>
+    </w:p>
+    <w:p>
+      <w:pPr>
+        <w:spacing w:line="360" w:lineRule="auto"/>
+        <w:jc w:val="both"/>
+        <w:rPr>
+          <w:b/>
+          <w:bCs/>
+          <w:sz w:val="24"/>
+          <w:szCs w:val="24"/>
+        </w:rPr>
+      </w:pPr>
+      <w:r>
+        <w:rPr>
+          <w:rStyle w:val="Forte"/>
+          <w:sz w:val="24"/>
+          <w:szCs w:val="24"/>
+        </w:rPr>
+        <w:t>Decisões tomadas:</w:t>
+      </w:r>
+      <w:r>
+        <w:rPr>
+          <w:sz w:val="24"/>
+          <w:szCs w:val="24"/>
+        </w:rPr>
+        <w:t xml:space="preserve"> </w:t>
+      </w:r>
+    </w:p>
+    <w:p>
+      <w:pPr>
+        <w:spacing w:line="360" w:lineRule="auto"/>
+        <w:ind w:firstLine="709"/>
+        <w:jc w:val="both"/>
+        <w:rPr>
+          <w:sz w:val="24"/>
+          <w:szCs w:val="24"/>
+        </w:rPr>
+      </w:pPr>
+      <w:r>
+        <w:rPr>
+          <w:sz w:val="24"/>
+          <w:szCs w:val="24"/>
+        </w:rPr>
+        <w:t>Decidimos dividir as tarefas entre os integrantes do grupo para agilizar a organização e o andamento do projeto.</w:t>
+      </w:r>
+    </w:p>
+    <w:p>
+      <w:pPr>
+        <w:spacing w:line="360" w:lineRule="auto"/>
+        <w:ind w:firstLine="709"/>
+        <w:jc w:val="both"/>
+        <w:rPr>
+          <w:sz w:val="24"/>
+          <w:szCs w:val="24"/>
+        </w:rPr>
+      </w:pPr>
+    </w:p>
+    <w:p>
+      <w:pPr>
+        <w:spacing w:line="360" w:lineRule="auto"/>
+        <w:jc w:val="both"/>
+        <w:rPr>
+          <w:rStyle w:val="Forte"/>
+          <w:sz w:val="24"/>
+          <w:szCs w:val="24"/>
+        </w:rPr>
+      </w:pPr>
+      <w:r>
+        <w:rPr>
+          <w:rStyle w:val="Forte"/>
+          <w:sz w:val="24"/>
+          <w:szCs w:val="24"/>
+        </w:rPr>
+        <w:t xml:space="preserve">Próximos passos: </w:t>
+      </w:r>
+    </w:p>
+    <w:p>
+      <w:pPr>
+        <w:spacing w:line="360" w:lineRule="auto"/>
+        <w:ind w:firstLine="709"/>
+        <w:jc w:val="both"/>
+        <w:rPr>
+          <w:sz w:val="24"/>
+          <w:szCs w:val="24"/>
+        </w:rPr>
+      </w:pPr>
+      <w:r>
+        <w:rPr>
+          <w:sz w:val="24"/>
+          <w:szCs w:val="24"/>
+        </w:rPr>
+        <w:t>Cada integrante realizar a tarefa designada, para que possamos depois discutir o que fazer adiante.</w:t>
+      </w:r>
+    </w:p>
+    <w:p>
+      <w:pPr>
+        <w:spacing w:line="360" w:lineRule="auto"/>
+        <w:ind w:firstLine="709"/>
+        <w:jc w:val="both"/>
+        <w:rPr>
+          <w:sz w:val="24"/>
+          <w:szCs w:val="24"/>
+        </w:rPr>
+      </w:pPr>
+    </w:p>
+    <w:p>
+      <w:pPr>
+        <w:spacing w:line="360" w:lineRule="auto"/>
+        <w:ind w:firstLine="709"/>
+        <w:jc w:val="both"/>
+        <w:rPr>
+          <w:sz w:val="24"/>
+          <w:szCs w:val="24"/>
+        </w:rPr>
+      </w:pPr>
+    </w:p>
+    <w:p>
+      <w:pPr>
+        <w:spacing w:line="360" w:lineRule="auto"/>
+        <w:jc w:val="both"/>
+        <w:rPr>
+          <w:b/>
+          <w:bCs/>
+          <w:sz w:val="24"/>
+          <w:szCs w:val="24"/>
+        </w:rPr>
+      </w:pPr>
+      <w:r>
+        <w:rPr>
+          <w:b/>
+          <w:bCs/>
+          <w:sz w:val="24"/>
+          <w:szCs w:val="24"/>
+        </w:rPr>
+        <w:t>D</w:t>
+      </w:r>
+      <w:r>
+        <w:rPr>
+          <w:b/>
+          <w:bCs/>
+          <w:sz w:val="24"/>
+          <w:szCs w:val="24"/>
+        </w:rPr>
+        <w:t>ata</w:t>
+      </w:r>
+      <w:r>
+        <w:rPr>
+          <w:b/>
+          <w:bCs/>
+          <w:sz w:val="24"/>
+          <w:szCs w:val="24"/>
+        </w:rPr>
+        <w:t>: 12</w:t>
+      </w:r>
+      <w:r>
+        <w:rPr>
+          <w:b/>
+          <w:bCs/>
+          <w:sz w:val="24"/>
+          <w:szCs w:val="24"/>
+        </w:rPr>
+        <w:t xml:space="preserve"> de março de 2026</w:t>
+      </w:r>
+    </w:p>
+    <w:p>
+      <w:pPr>
+        <w:spacing w:line="360" w:lineRule="auto"/>
+        <w:ind w:firstLine="709"/>
+        <w:jc w:val="both"/>
+        <w:rPr>
+          <w:sz w:val="24"/>
+          <w:szCs w:val="24"/>
+        </w:rPr>
+      </w:pPr>
+    </w:p>
+    <w:p>
+      <w:pPr>
+        <w:spacing w:line="360" w:lineRule="auto"/>
+        <w:jc w:val="both"/>
+        <w:rPr>
+          <w:rStyle w:val="Forte"/>
+          <w:sz w:val="24"/>
+          <w:szCs w:val="24"/>
+        </w:rPr>
+      </w:pPr>
+      <w:r>
+        <w:rPr>
+          <w:rStyle w:val="Forte"/>
+          <w:sz w:val="24"/>
+          <w:szCs w:val="24"/>
+        </w:rPr>
+        <w:t xml:space="preserve">Atividades realizadas: </w:t>
+      </w:r>
+    </w:p>
+    <w:p>
+      <w:pPr>
+        <w:spacing w:line="360" w:lineRule="auto"/>
+        <w:ind w:firstLine="709"/>
+        <w:jc w:val="both"/>
+        <w:rPr>
+          <w:sz w:val="24"/>
+          <w:szCs w:val="24"/>
+        </w:rPr>
+      </w:pPr>
+      <w:r>
+        <w:rPr>
+          <w:sz w:val="24"/>
+          <w:szCs w:val="24"/>
+        </w:rPr>
+        <w:t>O professor orientador</w:t>
+      </w:r>
+      <w:r>
+        <w:rPr>
+          <w:sz w:val="24"/>
+          <w:szCs w:val="24"/>
+        </w:rPr>
+        <w:t xml:space="preserve"> Palhares</w:t>
+      </w:r>
+      <w:r>
+        <w:rPr>
+          <w:sz w:val="24"/>
+          <w:szCs w:val="24"/>
+        </w:rPr>
+        <w:t xml:space="preserve"> informou que, na próxima aula de TCC, iremos apresentar as propostas do projeto. Diante disso, decidimos que todos os integrantes do grupo retornasse</w:t>
+      </w:r>
+      <w:r>
+        <w:rPr>
+          <w:sz w:val="24"/>
+          <w:szCs w:val="24"/>
+        </w:rPr>
+        <w:t>m</w:t>
+      </w:r>
+      <w:r>
+        <w:rPr>
+          <w:sz w:val="24"/>
+          <w:szCs w:val="24"/>
+        </w:rPr>
+        <w:t xml:space="preserve"> </w:t>
+      </w:r>
+      <w:r>
+        <w:rPr>
+          <w:sz w:val="24"/>
+          <w:szCs w:val="24"/>
+        </w:rPr>
+        <w:t>à</w:t>
+      </w:r>
+      <w:r>
+        <w:rPr>
+          <w:sz w:val="24"/>
+          <w:szCs w:val="24"/>
+        </w:rPr>
+        <w:t xml:space="preserve"> pesquisa</w:t>
+      </w:r>
+      <w:r>
+        <w:rPr>
+          <w:sz w:val="24"/>
+          <w:szCs w:val="24"/>
+        </w:rPr>
+        <w:t xml:space="preserve"> de</w:t>
+      </w:r>
+      <w:r>
+        <w:rPr>
+          <w:sz w:val="24"/>
+          <w:szCs w:val="24"/>
+        </w:rPr>
+        <w:t xml:space="preserve"> artigos, desta vez com foco em cuidados e saúde das plantas, bem como disseminação de conhecimento sobre as PANCs</w:t>
+      </w:r>
+      <w:r>
+        <w:rPr>
+          <w:sz w:val="24"/>
+          <w:szCs w:val="24"/>
+        </w:rPr>
+        <w:t>, para que, assim, possamos desenvolver duas propostas como opção.</w:t>
+      </w:r>
+    </w:p>
+    <w:p>
+      <w:pPr>
+        <w:spacing w:line="360" w:lineRule="auto"/>
+        <w:ind w:firstLine="709"/>
+        <w:jc w:val="both"/>
+        <w:rPr>
+          <w:sz w:val="24"/>
+          <w:szCs w:val="24"/>
+        </w:rPr>
+      </w:pPr>
+    </w:p>
+    <w:p>
+      <w:pPr>
+        <w:spacing w:line="360" w:lineRule="auto"/>
+        <w:jc w:val="both"/>
+        <w:rPr>
+          <w:b/>
+          <w:bCs/>
+          <w:sz w:val="24"/>
+          <w:szCs w:val="24"/>
+        </w:rPr>
+      </w:pPr>
+      <w:r>
+        <w:rPr>
+          <w:rStyle w:val="Forte"/>
+          <w:sz w:val="24"/>
+          <w:szCs w:val="24"/>
+        </w:rPr>
+        <w:t>Decisões tomadas:</w:t>
+      </w:r>
+      <w:r>
+        <w:rPr>
+          <w:sz w:val="24"/>
+          <w:szCs w:val="24"/>
+        </w:rPr>
+        <w:t xml:space="preserve"> </w:t>
+      </w:r>
+    </w:p>
+    <w:p>
+      <w:pPr>
+        <w:spacing w:line="360" w:lineRule="auto"/>
+        <w:ind w:firstLine="709"/>
+        <w:jc w:val="both"/>
+        <w:rPr>
+          <w:sz w:val="24"/>
+          <w:szCs w:val="24"/>
+        </w:rPr>
+      </w:pPr>
+      <w:r>
+        <w:rPr>
+          <w:sz w:val="24"/>
+          <w:szCs w:val="24"/>
+        </w:rPr>
+        <w:t>Decidimos realizar as pesquisas dos artigos que servirão como base para o desenvolvimento das propostas. O grupo já possui duas propostas em mente, que serão aprimoradas com base nessas pesquisas para apresentação na próxima aula.</w:t>
+      </w:r>
+    </w:p>
+    <w:p>
+      <w:pPr>
+        <w:spacing w:line="360" w:lineRule="auto"/>
+        <w:ind w:firstLine="709"/>
+        <w:jc w:val="both"/>
+        <w:rPr>
+          <w:sz w:val="24"/>
+          <w:szCs w:val="24"/>
+        </w:rPr>
+      </w:pPr>
+    </w:p>
+    <w:p>
+      <w:pPr>
+        <w:spacing w:line="360" w:lineRule="auto"/>
+        <w:jc w:val="both"/>
+        <w:rPr>
+          <w:rStyle w:val="Forte"/>
+          <w:sz w:val="24"/>
+          <w:szCs w:val="24"/>
+        </w:rPr>
+      </w:pPr>
+      <w:r>
+        <w:rPr>
+          <w:rStyle w:val="Forte"/>
+          <w:sz w:val="24"/>
+          <w:szCs w:val="24"/>
+        </w:rPr>
+        <w:t xml:space="preserve">Próximos passos: </w:t>
+      </w:r>
+    </w:p>
+    <w:p>
+      <w:pPr>
+        <w:spacing w:line="360" w:lineRule="auto"/>
+        <w:ind w:firstLine="709"/>
+        <w:jc w:val="both"/>
+        <w:rPr>
+          <w:sz w:val="24"/>
+          <w:szCs w:val="24"/>
+        </w:rPr>
+      </w:pPr>
+      <w:r>
+        <w:rPr>
+          <w:sz w:val="24"/>
+          <w:szCs w:val="24"/>
+        </w:rPr>
         <w:lastRenderedPageBreak/>
-        <w:t>foca</w:t>
-      </w:r>
-      <w:r>
-        <w:rPr>
-          <w:sz w:val="24"/>
-          <w:szCs w:val="24"/>
-        </w:rPr>
-        <w:t>r</w:t>
-      </w:r>
-      <w:r>
-        <w:rPr>
-          <w:sz w:val="24"/>
-          <w:szCs w:val="24"/>
-        </w:rPr>
-        <w:t xml:space="preserve"> em </w:t>
-      </w:r>
-      <w:r>
-        <w:rPr>
-          <w:sz w:val="24"/>
-          <w:szCs w:val="24"/>
-        </w:rPr>
-        <w:t>uma tarefa</w:t>
-      </w:r>
-      <w:r>
-        <w:rPr>
-          <w:sz w:val="24"/>
-          <w:szCs w:val="24"/>
-        </w:rPr>
-        <w:t xml:space="preserve"> espec</w:t>
-      </w:r>
-      <w:r>
-        <w:rPr>
-          <w:sz w:val="24"/>
-          <w:szCs w:val="24"/>
-        </w:rPr>
-        <w:t>í</w:t>
-      </w:r>
-      <w:r>
-        <w:rPr>
-          <w:sz w:val="24"/>
-          <w:szCs w:val="24"/>
-        </w:rPr>
-        <w:t>fic</w:t>
-      </w:r>
-      <w:r>
-        <w:rPr>
-          <w:sz w:val="24"/>
-          <w:szCs w:val="24"/>
-        </w:rPr>
-        <w:t>a</w:t>
-      </w:r>
-      <w:r>
-        <w:rPr>
-          <w:sz w:val="24"/>
-          <w:szCs w:val="24"/>
-        </w:rPr>
-        <w:t xml:space="preserve">. Conversamos e </w:t>
-      </w:r>
-      <w:r>
-        <w:rPr>
-          <w:sz w:val="24"/>
-          <w:szCs w:val="24"/>
-        </w:rPr>
-        <w:t>optamos p</w:t>
-      </w:r>
-      <w:r>
-        <w:rPr>
-          <w:sz w:val="24"/>
-          <w:szCs w:val="24"/>
-        </w:rPr>
-        <w:t>ela</w:t>
-      </w:r>
-      <w:r>
-        <w:rPr>
-          <w:sz w:val="24"/>
-          <w:szCs w:val="24"/>
-        </w:rPr>
-        <w:t xml:space="preserve"> seguinte divisão: A Leticia </w:t>
-      </w:r>
-      <w:r>
-        <w:rPr>
-          <w:sz w:val="24"/>
-          <w:szCs w:val="24"/>
-        </w:rPr>
-        <w:t>fi</w:t>
-      </w:r>
-      <w:r>
-        <w:rPr>
-          <w:sz w:val="24"/>
-          <w:szCs w:val="24"/>
-        </w:rPr>
-        <w:t>cará responsável por finalizar</w:t>
-      </w:r>
-      <w:r>
-        <w:rPr>
-          <w:sz w:val="24"/>
-          <w:szCs w:val="24"/>
-        </w:rPr>
-        <w:t xml:space="preserve"> um modelo visual do </w:t>
-      </w:r>
-      <w:r>
-        <w:rPr>
-          <w:sz w:val="24"/>
-          <w:szCs w:val="24"/>
-        </w:rPr>
-        <w:t>aplicativo;</w:t>
-      </w:r>
-      <w:r>
-        <w:rPr>
-          <w:sz w:val="24"/>
-          <w:szCs w:val="24"/>
-        </w:rPr>
-        <w:t xml:space="preserve"> Laís e Thiago irão focar em estudar e se aprofundar em React (React é uma biblioteca JavaScript utilizada para criar interfaces de sites e aplicações web interativas);</w:t>
-      </w:r>
-      <w:r>
-        <w:rPr>
-          <w:sz w:val="24"/>
-          <w:szCs w:val="24"/>
-        </w:rPr>
-        <w:t xml:space="preserve"> enquanto Rebeca </w:t>
-      </w:r>
-      <w:r>
-        <w:rPr>
-          <w:sz w:val="24"/>
-          <w:szCs w:val="24"/>
-        </w:rPr>
-        <w:t>dará continuidade</w:t>
+        <w:t>Cada integrante enviar suas pesquisas realizadas, para que, assim, possamos preparar o material da apresentação.</w:t>
+      </w:r>
+    </w:p>
+    <w:p>
+      <w:pPr>
+        <w:spacing w:line="360" w:lineRule="auto"/>
+        <w:jc w:val="both"/>
+        <w:rPr>
+          <w:sz w:val="24"/>
+          <w:szCs w:val="24"/>
+        </w:rPr>
+      </w:pPr>
+    </w:p>
+    <w:p>
+      <w:pPr>
+        <w:spacing w:line="360" w:lineRule="auto"/>
+        <w:jc w:val="both"/>
+        <w:rPr>
+          <w:b/>
+          <w:bCs/>
+          <w:sz w:val="24"/>
+          <w:szCs w:val="24"/>
+        </w:rPr>
+      </w:pPr>
+      <w:r>
+        <w:rPr>
+          <w:b/>
+          <w:bCs/>
+          <w:sz w:val="24"/>
+          <w:szCs w:val="24"/>
+        </w:rPr>
+        <w:t>D</w:t>
+      </w:r>
+      <w:r>
+        <w:rPr>
+          <w:b/>
+          <w:bCs/>
+          <w:sz w:val="24"/>
+          <w:szCs w:val="24"/>
+        </w:rPr>
+        <w:t>ata</w:t>
+      </w:r>
+      <w:r>
+        <w:rPr>
+          <w:b/>
+          <w:bCs/>
+          <w:sz w:val="24"/>
+          <w:szCs w:val="24"/>
+        </w:rPr>
+        <w:t>: 19</w:t>
+      </w:r>
+      <w:r>
+        <w:rPr>
+          <w:b/>
+          <w:bCs/>
+          <w:sz w:val="24"/>
+          <w:szCs w:val="24"/>
+        </w:rPr>
+        <w:t xml:space="preserve"> de março de 2026</w:t>
+      </w:r>
+    </w:p>
+    <w:p>
+      <w:pPr>
+        <w:spacing w:line="360" w:lineRule="auto"/>
+        <w:ind w:firstLine="709"/>
+        <w:jc w:val="both"/>
+        <w:rPr>
+          <w:sz w:val="24"/>
+          <w:szCs w:val="24"/>
+        </w:rPr>
+      </w:pPr>
+    </w:p>
+    <w:p>
+      <w:pPr>
+        <w:spacing w:line="360" w:lineRule="auto"/>
+        <w:jc w:val="both"/>
+        <w:rPr>
+          <w:rStyle w:val="Forte"/>
+          <w:sz w:val="24"/>
+          <w:szCs w:val="24"/>
+        </w:rPr>
+      </w:pPr>
+      <w:r>
+        <w:rPr>
+          <w:rStyle w:val="Forte"/>
+          <w:sz w:val="24"/>
+          <w:szCs w:val="24"/>
+        </w:rPr>
+        <w:t xml:space="preserve">Atividades realizadas: </w:t>
+      </w:r>
+    </w:p>
+    <w:p>
+      <w:pPr>
+        <w:spacing w:line="360" w:lineRule="auto"/>
+        <w:ind w:firstLine="709"/>
+        <w:jc w:val="both"/>
+        <w:rPr>
+          <w:sz w:val="24"/>
+          <w:szCs w:val="24"/>
+        </w:rPr>
+      </w:pPr>
+      <w:r>
+        <w:rPr>
+          <w:sz w:val="24"/>
+          <w:szCs w:val="24"/>
+        </w:rPr>
+        <w:t>Não houve aula nesta data.</w:t>
+      </w:r>
+    </w:p>
+    <w:p>
+      <w:pPr>
+        <w:spacing w:line="360" w:lineRule="auto"/>
+        <w:ind w:firstLine="709"/>
+        <w:jc w:val="both"/>
+        <w:rPr>
+          <w:sz w:val="24"/>
+          <w:szCs w:val="24"/>
+        </w:rPr>
+      </w:pPr>
+    </w:p>
+    <w:p>
+      <w:pPr>
+        <w:spacing w:line="360" w:lineRule="auto"/>
+        <w:jc w:val="both"/>
+        <w:rPr>
+          <w:b/>
+          <w:bCs/>
+          <w:sz w:val="24"/>
+          <w:szCs w:val="24"/>
+        </w:rPr>
+      </w:pPr>
+      <w:r>
+        <w:rPr>
+          <w:rStyle w:val="Forte"/>
+          <w:sz w:val="24"/>
+          <w:szCs w:val="24"/>
+        </w:rPr>
+        <w:t>Decisões tomadas:</w:t>
       </w:r>
       <w:r>
         <w:rPr>
@@ -1495,75 +2176,203 @@
         </w:rPr>
         <w:t xml:space="preserve"> </w:t>
       </w:r>
-      <w:r>
-        <w:rPr>
-          <w:sz w:val="24"/>
-          <w:szCs w:val="24"/>
-        </w:rPr>
-        <w:t>à</w:t>
-      </w:r>
-      <w:r>
-        <w:rPr>
-          <w:sz w:val="24"/>
-          <w:szCs w:val="24"/>
-        </w:rPr>
-        <w:t xml:space="preserve"> pesquisa de artigos</w:t>
-      </w:r>
-      <w:r>
-        <w:rPr>
-          <w:sz w:val="24"/>
-          <w:szCs w:val="24"/>
-        </w:rPr>
-        <w:t xml:space="preserve">, </w:t>
-      </w:r>
-      <w:r>
-        <w:rPr>
-          <w:sz w:val="24"/>
-          <w:szCs w:val="24"/>
-        </w:rPr>
-        <w:t xml:space="preserve">agora </w:t>
-      </w:r>
-      <w:r>
-        <w:rPr>
-          <w:sz w:val="24"/>
-          <w:szCs w:val="24"/>
-        </w:rPr>
-        <w:t>com foco</w:t>
-      </w:r>
-      <w:r>
-        <w:rPr>
-          <w:sz w:val="24"/>
-          <w:szCs w:val="24"/>
-        </w:rPr>
-        <w:t xml:space="preserve"> em identificação de plantas</w:t>
-      </w:r>
-      <w:r>
-        <w:rPr>
-          <w:sz w:val="24"/>
-          <w:szCs w:val="24"/>
-        </w:rPr>
-        <w:t xml:space="preserve"> por meio de inteligência artificial</w:t>
-      </w:r>
-      <w:r>
-        <w:rPr>
-          <w:sz w:val="24"/>
-          <w:szCs w:val="24"/>
-        </w:rPr>
-        <w:t>.</w:t>
-      </w:r>
-      <w:r>
-        <w:rPr>
-          <w:sz w:val="24"/>
-          <w:szCs w:val="24"/>
-        </w:rPr>
-        <w:t xml:space="preserve">     </w:t>
-      </w:r>
-      <w:r>
-        <w:rPr>
-          <w:sz w:val="24"/>
-          <w:szCs w:val="24"/>
-        </w:rPr>
-        <w:t xml:space="preserve">  </w:t>
+    </w:p>
+    <w:p>
+      <w:pPr>
+        <w:spacing w:line="360" w:lineRule="auto"/>
+        <w:ind w:firstLine="709"/>
+        <w:jc w:val="both"/>
+        <w:rPr>
+          <w:sz w:val="24"/>
+          <w:szCs w:val="24"/>
+        </w:rPr>
+      </w:pPr>
+      <w:r>
+        <w:rPr>
+          <w:sz w:val="24"/>
+          <w:szCs w:val="24"/>
+        </w:rPr>
+        <w:t>Não se aplica.</w:t>
+      </w:r>
+    </w:p>
+    <w:p>
+      <w:pPr>
+        <w:spacing w:line="360" w:lineRule="auto"/>
+        <w:ind w:firstLine="709"/>
+        <w:jc w:val="both"/>
+        <w:rPr>
+          <w:sz w:val="24"/>
+          <w:szCs w:val="24"/>
+        </w:rPr>
+      </w:pPr>
+    </w:p>
+    <w:p>
+      <w:pPr>
+        <w:spacing w:line="360" w:lineRule="auto"/>
+        <w:jc w:val="both"/>
+        <w:rPr>
+          <w:rStyle w:val="Forte"/>
+          <w:sz w:val="24"/>
+          <w:szCs w:val="24"/>
+        </w:rPr>
+      </w:pPr>
+      <w:r>
+        <w:rPr>
+          <w:rStyle w:val="Forte"/>
+          <w:sz w:val="24"/>
+          <w:szCs w:val="24"/>
+        </w:rPr>
+        <w:t xml:space="preserve">Próximos passos: </w:t>
+      </w:r>
+    </w:p>
+    <w:p>
+      <w:pPr>
+        <w:spacing w:line="360" w:lineRule="auto"/>
+        <w:ind w:firstLine="709"/>
+        <w:jc w:val="both"/>
+        <w:rPr>
+          <w:sz w:val="24"/>
+          <w:szCs w:val="24"/>
+        </w:rPr>
+      </w:pPr>
+      <w:r>
+        <w:rPr>
+          <w:sz w:val="24"/>
+          <w:szCs w:val="24"/>
+        </w:rPr>
+        <w:t>Aguardar a próxima aula para dar continuidade ao projeto.</w:t>
+      </w:r>
+    </w:p>
+    <w:p>
+      <w:pPr>
+        <w:spacing w:line="360" w:lineRule="auto"/>
+        <w:ind w:firstLine="709"/>
+        <w:jc w:val="both"/>
+        <w:rPr>
+          <w:sz w:val="24"/>
+          <w:szCs w:val="24"/>
+        </w:rPr>
+      </w:pPr>
+    </w:p>
+    <w:p>
+      <w:pPr>
+        <w:spacing w:line="360" w:lineRule="auto"/>
+        <w:ind w:firstLine="709"/>
+        <w:jc w:val="both"/>
+        <w:rPr>
+          <w:sz w:val="24"/>
+          <w:szCs w:val="24"/>
+        </w:rPr>
+      </w:pPr>
+    </w:p>
+    <w:p>
+      <w:pPr>
+        <w:spacing w:line="360" w:lineRule="auto"/>
+        <w:jc w:val="both"/>
+        <w:rPr>
+          <w:b/>
+          <w:bCs/>
+          <w:sz w:val="24"/>
+          <w:szCs w:val="24"/>
+        </w:rPr>
+      </w:pPr>
+      <w:r>
+        <w:rPr>
+          <w:b/>
+          <w:bCs/>
+          <w:sz w:val="24"/>
+          <w:szCs w:val="24"/>
+        </w:rPr>
+        <w:t>D</w:t>
+      </w:r>
+      <w:r>
+        <w:rPr>
+          <w:b/>
+          <w:bCs/>
+          <w:sz w:val="24"/>
+          <w:szCs w:val="24"/>
+        </w:rPr>
+        <w:t>ata</w:t>
+      </w:r>
+      <w:r>
+        <w:rPr>
+          <w:b/>
+          <w:bCs/>
+          <w:sz w:val="24"/>
+          <w:szCs w:val="24"/>
+        </w:rPr>
+        <w:t>: 26</w:t>
+      </w:r>
+      <w:r>
+        <w:rPr>
+          <w:b/>
+          <w:bCs/>
+          <w:sz w:val="24"/>
+          <w:szCs w:val="24"/>
+        </w:rPr>
+        <w:t xml:space="preserve"> de março de 2026</w:t>
+      </w:r>
+    </w:p>
+    <w:p>
+      <w:pPr>
+        <w:spacing w:line="360" w:lineRule="auto"/>
+        <w:ind w:firstLine="709"/>
+        <w:jc w:val="both"/>
+        <w:rPr>
+          <w:sz w:val="24"/>
+          <w:szCs w:val="24"/>
+        </w:rPr>
+      </w:pPr>
+    </w:p>
+    <w:p>
+      <w:pPr>
+        <w:spacing w:line="360" w:lineRule="auto"/>
+        <w:jc w:val="both"/>
+        <w:rPr>
+          <w:rStyle w:val="Forte"/>
+          <w:sz w:val="24"/>
+          <w:szCs w:val="24"/>
+        </w:rPr>
+      </w:pPr>
+      <w:r>
+        <w:rPr>
+          <w:rStyle w:val="Forte"/>
+          <w:sz w:val="24"/>
+          <w:szCs w:val="24"/>
+        </w:rPr>
+        <w:t xml:space="preserve">Atividades realizadas: </w:t>
+      </w:r>
+    </w:p>
+    <w:p>
+      <w:pPr>
+        <w:spacing w:line="360" w:lineRule="auto"/>
+        <w:ind w:firstLine="709"/>
+        <w:jc w:val="both"/>
+        <w:rPr>
+          <w:sz w:val="24"/>
+          <w:szCs w:val="24"/>
+        </w:rPr>
+      </w:pPr>
+      <w:r>
+        <w:rPr>
+          <w:sz w:val="24"/>
+          <w:szCs w:val="24"/>
+        </w:rPr>
+        <w:t>Apresentamos nossas ideias de projeto para o professor orientador</w:t>
+      </w:r>
+      <w:r>
+        <w:rPr>
+          <w:sz w:val="24"/>
+          <w:szCs w:val="24"/>
+        </w:rPr>
+        <w:t xml:space="preserve"> Palhares</w:t>
+      </w:r>
+      <w:r>
+        <w:rPr>
+          <w:sz w:val="24"/>
+          <w:szCs w:val="24"/>
+        </w:rPr>
+        <w:t>, mostrando as propostas que desenvolvemos com base nas pesquisas.</w:t>
       </w:r>
     </w:p>
     <w:p>
@@ -1619,7 +2428,35 @@
           <w:sz w:val="24"/>
           <w:szCs w:val="24"/>
         </w:rPr>
-        <w:t>Decidimos dividir as tarefas entre os integrantes do grupo para agilizar a organização e o andamento do projeto.</w:t>
+        <w:t xml:space="preserve">Após a apresentação, o professor </w:t>
+      </w:r>
+      <w:r>
+        <w:rPr>
+          <w:sz w:val="24"/>
+          <w:szCs w:val="24"/>
+        </w:rPr>
+        <w:t>orientador</w:t>
+      </w:r>
+      <w:r>
+        <w:rPr>
+          <w:sz w:val="24"/>
+          <w:szCs w:val="24"/>
+        </w:rPr>
+        <w:t xml:space="preserve"> </w:t>
+      </w:r>
+      <w:r>
+        <w:rPr>
+          <w:sz w:val="24"/>
+          <w:szCs w:val="24"/>
+        </w:rPr>
+        <w:t>comentou</w:t>
+      </w:r>
+      <w:r>
+        <w:rPr>
+          <w:sz w:val="24"/>
+          <w:szCs w:val="24"/>
+        </w:rPr>
+        <w:t xml:space="preserve"> que precisamos refinar melhor o projeto e entrar em contato com alguém da área, recomendando que conversássemos com a professora de Biologia “Sandrinha”, principalmente afunilando o público-alvo ou a região de atuação. Também destacou que precisamos deixar mais claras as conexões entre as partes do projeto, para que tudo fique mais coerente e bem integrado.</w:t>
       </w:r>
     </w:p>
     <w:p>
@@ -1667,283 +2504,24 @@
           <w:sz w:val="24"/>
           <w:szCs w:val="24"/>
         </w:rPr>
-        <w:t>Cada integrante realizar a tarefa designada, para que possamos depois discutir o que fazer adiante.</w:t>
-      </w:r>
-    </w:p>
-    <w:p>
-      <w:pPr>
-        <w:spacing w:line="360" w:lineRule="auto"/>
-        <w:ind w:firstLine="709"/>
-        <w:jc w:val="both"/>
-        <w:rPr>
-          <w:sz w:val="24"/>
-          <w:szCs w:val="24"/>
-        </w:rPr>
-      </w:pPr>
-    </w:p>
-    <w:p>
-      <w:pPr>
-        <w:spacing w:line="360" w:lineRule="auto"/>
-        <w:ind w:firstLine="709"/>
-        <w:jc w:val="both"/>
-        <w:rPr>
-          <w:sz w:val="24"/>
-          <w:szCs w:val="24"/>
-        </w:rPr>
-      </w:pPr>
-    </w:p>
-    <w:p>
-      <w:pPr>
-        <w:spacing w:line="360" w:lineRule="auto"/>
-        <w:jc w:val="both"/>
-        <w:rPr>
-          <w:b/>
-          <w:bCs/>
-          <w:sz w:val="24"/>
-          <w:szCs w:val="24"/>
-        </w:rPr>
-      </w:pPr>
-      <w:r>
-        <w:rPr>
-          <w:b/>
-          <w:bCs/>
-          <w:sz w:val="24"/>
-          <w:szCs w:val="24"/>
-        </w:rPr>
-        <w:t>D</w:t>
-      </w:r>
-      <w:r>
-        <w:rPr>
-          <w:b/>
-          <w:bCs/>
-          <w:sz w:val="24"/>
-          <w:szCs w:val="24"/>
-        </w:rPr>
-        <w:t>ata</w:t>
-      </w:r>
-      <w:r>
-        <w:rPr>
-          <w:b/>
-          <w:bCs/>
-          <w:sz w:val="24"/>
-          <w:szCs w:val="24"/>
-        </w:rPr>
-        <w:t>: 12</w:t>
-      </w:r>
-      <w:r>
-        <w:rPr>
-          <w:b/>
-          <w:bCs/>
-          <w:sz w:val="24"/>
-          <w:szCs w:val="24"/>
-        </w:rPr>
-        <w:t xml:space="preserve"> de março de 2026</w:t>
-      </w:r>
-    </w:p>
-    <w:p>
-      <w:pPr>
-        <w:spacing w:line="360" w:lineRule="auto"/>
-        <w:ind w:firstLine="709"/>
-        <w:jc w:val="both"/>
-        <w:rPr>
-          <w:sz w:val="24"/>
-          <w:szCs w:val="24"/>
-        </w:rPr>
-      </w:pPr>
-    </w:p>
-    <w:p>
-      <w:pPr>
-        <w:spacing w:line="360" w:lineRule="auto"/>
-        <w:jc w:val="both"/>
-        <w:rPr>
-          <w:rStyle w:val="Forte"/>
-          <w:sz w:val="24"/>
-          <w:szCs w:val="24"/>
-        </w:rPr>
-      </w:pPr>
-      <w:r>
-        <w:rPr>
-          <w:rStyle w:val="Forte"/>
-          <w:sz w:val="24"/>
-          <w:szCs w:val="24"/>
-        </w:rPr>
-        <w:t xml:space="preserve">Atividades realizadas: </w:t>
-      </w:r>
-    </w:p>
-    <w:p>
-      <w:pPr>
-        <w:spacing w:line="360" w:lineRule="auto"/>
-        <w:ind w:firstLine="709"/>
-        <w:jc w:val="both"/>
-        <w:rPr>
-          <w:sz w:val="24"/>
-          <w:szCs w:val="24"/>
-        </w:rPr>
-      </w:pPr>
-      <w:r>
-        <w:rPr>
-          <w:sz w:val="24"/>
-          <w:szCs w:val="24"/>
-        </w:rPr>
-        <w:t>O professor orientador informou que, na próxima aula de TCC, iremos apresentar as propostas do projeto. Diante disso, decidimos que todos os integrantes do grupo retornasse</w:t>
-      </w:r>
-      <w:r>
-        <w:rPr>
-          <w:sz w:val="24"/>
-          <w:szCs w:val="24"/>
-        </w:rPr>
-        <w:t>m</w:t>
-      </w:r>
-      <w:r>
-        <w:rPr>
-          <w:sz w:val="24"/>
-          <w:szCs w:val="24"/>
-        </w:rPr>
-        <w:t xml:space="preserve"> </w:t>
-      </w:r>
-      <w:r>
-        <w:rPr>
-          <w:sz w:val="24"/>
-          <w:szCs w:val="24"/>
-        </w:rPr>
-        <w:t>à</w:t>
-      </w:r>
-      <w:r>
-        <w:rPr>
-          <w:sz w:val="24"/>
-          <w:szCs w:val="24"/>
-        </w:rPr>
-        <w:t xml:space="preserve"> pesquisa</w:t>
-      </w:r>
-      <w:r>
-        <w:rPr>
-          <w:sz w:val="24"/>
-          <w:szCs w:val="24"/>
-        </w:rPr>
-        <w:t xml:space="preserve"> de</w:t>
-      </w:r>
-      <w:r>
-        <w:rPr>
-          <w:sz w:val="24"/>
-          <w:szCs w:val="24"/>
-        </w:rPr>
-        <w:t xml:space="preserve"> artigos, desta vez com foco em cuidados e saúde das plantas, bem como disseminação de conhecimento sobre as PANCs</w:t>
-      </w:r>
-      <w:r>
-        <w:rPr>
-          <w:sz w:val="24"/>
-          <w:szCs w:val="24"/>
-        </w:rPr>
-        <w:t>, para que, assim, possamos desenvolver duas propostas como opção.</w:t>
-      </w:r>
-    </w:p>
-    <w:p>
-      <w:pPr>
-        <w:spacing w:line="360" w:lineRule="auto"/>
-        <w:ind w:firstLine="709"/>
-        <w:jc w:val="both"/>
-        <w:rPr>
-          <w:sz w:val="24"/>
-          <w:szCs w:val="24"/>
-        </w:rPr>
-      </w:pPr>
-    </w:p>
-    <w:p>
-      <w:pPr>
-        <w:spacing w:line="360" w:lineRule="auto"/>
-        <w:jc w:val="both"/>
-        <w:rPr>
-          <w:b/>
-          <w:bCs/>
-          <w:sz w:val="24"/>
-          <w:szCs w:val="24"/>
-        </w:rPr>
-      </w:pPr>
-      <w:r>
-        <w:rPr>
-          <w:rStyle w:val="Forte"/>
-          <w:sz w:val="24"/>
-          <w:szCs w:val="24"/>
-        </w:rPr>
-        <w:t>Decisões tomadas:</w:t>
-      </w:r>
-      <w:r>
-        <w:rPr>
-          <w:sz w:val="24"/>
-          <w:szCs w:val="24"/>
-        </w:rPr>
-        <w:t xml:space="preserve"> </w:t>
-      </w:r>
-    </w:p>
-    <w:p>
-      <w:pPr>
-        <w:spacing w:line="360" w:lineRule="auto"/>
-        <w:ind w:firstLine="709"/>
-        <w:jc w:val="both"/>
-        <w:rPr>
-          <w:sz w:val="24"/>
-          <w:szCs w:val="24"/>
-        </w:rPr>
-      </w:pPr>
-      <w:r>
-        <w:rPr>
-          <w:sz w:val="24"/>
-          <w:szCs w:val="24"/>
-        </w:rPr>
-        <w:t>Decidimos realizar as pesquisas dos artigos que servirão como base para o desenvolvimento das propostas. O grupo já possui duas propostas em mente, que serão aprimoradas com base nessas pesquisas para apresentação na próxima aula.</w:t>
-      </w:r>
-    </w:p>
-    <w:p>
-      <w:pPr>
-        <w:spacing w:line="360" w:lineRule="auto"/>
-        <w:ind w:firstLine="709"/>
-        <w:jc w:val="both"/>
-        <w:rPr>
-          <w:sz w:val="24"/>
-          <w:szCs w:val="24"/>
-        </w:rPr>
-      </w:pPr>
-    </w:p>
-    <w:p>
-      <w:pPr>
-        <w:spacing w:line="360" w:lineRule="auto"/>
-        <w:jc w:val="both"/>
-        <w:rPr>
-          <w:rStyle w:val="Forte"/>
-          <w:sz w:val="24"/>
-          <w:szCs w:val="24"/>
-        </w:rPr>
-      </w:pPr>
-      <w:r>
-        <w:rPr>
-          <w:rStyle w:val="Forte"/>
-          <w:sz w:val="24"/>
-          <w:szCs w:val="24"/>
-        </w:rPr>
-        <w:t xml:space="preserve">Próximos passos: </w:t>
-      </w:r>
-    </w:p>
-    <w:p>
-      <w:pPr>
-        <w:spacing w:line="360" w:lineRule="auto"/>
-        <w:ind w:firstLine="709"/>
-        <w:jc w:val="both"/>
-        <w:rPr>
-          <w:sz w:val="24"/>
-          <w:szCs w:val="24"/>
-        </w:rPr>
-      </w:pPr>
-      <w:r>
-        <w:rPr>
-          <w:sz w:val="24"/>
-          <w:szCs w:val="24"/>
-        </w:rPr>
-        <w:t>Cada integrante enviar suas pesquisas realizadas, para que, assim, possamos preparar o material da apresentação.</w:t>
-      </w:r>
-    </w:p>
-    <w:p>
-      <w:pPr>
-        <w:spacing w:line="360" w:lineRule="auto"/>
+        <w:t>Revisar as ideias apresentadas, escolher um foco mais específico e melhorar a ligação entre os elementos do projeto para deixar tudo mais claro.</w:t>
+      </w:r>
+    </w:p>
+    <w:p>
+      <w:pPr>
+        <w:spacing w:line="360" w:lineRule="auto"/>
+        <w:ind w:firstLine="709"/>
+        <w:jc w:val="both"/>
+        <w:rPr>
+          <w:sz w:val="24"/>
+          <w:szCs w:val="24"/>
+        </w:rPr>
+      </w:pPr>
+    </w:p>
+    <w:p>
+      <w:pPr>
+        <w:spacing w:line="360" w:lineRule="auto"/>
+        <w:ind w:firstLine="709"/>
         <w:jc w:val="both"/>
         <w:rPr>
           <w:sz w:val="24"/>
@@ -1988,16 +2566,16 @@
           <w:sz w:val="24"/>
           <w:szCs w:val="24"/>
         </w:rPr>
-        <w:t>: 19</w:t>
-      </w:r>
-      <w:r>
-        <w:rPr>
-          <w:b/>
-          <w:bCs/>
-          <w:sz w:val="24"/>
-          <w:szCs w:val="24"/>
-        </w:rPr>
-        <w:t xml:space="preserve"> de março de 2026</w:t>
+        <w:t>: 02</w:t>
+      </w:r>
+      <w:r>
+        <w:rPr>
+          <w:b/>
+          <w:bCs/>
+          <w:sz w:val="24"/>
+          <w:szCs w:val="24"/>
+        </w:rPr>
+        <w:t xml:space="preserve"> de abril de 2026</w:t>
       </w:r>
     </w:p>
     <w:p>
@@ -2045,7 +2623,21 @@
           <w:sz w:val="24"/>
           <w:szCs w:val="24"/>
         </w:rPr>
-        <w:t>Não houve aula nesta data.</w:t>
+        <w:t>Conversamos com outro professor orientador</w:t>
+      </w:r>
+      <w:r>
+        <w:rPr>
+          <w:sz w:val="24"/>
+          <w:szCs w:val="24"/>
+        </w:rPr>
+        <w:t xml:space="preserve"> Davi</w:t>
+      </w:r>
+      <w:r>
+        <w:rPr>
+          <w:sz w:val="24"/>
+          <w:szCs w:val="24"/>
+        </w:rPr>
+        <w:t>, que nos ajudou a ter mais clareza sobre o projeto. Durante a conversa, discutimos a possibilidade de desenvolver uma proposta voltada para uma ONG do bairro da Mooca, que trabalha com jardim e já possui PANCs no local.</w:t>
       </w:r>
     </w:p>
     <w:p>
@@ -2101,7 +2693,7 @@
           <w:sz w:val="24"/>
           <w:szCs w:val="24"/>
         </w:rPr>
-        <w:t>Não se aplica.</w:t>
+        <w:t>Estávamos pensando em seguir mais pela parte de nutrição, mas após conversar com o professor, decidimos analisar melhor essa ideia e considerar a proposta da ONG. Também pensamos em ir até o local para conversar diretamente e entender melhor o contexto deles.</w:t>
       </w:r>
     </w:p>
     <w:p>
@@ -2149,7 +2741,7 @@
           <w:sz w:val="24"/>
           <w:szCs w:val="24"/>
         </w:rPr>
-        <w:t>Aguardar a próxima aula para dar continuidade ao projeto.</w:t>
+        <w:t>Organizar melhor nossas pesquisas para montar uma proposta e apresentar para a ONG. Além disso, precisamos nos organizar para entrar em contato e marcar uma visita ao local.</w:t>
       </w:r>
     </w:p>
     <w:p>
@@ -2210,16 +2802,16 @@
           <w:sz w:val="24"/>
           <w:szCs w:val="24"/>
         </w:rPr>
-        <w:t>: 26</w:t>
-      </w:r>
-      <w:r>
-        <w:rPr>
-          <w:b/>
-          <w:bCs/>
-          <w:sz w:val="24"/>
-          <w:szCs w:val="24"/>
-        </w:rPr>
-        <w:t xml:space="preserve"> de março de 2026</w:t>
+        <w:t>: 09</w:t>
+      </w:r>
+      <w:r>
+        <w:rPr>
+          <w:b/>
+          <w:bCs/>
+          <w:sz w:val="24"/>
+          <w:szCs w:val="24"/>
+        </w:rPr>
+        <w:t xml:space="preserve"> de abril de 2026</w:t>
       </w:r>
     </w:p>
     <w:p>
@@ -2267,7 +2859,7 @@
           <w:sz w:val="24"/>
           <w:szCs w:val="24"/>
         </w:rPr>
-        <w:t>Apresentamos nossas ideias de projeto para o professor orientador, mostrando as propostas que desenvolvemos com base nas pesquisas.</w:t>
+        <w:t>Fizemos o diagrama de caso de uso do projeto e começamos a transferir tudo que já produzimos para o modelo nas normas ABNT.</w:t>
       </w:r>
     </w:p>
     <w:p>
@@ -2323,7 +2915,7 @@
           <w:sz w:val="24"/>
           <w:szCs w:val="24"/>
         </w:rPr>
-        <w:t>Após a apresentação, o professor orientador comentou que precisamos refinar melhor o projeto e entrar em contato com alguém da área, recomendando que conversássemos com a professora de Biologia “Sandrinha”, principalmente afunilando o público-alvo ou a região de atuação. Também destacou que precisamos deixar mais claras as conexões entre as partes do projeto, para que tudo fique mais coerente e bem integrado.</w:t>
+        <w:t>Decidimos organizar melhor os materiais já feitos, adaptando tudo para o padrão ABNT, para manter o projeto mais estruturado.</w:t>
       </w:r>
     </w:p>
     <w:p>
@@ -2371,68 +2963,59 @@
           <w:sz w:val="24"/>
           <w:szCs w:val="24"/>
         </w:rPr>
-        <w:t>Revisar as ideias apresentadas, escolher um foco mais específico e melhorar a ligação entre os elementos do projeto para deixar tudo mais claro.</w:t>
-      </w:r>
-    </w:p>
-    <w:p>
-      <w:pPr>
-        <w:spacing w:line="360" w:lineRule="auto"/>
-        <w:ind w:firstLine="709"/>
-        <w:jc w:val="both"/>
-        <w:rPr>
-          <w:sz w:val="24"/>
-          <w:szCs w:val="24"/>
-        </w:rPr>
-      </w:pPr>
-    </w:p>
-    <w:p>
-      <w:pPr>
-        <w:spacing w:line="360" w:lineRule="auto"/>
-        <w:ind w:firstLine="709"/>
-        <w:jc w:val="both"/>
-        <w:rPr>
-          <w:sz w:val="24"/>
-          <w:szCs w:val="24"/>
-        </w:rPr>
-      </w:pPr>
-    </w:p>
-    <w:p>
-      <w:pPr>
-        <w:spacing w:line="360" w:lineRule="auto"/>
-        <w:jc w:val="both"/>
-        <w:rPr>
-          <w:b/>
-          <w:bCs/>
-          <w:sz w:val="24"/>
-          <w:szCs w:val="24"/>
-        </w:rPr>
-      </w:pPr>
-      <w:r>
-        <w:rPr>
-          <w:b/>
-          <w:bCs/>
-          <w:sz w:val="24"/>
-          <w:szCs w:val="24"/>
-        </w:rPr>
-        <w:t>D</w:t>
-      </w:r>
-      <w:r>
-        <w:rPr>
-          <w:b/>
-          <w:bCs/>
-          <w:sz w:val="24"/>
-          <w:szCs w:val="24"/>
-        </w:rPr>
-        <w:t>ata</w:t>
-      </w:r>
-      <w:r>
-        <w:rPr>
-          <w:b/>
-          <w:bCs/>
-          <w:sz w:val="24"/>
-          <w:szCs w:val="24"/>
-        </w:rPr>
-        <w:t>: 02</w:t>
+        <w:t>Finalizar todos os documentos do projeto, garantindo que estejam completos e dentro das normas exigidas.</w:t>
+      </w:r>
+    </w:p>
+    <w:p>
+      <w:pPr>
+        <w:spacing w:line="360" w:lineRule="auto"/>
+        <w:ind w:firstLine="709"/>
+        <w:jc w:val="both"/>
+        <w:rPr>
+          <w:sz w:val="24"/>
+          <w:szCs w:val="24"/>
+        </w:rPr>
+      </w:pPr>
+    </w:p>
+    <w:p>
+      <w:pPr>
+        <w:spacing w:line="360" w:lineRule="auto"/>
+        <w:ind w:firstLine="709"/>
+        <w:jc w:val="both"/>
+        <w:rPr>
+          <w:sz w:val="24"/>
+          <w:szCs w:val="24"/>
+        </w:rPr>
+      </w:pPr>
+    </w:p>
+    <w:p>
+      <w:pPr>
+        <w:spacing w:line="360" w:lineRule="auto"/>
+        <w:jc w:val="both"/>
+        <w:rPr>
+          <w:b/>
+          <w:bCs/>
+          <w:sz w:val="24"/>
+          <w:szCs w:val="24"/>
+        </w:rPr>
+      </w:pPr>
+      <w:r>
+        <w:rPr>
+          <w:b/>
+          <w:bCs/>
+          <w:sz w:val="24"/>
+          <w:szCs w:val="24"/>
+        </w:rPr>
+        <w:t xml:space="preserve">Data: </w:t>
+      </w:r>
+      <w:r>
+        <w:rPr>
+          <w:b/>
+          <w:bCs/>
+          <w:sz w:val="24"/>
+          <w:szCs w:val="24"/>
+        </w:rPr>
+        <w:t>16</w:t>
       </w:r>
       <w:r>
         <w:rPr>
@@ -2489,8 +3072,608 @@
           <w:sz w:val="24"/>
           <w:szCs w:val="24"/>
         </w:rPr>
+        <w:t>Conversamos com o professor orientador</w:t>
+      </w:r>
+      <w:r>
+        <w:rPr>
+          <w:sz w:val="24"/>
+          <w:szCs w:val="24"/>
+        </w:rPr>
+        <w:t xml:space="preserve"> Davi</w:t>
+      </w:r>
+      <w:r>
+        <w:rPr>
+          <w:sz w:val="24"/>
+          <w:szCs w:val="24"/>
+        </w:rPr>
+        <w:t xml:space="preserve"> sobre o andamento do TCC, mostramos o que já tínhamos desenvolvido e tiramos dúvidas sobre algumas partes do projeto. Recebemos sugestões de melhorias e orientações sobre como estruturar melhor o trabalho. Além disso, começamos a desenvolver a documentação do projeto, organizando as primeiras partes no que já foi feito.</w:t>
+      </w:r>
+    </w:p>
+    <w:p>
+      <w:pPr>
+        <w:spacing w:line="360" w:lineRule="auto"/>
+        <w:ind w:firstLine="709"/>
+        <w:jc w:val="both"/>
+        <w:rPr>
+          <w:sz w:val="24"/>
+          <w:szCs w:val="24"/>
+        </w:rPr>
+      </w:pPr>
+    </w:p>
+    <w:p>
+      <w:pPr>
+        <w:spacing w:line="360" w:lineRule="auto"/>
+        <w:jc w:val="both"/>
+        <w:rPr>
+          <w:b/>
+          <w:bCs/>
+          <w:sz w:val="24"/>
+          <w:szCs w:val="24"/>
+        </w:rPr>
+      </w:pPr>
+      <w:r>
+        <w:rPr>
+          <w:rStyle w:val="Forte"/>
+          <w:sz w:val="24"/>
+          <w:szCs w:val="24"/>
+        </w:rPr>
+        <w:t>Decisões tomadas:</w:t>
+      </w:r>
+      <w:r>
+        <w:rPr>
+          <w:sz w:val="24"/>
+          <w:szCs w:val="24"/>
+        </w:rPr>
+        <w:t xml:space="preserve"> </w:t>
+      </w:r>
+    </w:p>
+    <w:p>
+      <w:pPr>
+        <w:spacing w:line="360" w:lineRule="auto"/>
+        <w:ind w:firstLine="709"/>
+        <w:jc w:val="both"/>
+        <w:rPr>
+          <w:sz w:val="24"/>
+          <w:szCs w:val="24"/>
+        </w:rPr>
+      </w:pPr>
+      <w:r>
+        <w:rPr>
+          <w:sz w:val="24"/>
+          <w:szCs w:val="24"/>
+        </w:rPr>
+        <w:t xml:space="preserve">Decidimos seguir as orientações do professor para melhorar a estrutura do projeto e já iniciar a documentação, aproveitando o material que já tínhamos pronto. </w:t>
+      </w:r>
+    </w:p>
+    <w:p>
+      <w:pPr>
+        <w:spacing w:line="360" w:lineRule="auto"/>
+        <w:ind w:firstLine="709"/>
+        <w:jc w:val="both"/>
+        <w:rPr>
+          <w:sz w:val="24"/>
+          <w:szCs w:val="24"/>
+        </w:rPr>
+      </w:pPr>
+    </w:p>
+    <w:p>
+      <w:pPr>
+        <w:spacing w:line="360" w:lineRule="auto"/>
+        <w:jc w:val="both"/>
+        <w:rPr>
+          <w:rStyle w:val="Forte"/>
+          <w:sz w:val="24"/>
+          <w:szCs w:val="24"/>
+        </w:rPr>
+      </w:pPr>
+      <w:r>
+        <w:rPr>
+          <w:rStyle w:val="Forte"/>
+          <w:sz w:val="24"/>
+          <w:szCs w:val="24"/>
+        </w:rPr>
+        <w:t xml:space="preserve">Próximos passos: </w:t>
+      </w:r>
+    </w:p>
+    <w:p>
+      <w:pPr>
+        <w:spacing w:line="360" w:lineRule="auto"/>
+        <w:ind w:firstLine="709"/>
+        <w:jc w:val="both"/>
+        <w:rPr>
+          <w:sz w:val="24"/>
+          <w:szCs w:val="24"/>
+        </w:rPr>
+      </w:pPr>
+      <w:r>
+        <w:rPr>
+          <w:sz w:val="24"/>
+          <w:szCs w:val="24"/>
+        </w:rPr>
+        <w:t>Continuar a documentação do projeto, revisar o que já foi feito com base nas sugestões do professor e avançar nas próximas etapas do TCC.</w:t>
+      </w:r>
+    </w:p>
+    <w:p>
+      <w:pPr>
+        <w:spacing w:line="360" w:lineRule="auto"/>
+        <w:ind w:firstLine="709"/>
+        <w:jc w:val="both"/>
+        <w:rPr>
+          <w:sz w:val="24"/>
+          <w:szCs w:val="24"/>
+        </w:rPr>
+      </w:pPr>
+    </w:p>
+    <w:p>
+      <w:pPr>
+        <w:spacing w:line="360" w:lineRule="auto"/>
+        <w:ind w:firstLine="709"/>
+        <w:jc w:val="both"/>
+        <w:rPr>
+          <w:sz w:val="24"/>
+          <w:szCs w:val="24"/>
+        </w:rPr>
+      </w:pPr>
+    </w:p>
+    <w:p>
+      <w:pPr>
+        <w:spacing w:line="360" w:lineRule="auto"/>
+        <w:jc w:val="both"/>
+        <w:rPr>
+          <w:b/>
+          <w:bCs/>
+          <w:sz w:val="24"/>
+          <w:szCs w:val="24"/>
+        </w:rPr>
+      </w:pPr>
+      <w:r>
+        <w:rPr>
+          <w:b/>
+          <w:bCs/>
+          <w:sz w:val="24"/>
+          <w:szCs w:val="24"/>
+        </w:rPr>
+        <w:t xml:space="preserve">Data: </w:t>
+      </w:r>
+      <w:r>
+        <w:rPr>
+          <w:b/>
+          <w:bCs/>
+          <w:sz w:val="24"/>
+          <w:szCs w:val="24"/>
+        </w:rPr>
+        <w:t>23</w:t>
+      </w:r>
+      <w:r>
+        <w:rPr>
+          <w:b/>
+          <w:bCs/>
+          <w:sz w:val="24"/>
+          <w:szCs w:val="24"/>
+        </w:rPr>
+        <w:t xml:space="preserve"> de abril de 2026</w:t>
+      </w:r>
+    </w:p>
+    <w:p>
+      <w:pPr>
+        <w:spacing w:line="360" w:lineRule="auto"/>
+        <w:ind w:firstLine="709"/>
+        <w:jc w:val="both"/>
+        <w:rPr>
+          <w:sz w:val="24"/>
+          <w:szCs w:val="24"/>
+        </w:rPr>
+      </w:pPr>
+    </w:p>
+    <w:p>
+      <w:pPr>
+        <w:spacing w:line="360" w:lineRule="auto"/>
+        <w:jc w:val="both"/>
+        <w:rPr>
+          <w:rStyle w:val="Forte"/>
+          <w:sz w:val="24"/>
+          <w:szCs w:val="24"/>
+        </w:rPr>
+      </w:pPr>
+      <w:r>
+        <w:rPr>
+          <w:rStyle w:val="Forte"/>
+          <w:sz w:val="24"/>
+          <w:szCs w:val="24"/>
+        </w:rPr>
+        <w:t xml:space="preserve">Atividades realizadas: </w:t>
+      </w:r>
+    </w:p>
+    <w:p>
+      <w:pPr>
+        <w:spacing w:line="360" w:lineRule="auto"/>
+        <w:ind w:firstLine="709"/>
+        <w:jc w:val="both"/>
+        <w:rPr>
+          <w:sz w:val="24"/>
+          <w:szCs w:val="24"/>
+        </w:rPr>
+      </w:pPr>
+      <w:r>
+        <w:rPr>
+          <w:sz w:val="24"/>
+          <w:szCs w:val="24"/>
+        </w:rPr>
+        <w:t>A Laís começou a programar algumas telas do sistema, iniciando</w:t>
+      </w:r>
+      <w:r>
+        <w:rPr>
+          <w:sz w:val="24"/>
+          <w:szCs w:val="24"/>
+        </w:rPr>
+        <w:t xml:space="preserve"> a parte do desenvolvimento. A Letícia fez a publicação do projeto no Instagram para divulgação. O Thiago finalizou os diagramas e também já terminou um protótipo de banco de dados. Já a Rebeca deu continuidade à documentação do projeto, organizando e complementando partes já iniciadas.  </w:t>
+      </w:r>
+    </w:p>
+    <w:p>
+      <w:pPr>
+        <w:spacing w:line="360" w:lineRule="auto"/>
+        <w:ind w:firstLine="709"/>
+        <w:jc w:val="both"/>
+        <w:rPr>
+          <w:sz w:val="24"/>
+          <w:szCs w:val="24"/>
+        </w:rPr>
+      </w:pPr>
+    </w:p>
+    <w:p>
+      <w:pPr>
+        <w:spacing w:line="360" w:lineRule="auto"/>
+        <w:jc w:val="both"/>
+        <w:rPr>
+          <w:b/>
+          <w:bCs/>
+          <w:sz w:val="24"/>
+          <w:szCs w:val="24"/>
+        </w:rPr>
+      </w:pPr>
+      <w:r>
+        <w:rPr>
+          <w:rStyle w:val="Forte"/>
+          <w:sz w:val="24"/>
+          <w:szCs w:val="24"/>
+        </w:rPr>
+        <w:t>Decisões tomadas:</w:t>
+      </w:r>
+      <w:r>
+        <w:rPr>
+          <w:sz w:val="24"/>
+          <w:szCs w:val="24"/>
+        </w:rPr>
+        <w:t xml:space="preserve"> </w:t>
+      </w:r>
+    </w:p>
+    <w:p>
+      <w:pPr>
+        <w:spacing w:line="360" w:lineRule="auto"/>
+        <w:ind w:firstLine="709"/>
+        <w:jc w:val="both"/>
+        <w:rPr>
+          <w:sz w:val="24"/>
+          <w:szCs w:val="24"/>
+        </w:rPr>
+      </w:pPr>
+      <w:r>
+        <w:rPr>
+          <w:sz w:val="24"/>
+          <w:szCs w:val="24"/>
+        </w:rPr>
+        <w:t xml:space="preserve">Decidimos </w:t>
+      </w:r>
+      <w:r>
+        <w:rPr>
+          <w:sz w:val="24"/>
+          <w:szCs w:val="24"/>
+        </w:rPr>
+        <w:t>dividir melhor as tarefas entre a equipe, para que cada integrante avance em uma parte do projeto ao mesmo tempo, otimizando o desenvolvimento.</w:t>
+      </w:r>
+    </w:p>
+    <w:p>
+      <w:pPr>
+        <w:spacing w:line="360" w:lineRule="auto"/>
+        <w:ind w:firstLine="709"/>
+        <w:jc w:val="both"/>
+        <w:rPr>
+          <w:sz w:val="24"/>
+          <w:szCs w:val="24"/>
+        </w:rPr>
+      </w:pPr>
+    </w:p>
+    <w:p>
+      <w:pPr>
+        <w:spacing w:line="360" w:lineRule="auto"/>
+        <w:jc w:val="both"/>
+        <w:rPr>
+          <w:rStyle w:val="Forte"/>
+          <w:sz w:val="24"/>
+          <w:szCs w:val="24"/>
+        </w:rPr>
+      </w:pPr>
+      <w:r>
+        <w:rPr>
+          <w:rStyle w:val="Forte"/>
+          <w:sz w:val="24"/>
+          <w:szCs w:val="24"/>
+        </w:rPr>
+        <w:t xml:space="preserve">Próximos passos: </w:t>
+      </w:r>
+    </w:p>
+    <w:p>
+      <w:pPr>
+        <w:spacing w:line="360" w:lineRule="auto"/>
+        <w:ind w:firstLine="709"/>
+        <w:jc w:val="both"/>
+        <w:rPr>
+          <w:sz w:val="24"/>
+          <w:szCs w:val="24"/>
+        </w:rPr>
+      </w:pPr>
+      <w:r>
+        <w:rPr>
+          <w:sz w:val="24"/>
+          <w:szCs w:val="24"/>
+        </w:rPr>
         <w:lastRenderedPageBreak/>
-        <w:t>Conversamos com outro professor orientador, que nos ajudou a ter mais clareza sobre o projeto. Durante a conversa, discutimos a possibilidade de desenvolver uma proposta voltada para uma ONG do bairro da Mooca, que trabalha com jardim e já possui PANCs no local.</w:t>
+        <w:t>Continuar desenvolvendo o projeto, com cada integrante seguindo responsável pela sua parte.</w:t>
+      </w:r>
+    </w:p>
+    <w:p>
+      <w:pPr>
+        <w:spacing w:line="360" w:lineRule="auto"/>
+        <w:ind w:firstLine="709"/>
+        <w:jc w:val="both"/>
+        <w:rPr>
+          <w:sz w:val="24"/>
+          <w:szCs w:val="24"/>
+        </w:rPr>
+      </w:pPr>
+    </w:p>
+    <w:p>
+      <w:pPr>
+        <w:spacing w:line="360" w:lineRule="auto"/>
+        <w:ind w:firstLine="709"/>
+        <w:jc w:val="both"/>
+        <w:rPr>
+          <w:sz w:val="24"/>
+          <w:szCs w:val="24"/>
+        </w:rPr>
+      </w:pPr>
+    </w:p>
+    <w:p>
+      <w:pPr>
+        <w:spacing w:line="360" w:lineRule="auto"/>
+        <w:jc w:val="both"/>
+        <w:rPr>
+          <w:b/>
+          <w:bCs/>
+          <w:sz w:val="24"/>
+          <w:szCs w:val="24"/>
+        </w:rPr>
+      </w:pPr>
+      <w:r>
+        <w:rPr>
+          <w:b/>
+          <w:bCs/>
+          <w:sz w:val="24"/>
+          <w:szCs w:val="24"/>
+        </w:rPr>
+        <w:t xml:space="preserve">Data: </w:t>
+      </w:r>
+      <w:r>
+        <w:rPr>
+          <w:b/>
+          <w:bCs/>
+          <w:sz w:val="24"/>
+          <w:szCs w:val="24"/>
+        </w:rPr>
+        <w:t>30</w:t>
+      </w:r>
+      <w:r>
+        <w:rPr>
+          <w:b/>
+          <w:bCs/>
+          <w:sz w:val="24"/>
+          <w:szCs w:val="24"/>
+        </w:rPr>
+        <w:t xml:space="preserve"> de abril de 2026</w:t>
+      </w:r>
+    </w:p>
+    <w:p>
+      <w:pPr>
+        <w:spacing w:line="360" w:lineRule="auto"/>
+        <w:ind w:firstLine="709"/>
+        <w:jc w:val="both"/>
+        <w:rPr>
+          <w:sz w:val="24"/>
+          <w:szCs w:val="24"/>
+        </w:rPr>
+      </w:pPr>
+    </w:p>
+    <w:p>
+      <w:pPr>
+        <w:spacing w:line="360" w:lineRule="auto"/>
+        <w:jc w:val="both"/>
+        <w:rPr>
+          <w:rStyle w:val="Forte"/>
+          <w:sz w:val="24"/>
+          <w:szCs w:val="24"/>
+        </w:rPr>
+      </w:pPr>
+      <w:r>
+        <w:rPr>
+          <w:rStyle w:val="Forte"/>
+          <w:sz w:val="24"/>
+          <w:szCs w:val="24"/>
+        </w:rPr>
+        <w:t xml:space="preserve">Atividades realizadas: </w:t>
+      </w:r>
+    </w:p>
+    <w:p>
+      <w:pPr>
+        <w:spacing w:line="360" w:lineRule="auto"/>
+        <w:ind w:firstLine="709"/>
+        <w:jc w:val="both"/>
+        <w:rPr>
+          <w:sz w:val="24"/>
+          <w:szCs w:val="24"/>
+        </w:rPr>
+      </w:pPr>
+      <w:r>
+        <w:rPr>
+          <w:sz w:val="24"/>
+          <w:szCs w:val="24"/>
+        </w:rPr>
+        <w:t xml:space="preserve">Ontem, quarta-feira, dia 29 de abril de 2026, realizamos uma visita técnica à ONG Requalificação da Escola Estufa Mooca – Hortas das Flores, acompanhados de outros alunos, do professor orientador Ricardo Faria Palhares e do professor do curso Luiz </w:t>
+      </w:r>
+      <w:proofErr w:type="spellStart"/>
+      <w:r>
+        <w:rPr>
+          <w:sz w:val="24"/>
+          <w:szCs w:val="24"/>
+        </w:rPr>
+        <w:t>Antonio</w:t>
+      </w:r>
+      <w:proofErr w:type="spellEnd"/>
+      <w:r>
+        <w:rPr>
+          <w:sz w:val="24"/>
+          <w:szCs w:val="24"/>
+        </w:rPr>
+        <w:t xml:space="preserve"> de Lima.</w:t>
+      </w:r>
+    </w:p>
+    <w:p>
+      <w:pPr>
+        <w:spacing w:line="360" w:lineRule="auto"/>
+        <w:ind w:firstLine="709"/>
+        <w:jc w:val="both"/>
+        <w:rPr>
+          <w:sz w:val="24"/>
+          <w:szCs w:val="24"/>
+        </w:rPr>
+      </w:pPr>
+    </w:p>
+    <w:p>
+      <w:pPr>
+        <w:spacing w:line="360" w:lineRule="auto"/>
+        <w:ind w:firstLine="709"/>
+        <w:jc w:val="both"/>
+        <w:rPr>
+          <w:sz w:val="24"/>
+          <w:szCs w:val="24"/>
+        </w:rPr>
+      </w:pPr>
+      <w:r>
+        <w:rPr>
+          <w:sz w:val="24"/>
+          <w:szCs w:val="24"/>
+        </w:rPr>
+        <w:t>O objetivo da visita foi destravar o nosso projeto, pois queríamos estabelecer uma colaboração com a ONG. Perguntamos se havia, na horta, algumas PANCs previamente definidas (ora-pro-nóbis, taioba, peixinho-da-horta e capuchinha) que gostaríamos de utilizar como base de estudo para a identificação das espécies por meio de IA</w:t>
+      </w:r>
+      <w:r>
+        <w:rPr>
+          <w:sz w:val="24"/>
+          <w:szCs w:val="24"/>
+        </w:rPr>
+        <w:t>.</w:t>
+      </w:r>
+    </w:p>
+    <w:p>
+      <w:pPr>
+        <w:spacing w:line="360" w:lineRule="auto"/>
+        <w:ind w:firstLine="709"/>
+        <w:jc w:val="both"/>
+        <w:rPr>
+          <w:sz w:val="24"/>
+          <w:szCs w:val="24"/>
+        </w:rPr>
+      </w:pPr>
+    </w:p>
+    <w:p>
+      <w:pPr>
+        <w:spacing w:line="360" w:lineRule="auto"/>
+        <w:ind w:firstLine="709"/>
+        <w:jc w:val="both"/>
+        <w:rPr>
+          <w:sz w:val="24"/>
+          <w:szCs w:val="24"/>
+        </w:rPr>
+      </w:pPr>
+      <w:r>
+        <w:rPr>
+          <w:sz w:val="24"/>
+          <w:szCs w:val="24"/>
+        </w:rPr>
+        <w:t>Juntamente com a representante da ONG, Luma Soares Marques, fizemos um passeio pela horta e visitamos várias espécies presentes no local. Após o passeio, fomos informados de que não havia capuchinha na horta. Diante disso, optamos por substituir a capuchinha pela azedinha.</w:t>
+      </w:r>
+    </w:p>
+    <w:p>
+      <w:pPr>
+        <w:spacing w:line="360" w:lineRule="auto"/>
+        <w:ind w:firstLine="709"/>
+        <w:jc w:val="both"/>
+        <w:rPr>
+          <w:sz w:val="24"/>
+          <w:szCs w:val="24"/>
+        </w:rPr>
+      </w:pPr>
+    </w:p>
+    <w:p>
+      <w:pPr>
+        <w:spacing w:line="360" w:lineRule="auto"/>
+        <w:ind w:firstLine="709"/>
+        <w:jc w:val="both"/>
+        <w:rPr>
+          <w:sz w:val="24"/>
+          <w:szCs w:val="24"/>
+        </w:rPr>
+      </w:pPr>
+      <w:r>
+        <w:rPr>
+          <w:sz w:val="24"/>
+          <w:szCs w:val="24"/>
+        </w:rPr>
+        <w:t>Também tiramos diversas fotos das espécies presentes no local para registro. Com a visita técnica, conseguimos finalmente alinhar todo o projeto, pois já definimos as espécies que utilizaremos como base no estudo, com a concordância da ONG para a realização da pesquisa.</w:t>
+      </w:r>
+      <w:r>
+        <w:rPr>
+          <w:sz w:val="24"/>
+          <w:szCs w:val="24"/>
+        </w:rPr>
+        <w:t xml:space="preserve"> </w:t>
+      </w:r>
+    </w:p>
+    <w:p>
+      <w:pPr>
+        <w:spacing w:line="360" w:lineRule="auto"/>
+        <w:ind w:firstLine="709"/>
+        <w:jc w:val="both"/>
+        <w:rPr>
+          <w:sz w:val="24"/>
+          <w:szCs w:val="24"/>
+        </w:rPr>
+      </w:pPr>
+    </w:p>
+    <w:p>
+      <w:pPr>
+        <w:spacing w:line="360" w:lineRule="auto"/>
+        <w:ind w:firstLine="709"/>
+        <w:jc w:val="both"/>
+        <w:rPr>
+          <w:sz w:val="24"/>
+          <w:szCs w:val="24"/>
+        </w:rPr>
+      </w:pPr>
+      <w:r>
+        <w:rPr>
+          <w:sz w:val="24"/>
+          <w:szCs w:val="24"/>
+        </w:rPr>
+        <w:t xml:space="preserve">Iremos fazer uma ficha técnica que conterá todos os detalhes da visita, juntamente com imagens. </w:t>
       </w:r>
     </w:p>
     <w:p>
@@ -2546,7 +3729,8 @@
           <w:sz w:val="24"/>
           <w:szCs w:val="24"/>
         </w:rPr>
-        <w:t>Estávamos pensando em seguir mais pela parte de nutrição, mas após conversar com o professor, decidimos analisar melhor essa ideia e considerar a proposta da ONG. Também pensamos em ir até o local para conversar diretamente e entender melhor o contexto deles.</w:t>
+        <w:lastRenderedPageBreak/>
+        <w:t>Decidimos trabalhar com as PANCs ora-pro-nóbis, taioba, peixinho-da-horta e azedinha como base dos nossos estudos, devido à disponibilidade dessas espécies na horta e à relevância delas para o desenvolvimento do projeto</w:t>
       </w:r>
     </w:p>
     <w:p>
@@ -2594,77 +3778,86 @@
           <w:sz w:val="24"/>
           <w:szCs w:val="24"/>
         </w:rPr>
-        <w:t>Organizar melhor nossas pesquisas para montar uma proposta e apresentar para a ONG. Além disso, precisamos nos organizar para entrar em contato e marcar uma visita ao local.</w:t>
-      </w:r>
-    </w:p>
-    <w:p>
-      <w:pPr>
-        <w:spacing w:line="360" w:lineRule="auto"/>
-        <w:ind w:firstLine="709"/>
-        <w:jc w:val="both"/>
-        <w:rPr>
-          <w:sz w:val="24"/>
-          <w:szCs w:val="24"/>
-        </w:rPr>
-      </w:pPr>
-    </w:p>
-    <w:p>
-      <w:pPr>
-        <w:spacing w:line="360" w:lineRule="auto"/>
-        <w:ind w:firstLine="709"/>
-        <w:jc w:val="both"/>
-        <w:rPr>
-          <w:sz w:val="24"/>
-          <w:szCs w:val="24"/>
-        </w:rPr>
-      </w:pPr>
-    </w:p>
-    <w:p>
-      <w:pPr>
-        <w:spacing w:line="360" w:lineRule="auto"/>
-        <w:jc w:val="both"/>
-        <w:rPr>
-          <w:b/>
-          <w:bCs/>
-          <w:sz w:val="24"/>
-          <w:szCs w:val="24"/>
-        </w:rPr>
-      </w:pPr>
-      <w:r>
-        <w:rPr>
-          <w:b/>
-          <w:bCs/>
-          <w:sz w:val="24"/>
-          <w:szCs w:val="24"/>
-        </w:rPr>
-        <w:t>D</w:t>
-      </w:r>
-      <w:r>
-        <w:rPr>
-          <w:b/>
-          <w:bCs/>
-          <w:sz w:val="24"/>
-          <w:szCs w:val="24"/>
-        </w:rPr>
-        <w:t>ata</w:t>
-      </w:r>
-      <w:r>
-        <w:rPr>
-          <w:b/>
-          <w:bCs/>
-          <w:sz w:val="24"/>
-          <w:szCs w:val="24"/>
-        </w:rPr>
-        <w:t>: 09</w:t>
-      </w:r>
-      <w:r>
-        <w:rPr>
-          <w:b/>
-          <w:bCs/>
-          <w:sz w:val="24"/>
-          <w:szCs w:val="24"/>
-        </w:rPr>
-        <w:t xml:space="preserve"> de abril de 2026</w:t>
+        <w:t>Fazer a ficha técnica da visita e dar continuidade às tarefas já definidas anteriormente.</w:t>
+      </w:r>
+    </w:p>
+    <w:p>
+      <w:pPr>
+        <w:spacing w:line="360" w:lineRule="auto"/>
+        <w:ind w:firstLine="709"/>
+        <w:jc w:val="both"/>
+        <w:rPr>
+          <w:sz w:val="24"/>
+          <w:szCs w:val="24"/>
+        </w:rPr>
+      </w:pPr>
+    </w:p>
+    <w:p>
+      <w:pPr>
+        <w:spacing w:line="360" w:lineRule="auto"/>
+        <w:ind w:firstLine="709"/>
+        <w:jc w:val="both"/>
+        <w:rPr>
+          <w:sz w:val="24"/>
+          <w:szCs w:val="24"/>
+        </w:rPr>
+      </w:pPr>
+    </w:p>
+    <w:p>
+      <w:pPr>
+        <w:spacing w:line="360" w:lineRule="auto"/>
+        <w:jc w:val="both"/>
+        <w:rPr>
+          <w:b/>
+          <w:bCs/>
+          <w:sz w:val="24"/>
+          <w:szCs w:val="24"/>
+        </w:rPr>
+      </w:pPr>
+      <w:r>
+        <w:rPr>
+          <w:b/>
+          <w:bCs/>
+          <w:sz w:val="24"/>
+          <w:szCs w:val="24"/>
+        </w:rPr>
+        <w:t xml:space="preserve">Data: </w:t>
+      </w:r>
+      <w:r>
+        <w:rPr>
+          <w:b/>
+          <w:bCs/>
+          <w:sz w:val="24"/>
+          <w:szCs w:val="24"/>
+        </w:rPr>
+        <w:t>07</w:t>
+      </w:r>
+      <w:r>
+        <w:rPr>
+          <w:b/>
+          <w:bCs/>
+          <w:sz w:val="24"/>
+          <w:szCs w:val="24"/>
+        </w:rPr>
+        <w:t xml:space="preserve"> de </w:t>
+      </w:r>
+      <w:r>
+        <w:rPr>
+          <w:b/>
+          <w:bCs/>
+          <w:sz w:val="24"/>
+          <w:szCs w:val="24"/>
+        </w:rPr>
+        <w:t>maio</w:t>
+      </w:r>
+      <w:r>
+        <w:rPr>
+          <w:b/>
+          <w:bCs/>
+          <w:sz w:val="24"/>
+          <w:szCs w:val="24"/>
+        </w:rPr>
+        <w:t xml:space="preserve"> de 2026</w:t>
       </w:r>
     </w:p>
     <w:p>
@@ -2712,7 +3905,78 @@
           <w:sz w:val="24"/>
           <w:szCs w:val="24"/>
         </w:rPr>
-        <w:t>Fizemos o diagrama de caso de uso do projeto e começamos a transferir tudo que já produzimos para o modelo nas normas ABNT.</w:t>
+        <w:t>Finalizamos a ficha técnica proposta anteriormente. Além disso, a Laís deu continuidade aos seus estudos e ao desenvolvimento das telas por meio do React</w:t>
+      </w:r>
+      <w:r>
+        <w:rPr>
+          <w:sz w:val="24"/>
+          <w:szCs w:val="24"/>
+        </w:rPr>
+        <w:t xml:space="preserve"> Native</w:t>
+      </w:r>
+      <w:r>
+        <w:rPr>
+          <w:sz w:val="24"/>
+          <w:szCs w:val="24"/>
+        </w:rPr>
+        <w:t>.</w:t>
+      </w:r>
+    </w:p>
+    <w:p>
+      <w:pPr>
+        <w:spacing w:line="360" w:lineRule="auto"/>
+        <w:ind w:firstLine="709"/>
+        <w:jc w:val="both"/>
+        <w:rPr>
+          <w:sz w:val="24"/>
+          <w:szCs w:val="24"/>
+        </w:rPr>
+      </w:pPr>
+    </w:p>
+    <w:p>
+      <w:pPr>
+        <w:spacing w:line="360" w:lineRule="auto"/>
+        <w:ind w:firstLine="709"/>
+        <w:jc w:val="both"/>
+        <w:rPr>
+          <w:sz w:val="24"/>
+          <w:szCs w:val="24"/>
+        </w:rPr>
+      </w:pPr>
+      <w:r>
+        <w:rPr>
+          <w:sz w:val="24"/>
+          <w:szCs w:val="24"/>
+        </w:rPr>
+        <w:t>Tivemos uma conversa com o professor orientador Davi</w:t>
+      </w:r>
+      <w:r>
+        <w:rPr>
+          <w:sz w:val="24"/>
+          <w:szCs w:val="24"/>
+        </w:rPr>
+        <w:t xml:space="preserve"> Vilar</w:t>
+      </w:r>
+      <w:r>
+        <w:rPr>
+          <w:sz w:val="24"/>
+          <w:szCs w:val="24"/>
+        </w:rPr>
+        <w:t xml:space="preserve"> sobre uma possível colaboração com outro grupo de TCC, o Rubra Guará, a fim de compartilhar conhecimentos relacionados ao banco de dados para auxiliá-los, enquanto eles também irão nos ajudar na parte do React</w:t>
+      </w:r>
+      <w:r>
+        <w:rPr>
+          <w:sz w:val="24"/>
+          <w:szCs w:val="24"/>
+        </w:rPr>
+        <w:t xml:space="preserve"> Native</w:t>
+      </w:r>
+      <w:r>
+        <w:rPr>
+          <w:sz w:val="24"/>
+          <w:szCs w:val="24"/>
+        </w:rPr>
+        <w:t>.</w:t>
       </w:r>
     </w:p>
     <w:p>
@@ -2768,7 +4032,14 @@
           <w:sz w:val="24"/>
           <w:szCs w:val="24"/>
         </w:rPr>
-        <w:t>Decidimos organizar melhor os materiais já feitos, adaptando tudo para o padrão ABNT, para manter o projeto mais estruturado.</w:t>
+        <w:t>Decidimos continuar com o desenvolvimento do trabalho e discutir alguns outros detalhes em grupo</w:t>
+      </w:r>
+      <w:r>
+        <w:rPr>
+          <w:sz w:val="24"/>
+          <w:szCs w:val="24"/>
+        </w:rPr>
+        <w:t xml:space="preserve"> depois, pois não estava todos presentes.</w:t>
       </w:r>
     </w:p>
     <w:p>
@@ -2816,7 +4087,7 @@
           <w:sz w:val="24"/>
           <w:szCs w:val="24"/>
         </w:rPr>
-        <w:t>Finalizar todos os documentos do projeto, garantindo que estejam completos e dentro das normas exigidas.</w:t>
+        <w:t>Continuar desenvolvendo o projeto, com cada integrante seguindo responsável pela sua parte.</w:t>
       </w:r>
     </w:p>
     <w:p>
@@ -2868,73 +4139,209 @@
           <w:sz w:val="24"/>
           <w:szCs w:val="24"/>
         </w:rPr>
-        <w:t>16</w:t>
-      </w:r>
-      <w:r>
-        <w:rPr>
-          <w:b/>
-          <w:bCs/>
-          <w:sz w:val="24"/>
-          <w:szCs w:val="24"/>
-        </w:rPr>
-        <w:t xml:space="preserve"> de abril de 2026</w:t>
-      </w:r>
-    </w:p>
-    <w:p>
-      <w:pPr>
-        <w:spacing w:line="360" w:lineRule="auto"/>
-        <w:ind w:firstLine="709"/>
-        <w:jc w:val="both"/>
-        <w:rPr>
-          <w:sz w:val="24"/>
-          <w:szCs w:val="24"/>
-        </w:rPr>
-      </w:pPr>
-    </w:p>
-    <w:p>
-      <w:pPr>
-        <w:spacing w:line="360" w:lineRule="auto"/>
-        <w:jc w:val="both"/>
-        <w:rPr>
-          <w:rStyle w:val="Forte"/>
-          <w:sz w:val="24"/>
-          <w:szCs w:val="24"/>
-        </w:rPr>
-      </w:pPr>
-      <w:r>
-        <w:rPr>
-          <w:rStyle w:val="Forte"/>
+        <w:t>14</w:t>
+      </w:r>
+      <w:r>
+        <w:rPr>
+          <w:b/>
+          <w:bCs/>
+          <w:sz w:val="24"/>
+          <w:szCs w:val="24"/>
+        </w:rPr>
+        <w:t xml:space="preserve"> de </w:t>
+      </w:r>
+      <w:r>
+        <w:rPr>
+          <w:b/>
+          <w:bCs/>
+          <w:sz w:val="24"/>
+          <w:szCs w:val="24"/>
+        </w:rPr>
+        <w:t>maio</w:t>
+      </w:r>
+      <w:r>
+        <w:rPr>
+          <w:b/>
+          <w:bCs/>
+          <w:sz w:val="24"/>
+          <w:szCs w:val="24"/>
+        </w:rPr>
+        <w:t xml:space="preserve"> de 2026</w:t>
+      </w:r>
+    </w:p>
+    <w:p>
+      <w:pPr>
+        <w:spacing w:line="360" w:lineRule="auto"/>
+        <w:ind w:firstLine="709"/>
+        <w:jc w:val="both"/>
+        <w:rPr>
+          <w:sz w:val="24"/>
+          <w:szCs w:val="24"/>
+        </w:rPr>
+      </w:pPr>
+    </w:p>
+    <w:p>
+      <w:pPr>
+        <w:spacing w:line="360" w:lineRule="auto"/>
+        <w:jc w:val="both"/>
+        <w:rPr>
+          <w:rStyle w:val="Forte"/>
+          <w:sz w:val="24"/>
+          <w:szCs w:val="24"/>
+        </w:rPr>
+      </w:pPr>
+      <w:r>
+        <w:rPr>
+          <w:rStyle w:val="Forte"/>
+          <w:sz w:val="24"/>
+          <w:szCs w:val="24"/>
+        </w:rPr>
+        <w:t xml:space="preserve">Atividades realizadas: </w:t>
+      </w:r>
+    </w:p>
+    <w:p>
+      <w:pPr>
+        <w:spacing w:line="360" w:lineRule="auto"/>
+        <w:ind w:firstLine="709"/>
+        <w:jc w:val="both"/>
+        <w:rPr>
+          <w:rStyle w:val="Forte"/>
+          <w:b w:val="0"/>
+          <w:sz w:val="24"/>
+          <w:szCs w:val="24"/>
+        </w:rPr>
+      </w:pPr>
+      <w:r>
+        <w:rPr>
+          <w:rStyle w:val="Forte"/>
+          <w:b w:val="0"/>
           <w:sz w:val="24"/>
           <w:szCs w:val="24"/>
         </w:rPr>
         <w:lastRenderedPageBreak/>
-        <w:t xml:space="preserve">Atividades realizadas: </w:t>
-      </w:r>
-    </w:p>
-    <w:p>
-      <w:pPr>
-        <w:spacing w:line="360" w:lineRule="auto"/>
-        <w:ind w:firstLine="709"/>
-        <w:jc w:val="both"/>
-        <w:rPr>
-          <w:sz w:val="24"/>
-          <w:szCs w:val="24"/>
-        </w:rPr>
-      </w:pPr>
-      <w:r>
-        <w:rPr>
-          <w:sz w:val="24"/>
-          <w:szCs w:val="24"/>
-        </w:rPr>
-        <w:t>Conversamos com o professor orientador sobre o andamento do TCC, mostramos o que já tínhamos desenvolvido e tiramos dúvidas sobre algumas partes do projeto. Recebemos sugestões de melhorias e orientações sobre como estruturar melhor o trabalho. Além disso, começamos a desenvolver a documentação do projeto, organizando as primeiras partes no que já foi feito.</w:t>
-      </w:r>
-    </w:p>
-    <w:p>
-      <w:pPr>
-        <w:spacing w:line="360" w:lineRule="auto"/>
-        <w:ind w:firstLine="709"/>
-        <w:jc w:val="both"/>
-        <w:rPr>
+        <w:t>Como reportado anteriormente, a Laís estava desenvolvendo o protótipo das telas do aplicativo com React Native. Um dos protótipos desenvolvidos apresentou bons resultados, mas o outro não funcionou. Ela dará continuidade aos seus estudos e ao desenvolvimento para conseguirmos bons resultados em todos os protótipos.</w:t>
+      </w:r>
+    </w:p>
+    <w:p>
+      <w:pPr>
+        <w:spacing w:line="360" w:lineRule="auto"/>
+        <w:ind w:firstLine="709"/>
+        <w:jc w:val="both"/>
+        <w:rPr>
+          <w:rStyle w:val="Forte"/>
+          <w:b w:val="0"/>
+          <w:sz w:val="24"/>
+          <w:szCs w:val="24"/>
+        </w:rPr>
+      </w:pPr>
+    </w:p>
+    <w:p>
+      <w:pPr>
+        <w:spacing w:line="360" w:lineRule="auto"/>
+        <w:ind w:firstLine="709"/>
+        <w:jc w:val="both"/>
+        <w:rPr>
+          <w:rStyle w:val="Forte"/>
+          <w:b w:val="0"/>
+          <w:sz w:val="24"/>
+          <w:szCs w:val="24"/>
+        </w:rPr>
+      </w:pPr>
+      <w:r>
+        <w:rPr>
+          <w:rStyle w:val="Forte"/>
+          <w:b w:val="0"/>
+          <w:sz w:val="24"/>
+          <w:szCs w:val="24"/>
+        </w:rPr>
+        <w:t>A Rebeca está cuidando do referencial teórico. Ela pesquisou mais artigos juntamente com a Letícia para fundamentá-lo melhor.</w:t>
+      </w:r>
+    </w:p>
+    <w:p>
+      <w:pPr>
+        <w:spacing w:line="360" w:lineRule="auto"/>
+        <w:ind w:firstLine="709"/>
+        <w:jc w:val="both"/>
+        <w:rPr>
+          <w:rStyle w:val="Forte"/>
+          <w:b w:val="0"/>
+          <w:sz w:val="24"/>
+          <w:szCs w:val="24"/>
+        </w:rPr>
+      </w:pPr>
+    </w:p>
+    <w:p>
+      <w:pPr>
+        <w:spacing w:line="360" w:lineRule="auto"/>
+        <w:ind w:firstLine="709"/>
+        <w:jc w:val="both"/>
+        <w:rPr>
+          <w:rStyle w:val="Forte"/>
+          <w:b w:val="0"/>
+          <w:sz w:val="24"/>
+          <w:szCs w:val="24"/>
+        </w:rPr>
+      </w:pPr>
+      <w:r>
+        <w:rPr>
+          <w:rStyle w:val="Forte"/>
+          <w:b w:val="0"/>
+          <w:sz w:val="24"/>
+          <w:szCs w:val="24"/>
+        </w:rPr>
+        <w:t>A Letícia começará a ajudar a Laís com a programação, enquanto o Thiago, juntamente com a Rebeca, cuidará da documentação.</w:t>
+      </w:r>
+    </w:p>
+    <w:p>
+      <w:pPr>
+        <w:spacing w:line="360" w:lineRule="auto"/>
+        <w:ind w:firstLine="709"/>
+        <w:jc w:val="both"/>
+        <w:rPr>
+          <w:rStyle w:val="Forte"/>
+          <w:b w:val="0"/>
+          <w:sz w:val="24"/>
+          <w:szCs w:val="24"/>
+        </w:rPr>
+      </w:pPr>
+    </w:p>
+    <w:p>
+      <w:pPr>
+        <w:spacing w:line="360" w:lineRule="auto"/>
+        <w:ind w:firstLine="709"/>
+        <w:jc w:val="both"/>
+        <w:rPr>
+          <w:rStyle w:val="Forte"/>
+          <w:b w:val="0"/>
+          <w:sz w:val="24"/>
+          <w:szCs w:val="24"/>
+        </w:rPr>
+      </w:pPr>
+      <w:r>
+        <w:rPr>
+          <w:rStyle w:val="Forte"/>
+          <w:b w:val="0"/>
+          <w:sz w:val="24"/>
+          <w:szCs w:val="24"/>
+        </w:rPr>
+        <w:t>Hoje também conversamos com o professor Ricardo Palhares, que definiu os prazos de final de bimestre relacionados ao andamento do TCC durante todo este semestre. Ele também falou sobre a FETEPS. Precisaremos gravar um vídeo de 1 minuto com os integrantes do grupo, apresentando uma breve contextualização sobre o nosso projeto. Talvez ele também possa servir para outras feiras, caso seja do nosso interesse participar</w:t>
+      </w:r>
+      <w:r>
+        <w:rPr>
+          <w:rStyle w:val="Forte"/>
+          <w:b w:val="0"/>
+          <w:sz w:val="24"/>
+          <w:szCs w:val="24"/>
+        </w:rPr>
+        <w:t>.</w:t>
+      </w:r>
+    </w:p>
+    <w:p>
+      <w:pPr>
+        <w:spacing w:line="360" w:lineRule="auto"/>
+        <w:jc w:val="both"/>
+        <w:rPr>
+          <w:rStyle w:val="Forte"/>
           <w:sz w:val="24"/>
           <w:szCs w:val="24"/>
         </w:rPr>
@@ -2965,823 +4372,40 @@
           <w:szCs w:val="24"/>
         </w:rPr>
         <w:t xml:space="preserve"> </w:t>
-      </w:r>
-    </w:p>
-    <w:p>
-      <w:pPr>
-        <w:spacing w:line="360" w:lineRule="auto"/>
-        <w:ind w:firstLine="709"/>
-        <w:jc w:val="both"/>
-        <w:rPr>
-          <w:sz w:val="24"/>
-          <w:szCs w:val="24"/>
-        </w:rPr>
-      </w:pPr>
-      <w:r>
-        <w:rPr>
-          <w:sz w:val="24"/>
-          <w:szCs w:val="24"/>
-        </w:rPr>
-        <w:t xml:space="preserve">Decidimos seguir as orientações do professor para melhorar a estrutura do projeto e já iniciar a documentação, aproveitando o material que já tínhamos pronto. </w:t>
-      </w:r>
-    </w:p>
-    <w:p>
-      <w:pPr>
-        <w:spacing w:line="360" w:lineRule="auto"/>
-        <w:ind w:firstLine="709"/>
-        <w:jc w:val="both"/>
-        <w:rPr>
-          <w:sz w:val="24"/>
-          <w:szCs w:val="24"/>
-        </w:rPr>
-      </w:pPr>
-    </w:p>
-    <w:p>
-      <w:pPr>
-        <w:spacing w:line="360" w:lineRule="auto"/>
-        <w:jc w:val="both"/>
-        <w:rPr>
-          <w:rStyle w:val="Forte"/>
-          <w:sz w:val="24"/>
-          <w:szCs w:val="24"/>
-        </w:rPr>
-      </w:pPr>
-      <w:r>
-        <w:rPr>
-          <w:rStyle w:val="Forte"/>
-          <w:sz w:val="24"/>
-          <w:szCs w:val="24"/>
-        </w:rPr>
-        <w:t xml:space="preserve">Próximos passos: </w:t>
-      </w:r>
-    </w:p>
-    <w:p>
-      <w:pPr>
-        <w:spacing w:line="360" w:lineRule="auto"/>
-        <w:ind w:firstLine="709"/>
-        <w:jc w:val="both"/>
-        <w:rPr>
-          <w:sz w:val="24"/>
-          <w:szCs w:val="24"/>
-        </w:rPr>
-      </w:pPr>
-      <w:r>
-        <w:rPr>
-          <w:sz w:val="24"/>
-          <w:szCs w:val="24"/>
-        </w:rPr>
-        <w:t>Continuar a documentação do projeto, revisar o que já foi feito com base nas sugestões do professor e avançar nas próximas etapas do TCC.</w:t>
-      </w:r>
-    </w:p>
-    <w:p>
-      <w:pPr>
-        <w:spacing w:line="360" w:lineRule="auto"/>
-        <w:ind w:firstLine="709"/>
-        <w:jc w:val="both"/>
-        <w:rPr>
-          <w:sz w:val="24"/>
-          <w:szCs w:val="24"/>
-        </w:rPr>
-      </w:pPr>
-    </w:p>
-    <w:p>
-      <w:pPr>
-        <w:spacing w:line="360" w:lineRule="auto"/>
-        <w:ind w:firstLine="709"/>
-        <w:jc w:val="both"/>
-        <w:rPr>
-          <w:sz w:val="24"/>
-          <w:szCs w:val="24"/>
-        </w:rPr>
-      </w:pPr>
-    </w:p>
-    <w:p>
-      <w:pPr>
-        <w:spacing w:line="360" w:lineRule="auto"/>
-        <w:jc w:val="both"/>
-        <w:rPr>
-          <w:b/>
-          <w:bCs/>
-          <w:sz w:val="24"/>
-          <w:szCs w:val="24"/>
-        </w:rPr>
-      </w:pPr>
-      <w:r>
-        <w:rPr>
-          <w:b/>
-          <w:bCs/>
-          <w:sz w:val="24"/>
-          <w:szCs w:val="24"/>
-        </w:rPr>
-        <w:t xml:space="preserve">Data: </w:t>
-      </w:r>
-      <w:r>
-        <w:rPr>
-          <w:b/>
-          <w:bCs/>
-          <w:sz w:val="24"/>
-          <w:szCs w:val="24"/>
-        </w:rPr>
-        <w:t>23</w:t>
-      </w:r>
-      <w:r>
-        <w:rPr>
-          <w:b/>
-          <w:bCs/>
-          <w:sz w:val="24"/>
-          <w:szCs w:val="24"/>
-        </w:rPr>
-        <w:t xml:space="preserve"> de abril de 2026</w:t>
-      </w:r>
-    </w:p>
-    <w:p>
-      <w:pPr>
-        <w:spacing w:line="360" w:lineRule="auto"/>
-        <w:ind w:firstLine="709"/>
-        <w:jc w:val="both"/>
-        <w:rPr>
-          <w:sz w:val="24"/>
-          <w:szCs w:val="24"/>
-        </w:rPr>
-      </w:pPr>
-    </w:p>
-    <w:p>
-      <w:pPr>
-        <w:spacing w:line="360" w:lineRule="auto"/>
-        <w:jc w:val="both"/>
-        <w:rPr>
-          <w:rStyle w:val="Forte"/>
-          <w:sz w:val="24"/>
-          <w:szCs w:val="24"/>
-        </w:rPr>
-      </w:pPr>
-      <w:r>
-        <w:rPr>
-          <w:rStyle w:val="Forte"/>
-          <w:sz w:val="24"/>
-          <w:szCs w:val="24"/>
-        </w:rPr>
-        <w:t xml:space="preserve">Atividades realizadas: </w:t>
-      </w:r>
-    </w:p>
-    <w:p>
-      <w:pPr>
-        <w:spacing w:line="360" w:lineRule="auto"/>
-        <w:ind w:firstLine="709"/>
-        <w:jc w:val="both"/>
-        <w:rPr>
-          <w:sz w:val="24"/>
-          <w:szCs w:val="24"/>
-        </w:rPr>
-      </w:pPr>
-      <w:r>
-        <w:rPr>
-          <w:sz w:val="24"/>
-          <w:szCs w:val="24"/>
-        </w:rPr>
-        <w:t>A Laís começou a programar algumas telas do sistema, iniciando</w:t>
-      </w:r>
-      <w:r>
-        <w:rPr>
-          <w:sz w:val="24"/>
-          <w:szCs w:val="24"/>
-        </w:rPr>
-        <w:t xml:space="preserve"> a parte do desenvolvimento. A Letícia fez a publicação do projeto no Instagram para divulgação. O Thiago finalizou os diagramas e também já terminou um protótipo de banco de dados. Já a Rebeca deu continuidade à documentação do projeto, organizando e complementando partes já iniciadas.  </w:t>
-      </w:r>
-    </w:p>
-    <w:p>
-      <w:pPr>
-        <w:spacing w:line="360" w:lineRule="auto"/>
-        <w:ind w:firstLine="709"/>
-        <w:jc w:val="both"/>
-        <w:rPr>
-          <w:sz w:val="24"/>
-          <w:szCs w:val="24"/>
-        </w:rPr>
-      </w:pPr>
-    </w:p>
-    <w:p>
-      <w:pPr>
-        <w:spacing w:line="360" w:lineRule="auto"/>
-        <w:jc w:val="both"/>
-        <w:rPr>
-          <w:b/>
-          <w:bCs/>
-          <w:sz w:val="24"/>
-          <w:szCs w:val="24"/>
-        </w:rPr>
-      </w:pPr>
-      <w:r>
-        <w:rPr>
-          <w:rStyle w:val="Forte"/>
-          <w:sz w:val="24"/>
-          <w:szCs w:val="24"/>
-        </w:rPr>
-        <w:t>Decisões tomadas:</w:t>
-      </w:r>
-      <w:r>
-        <w:rPr>
-          <w:sz w:val="24"/>
-          <w:szCs w:val="24"/>
-        </w:rPr>
-        <w:t xml:space="preserve"> </w:t>
-      </w:r>
-    </w:p>
-    <w:p>
-      <w:pPr>
-        <w:spacing w:line="360" w:lineRule="auto"/>
-        <w:ind w:firstLine="709"/>
-        <w:jc w:val="both"/>
-        <w:rPr>
-          <w:sz w:val="24"/>
-          <w:szCs w:val="24"/>
-        </w:rPr>
-      </w:pPr>
-      <w:r>
-        <w:rPr>
-          <w:sz w:val="24"/>
-          <w:szCs w:val="24"/>
-        </w:rPr>
-        <w:t xml:space="preserve">Decidimos </w:t>
-      </w:r>
-      <w:r>
-        <w:rPr>
-          <w:sz w:val="24"/>
-          <w:szCs w:val="24"/>
-        </w:rPr>
-        <w:t>dividir melhor as tarefas entre a equipe, para que cada integrante avance em uma parte do projeto ao mesmo tempo, otimizando o desenvolvimento.</w:t>
-      </w:r>
-    </w:p>
-    <w:p>
-      <w:pPr>
-        <w:spacing w:line="360" w:lineRule="auto"/>
-        <w:ind w:firstLine="709"/>
-        <w:jc w:val="both"/>
-        <w:rPr>
-          <w:sz w:val="24"/>
-          <w:szCs w:val="24"/>
-        </w:rPr>
-      </w:pPr>
-    </w:p>
-    <w:p>
-      <w:pPr>
-        <w:spacing w:line="360" w:lineRule="auto"/>
-        <w:jc w:val="both"/>
-        <w:rPr>
-          <w:rStyle w:val="Forte"/>
-          <w:sz w:val="24"/>
-          <w:szCs w:val="24"/>
-        </w:rPr>
-      </w:pPr>
-      <w:r>
-        <w:rPr>
-          <w:rStyle w:val="Forte"/>
-          <w:sz w:val="24"/>
-          <w:szCs w:val="24"/>
-        </w:rPr>
-        <w:t xml:space="preserve">Próximos passos: </w:t>
-      </w:r>
-    </w:p>
-    <w:p>
-      <w:pPr>
-        <w:spacing w:line="360" w:lineRule="auto"/>
-        <w:ind w:firstLine="709"/>
-        <w:jc w:val="both"/>
-        <w:rPr>
-          <w:sz w:val="24"/>
-          <w:szCs w:val="24"/>
-        </w:rPr>
-      </w:pPr>
-      <w:r>
-        <w:rPr>
-          <w:sz w:val="24"/>
-          <w:szCs w:val="24"/>
-        </w:rPr>
-        <w:t>Continuar desenvolvendo o projeto, com cada integrante seguindo responsável pela sua parte.</w:t>
-      </w:r>
-    </w:p>
-    <w:p>
-      <w:pPr>
-        <w:spacing w:line="360" w:lineRule="auto"/>
-        <w:ind w:firstLine="709"/>
-        <w:jc w:val="both"/>
-        <w:rPr>
-          <w:sz w:val="24"/>
-          <w:szCs w:val="24"/>
-        </w:rPr>
-      </w:pPr>
-    </w:p>
-    <w:p>
-      <w:pPr>
-        <w:spacing w:line="360" w:lineRule="auto"/>
-        <w:ind w:firstLine="709"/>
-        <w:jc w:val="both"/>
-        <w:rPr>
-          <w:sz w:val="24"/>
-          <w:szCs w:val="24"/>
-        </w:rPr>
-      </w:pPr>
-    </w:p>
-    <w:p>
-      <w:pPr>
-        <w:spacing w:line="360" w:lineRule="auto"/>
-        <w:jc w:val="both"/>
-        <w:rPr>
-          <w:b/>
-          <w:bCs/>
-          <w:sz w:val="24"/>
-          <w:szCs w:val="24"/>
-        </w:rPr>
-      </w:pPr>
-      <w:r>
-        <w:rPr>
-          <w:b/>
-          <w:bCs/>
-          <w:sz w:val="24"/>
-          <w:szCs w:val="24"/>
-        </w:rPr>
-        <w:lastRenderedPageBreak/>
-        <w:t xml:space="preserve">Data: </w:t>
-      </w:r>
-      <w:r>
-        <w:rPr>
-          <w:b/>
-          <w:bCs/>
-          <w:sz w:val="24"/>
-          <w:szCs w:val="24"/>
-        </w:rPr>
-        <w:t>30</w:t>
-      </w:r>
-      <w:r>
-        <w:rPr>
-          <w:b/>
-          <w:bCs/>
-          <w:sz w:val="24"/>
-          <w:szCs w:val="24"/>
-        </w:rPr>
-        <w:t xml:space="preserve"> de abril de 2026</w:t>
-      </w:r>
-    </w:p>
-    <w:p>
-      <w:pPr>
-        <w:spacing w:line="360" w:lineRule="auto"/>
-        <w:ind w:firstLine="709"/>
-        <w:jc w:val="both"/>
-        <w:rPr>
-          <w:sz w:val="24"/>
-          <w:szCs w:val="24"/>
-        </w:rPr>
-      </w:pPr>
-    </w:p>
-    <w:p>
-      <w:pPr>
-        <w:spacing w:line="360" w:lineRule="auto"/>
-        <w:jc w:val="both"/>
-        <w:rPr>
-          <w:rStyle w:val="Forte"/>
-          <w:sz w:val="24"/>
-          <w:szCs w:val="24"/>
-        </w:rPr>
-      </w:pPr>
-      <w:r>
-        <w:rPr>
-          <w:rStyle w:val="Forte"/>
-          <w:sz w:val="24"/>
-          <w:szCs w:val="24"/>
-        </w:rPr>
-        <w:t xml:space="preserve">Atividades realizadas: </w:t>
-      </w:r>
-    </w:p>
-    <w:p>
-      <w:pPr>
-        <w:spacing w:line="360" w:lineRule="auto"/>
-        <w:ind w:firstLine="709"/>
-        <w:jc w:val="both"/>
-        <w:rPr>
-          <w:sz w:val="24"/>
-          <w:szCs w:val="24"/>
-        </w:rPr>
-      </w:pPr>
-      <w:r>
-        <w:rPr>
-          <w:sz w:val="24"/>
-          <w:szCs w:val="24"/>
-        </w:rPr>
-        <w:t>Ontem, quarta-feira, dia 29 de abril de 2026, realizamos uma visita técnica à ONG Requalificação da Escola Estufa Mooca – Hortas das Flores, acompanhados de outros alunos, do professor orientador Ricardo Faria Palhares e do professor do curso Luiz Antonio de Lima.</w:t>
-      </w:r>
-    </w:p>
-    <w:p>
-      <w:pPr>
-        <w:spacing w:line="360" w:lineRule="auto"/>
-        <w:ind w:firstLine="709"/>
-        <w:jc w:val="both"/>
-        <w:rPr>
-          <w:sz w:val="24"/>
-          <w:szCs w:val="24"/>
-        </w:rPr>
-      </w:pPr>
-      <w:r>
-        <w:rPr>
-          <w:sz w:val="24"/>
-          <w:szCs w:val="24"/>
-        </w:rPr>
-        <w:t>O objetivo da visita foi destravar o nosso projeto, pois queríamos estabelecer uma colaboração com a ONG. Perguntamos se havia, na horta, algumas PANCs previamente definidas (ora-pro-nóbis, taioba, peixinho-da-horta e capuchinha) que gostaríamos de utilizar como base de estudo para a identificação das espécies por meio de IA</w:t>
-      </w:r>
-      <w:r>
-        <w:rPr>
-          <w:sz w:val="24"/>
-          <w:szCs w:val="24"/>
-        </w:rPr>
-        <w:t>.</w:t>
-      </w:r>
-    </w:p>
-    <w:p>
-      <w:pPr>
-        <w:spacing w:line="360" w:lineRule="auto"/>
-        <w:ind w:firstLine="709"/>
-        <w:jc w:val="both"/>
-        <w:rPr>
-          <w:sz w:val="24"/>
-          <w:szCs w:val="24"/>
-        </w:rPr>
-      </w:pPr>
-      <w:r>
-        <w:rPr>
-          <w:sz w:val="24"/>
-          <w:szCs w:val="24"/>
-        </w:rPr>
-        <w:t>Juntamente com a representante da ONG, Luma Soares Marques, fizemos um passeio pela horta e visitamos várias espécies presentes no local. Após o passeio, fomos informados de que não havia capuchinha na horta. Diante disso, optamos por substituir a capuchinha pela azedinha.</w:t>
-      </w:r>
-    </w:p>
-    <w:p>
-      <w:pPr>
-        <w:spacing w:line="360" w:lineRule="auto"/>
-        <w:ind w:firstLine="709"/>
-        <w:jc w:val="both"/>
-        <w:rPr>
-          <w:sz w:val="24"/>
-          <w:szCs w:val="24"/>
-        </w:rPr>
-      </w:pPr>
-      <w:r>
-        <w:rPr>
-          <w:sz w:val="24"/>
-          <w:szCs w:val="24"/>
-        </w:rPr>
-        <w:t>Também tiramos diversas fotos das espécies presentes no local para registro. Com a visita técnica, conseguimos finalmente alinhar todo o projeto, pois já definimos as espécies que utilizaremos como base no estudo, com a concordância da ONG para a realização da pesquisa.</w:t>
-      </w:r>
-      <w:r>
-        <w:rPr>
-          <w:sz w:val="24"/>
-          <w:szCs w:val="24"/>
-        </w:rPr>
-        <w:t xml:space="preserve"> </w:t>
-      </w:r>
-    </w:p>
-    <w:p>
-      <w:pPr>
-        <w:spacing w:line="360" w:lineRule="auto"/>
-        <w:ind w:firstLine="709"/>
-        <w:jc w:val="both"/>
-        <w:rPr>
-          <w:sz w:val="24"/>
-          <w:szCs w:val="24"/>
-        </w:rPr>
-      </w:pPr>
-      <w:r>
-        <w:rPr>
-          <w:sz w:val="24"/>
-          <w:szCs w:val="24"/>
-        </w:rPr>
-        <w:t xml:space="preserve">Iremos fazer uma ficha técnica que conterá todos os detalhes da visita, juntamente com imagens. </w:t>
-      </w:r>
-    </w:p>
-    <w:p>
-      <w:pPr>
-        <w:spacing w:line="360" w:lineRule="auto"/>
-        <w:ind w:firstLine="709"/>
-        <w:jc w:val="both"/>
-        <w:rPr>
-          <w:sz w:val="24"/>
-          <w:szCs w:val="24"/>
-        </w:rPr>
-      </w:pPr>
-    </w:p>
-    <w:p>
-      <w:pPr>
-        <w:spacing w:line="360" w:lineRule="auto"/>
-        <w:jc w:val="both"/>
-        <w:rPr>
-          <w:b/>
-          <w:bCs/>
-          <w:sz w:val="24"/>
-          <w:szCs w:val="24"/>
-        </w:rPr>
-      </w:pPr>
-      <w:r>
-        <w:rPr>
-          <w:rStyle w:val="Forte"/>
-          <w:sz w:val="24"/>
-          <w:szCs w:val="24"/>
-        </w:rPr>
-        <w:t>Decisões tomadas:</w:t>
-      </w:r>
-      <w:r>
-        <w:rPr>
-          <w:sz w:val="24"/>
-          <w:szCs w:val="24"/>
-        </w:rPr>
-        <w:t xml:space="preserve"> </w:t>
-      </w:r>
-    </w:p>
-    <w:p>
-      <w:pPr>
-        <w:spacing w:line="360" w:lineRule="auto"/>
-        <w:ind w:firstLine="709"/>
-        <w:jc w:val="both"/>
-        <w:rPr>
-          <w:sz w:val="24"/>
-          <w:szCs w:val="24"/>
-        </w:rPr>
-      </w:pPr>
-      <w:r>
-        <w:rPr>
-          <w:sz w:val="24"/>
-          <w:szCs w:val="24"/>
-        </w:rPr>
-        <w:t>Decidimos trabalhar com as PANCs ora-pro-nóbis, taioba, peixinho-da-horta e azedinha como base dos nossos estudos, devido à disponibilidade dessas espécies na horta e à relevância delas para o desenvolvimento do projeto</w:t>
-      </w:r>
-    </w:p>
-    <w:p>
-      <w:pPr>
-        <w:spacing w:line="360" w:lineRule="auto"/>
-        <w:ind w:firstLine="709"/>
-        <w:jc w:val="both"/>
-        <w:rPr>
-          <w:sz w:val="24"/>
-          <w:szCs w:val="24"/>
-        </w:rPr>
-      </w:pPr>
-    </w:p>
-    <w:p>
-      <w:pPr>
-        <w:spacing w:line="360" w:lineRule="auto"/>
-        <w:jc w:val="both"/>
-        <w:rPr>
-          <w:rStyle w:val="Forte"/>
-          <w:sz w:val="24"/>
-          <w:szCs w:val="24"/>
-        </w:rPr>
-      </w:pPr>
-      <w:r>
-        <w:rPr>
-          <w:rStyle w:val="Forte"/>
-          <w:sz w:val="24"/>
-          <w:szCs w:val="24"/>
-        </w:rPr>
-        <w:t xml:space="preserve">Próximos passos: </w:t>
-      </w:r>
-    </w:p>
-    <w:p>
-      <w:pPr>
-        <w:spacing w:line="360" w:lineRule="auto"/>
-        <w:ind w:firstLine="709"/>
-        <w:jc w:val="both"/>
-        <w:rPr>
-          <w:sz w:val="24"/>
-          <w:szCs w:val="24"/>
-        </w:rPr>
-      </w:pPr>
-      <w:r>
-        <w:rPr>
-          <w:sz w:val="24"/>
-          <w:szCs w:val="24"/>
-        </w:rPr>
-        <w:t>Fazer a ficha técnica da visita e dar continuidade às tarefas já definidas anteriormente.</w:t>
-      </w:r>
-    </w:p>
-    <w:p>
-      <w:pPr>
-        <w:spacing w:line="360" w:lineRule="auto"/>
-        <w:ind w:firstLine="709"/>
-        <w:jc w:val="both"/>
-        <w:rPr>
-          <w:sz w:val="24"/>
-          <w:szCs w:val="24"/>
-        </w:rPr>
-      </w:pPr>
-    </w:p>
-    <w:p>
-      <w:pPr>
-        <w:spacing w:line="360" w:lineRule="auto"/>
-        <w:ind w:firstLine="709"/>
-        <w:jc w:val="both"/>
-        <w:rPr>
-          <w:sz w:val="24"/>
-          <w:szCs w:val="24"/>
-        </w:rPr>
-      </w:pPr>
-    </w:p>
-    <w:p>
-      <w:pPr>
-        <w:spacing w:line="360" w:lineRule="auto"/>
-        <w:jc w:val="both"/>
-        <w:rPr>
-          <w:b/>
-          <w:bCs/>
-          <w:sz w:val="24"/>
-          <w:szCs w:val="24"/>
-        </w:rPr>
-      </w:pPr>
-      <w:r>
-        <w:rPr>
-          <w:b/>
-          <w:bCs/>
-          <w:sz w:val="24"/>
-          <w:szCs w:val="24"/>
-        </w:rPr>
-        <w:t xml:space="preserve">Data: </w:t>
-      </w:r>
-      <w:r>
-        <w:rPr>
-          <w:b/>
-          <w:bCs/>
-          <w:sz w:val="24"/>
-          <w:szCs w:val="24"/>
-        </w:rPr>
-        <w:t>07</w:t>
-      </w:r>
-      <w:r>
-        <w:rPr>
-          <w:b/>
-          <w:bCs/>
-          <w:sz w:val="24"/>
-          <w:szCs w:val="24"/>
-        </w:rPr>
-        <w:t xml:space="preserve"> de </w:t>
-      </w:r>
-      <w:r>
-        <w:rPr>
-          <w:b/>
-          <w:bCs/>
-          <w:sz w:val="24"/>
-          <w:szCs w:val="24"/>
-        </w:rPr>
-        <w:t>maio</w:t>
-      </w:r>
-      <w:r>
-        <w:rPr>
-          <w:b/>
-          <w:bCs/>
-          <w:sz w:val="24"/>
-          <w:szCs w:val="24"/>
-        </w:rPr>
-        <w:t xml:space="preserve"> de 2026</w:t>
-      </w:r>
-    </w:p>
-    <w:p>
-      <w:pPr>
-        <w:spacing w:line="360" w:lineRule="auto"/>
-        <w:ind w:firstLine="709"/>
-        <w:jc w:val="both"/>
-        <w:rPr>
-          <w:sz w:val="24"/>
-          <w:szCs w:val="24"/>
-        </w:rPr>
-      </w:pPr>
-    </w:p>
-    <w:p>
-      <w:pPr>
-        <w:spacing w:line="360" w:lineRule="auto"/>
-        <w:jc w:val="both"/>
-        <w:rPr>
-          <w:rStyle w:val="Forte"/>
-          <w:sz w:val="24"/>
-          <w:szCs w:val="24"/>
-        </w:rPr>
-      </w:pPr>
-      <w:r>
-        <w:rPr>
-          <w:rStyle w:val="Forte"/>
-          <w:sz w:val="24"/>
-          <w:szCs w:val="24"/>
-        </w:rPr>
-        <w:t xml:space="preserve">Atividades realizadas: </w:t>
-      </w:r>
-    </w:p>
-    <w:p>
-      <w:pPr>
-        <w:spacing w:line="360" w:lineRule="auto"/>
-        <w:ind w:firstLine="709"/>
-        <w:jc w:val="both"/>
-        <w:rPr>
-          <w:sz w:val="24"/>
-          <w:szCs w:val="24"/>
-        </w:rPr>
-      </w:pPr>
-      <w:r>
-        <w:rPr>
-          <w:sz w:val="24"/>
-          <w:szCs w:val="24"/>
-        </w:rPr>
-        <w:t>Finalizamos a ficha técnica proposta anteriormente. Além disso, a Laís deu continuidade aos seus estudos e ao desenvolvimento das telas por meio do React.</w:t>
-      </w:r>
-    </w:p>
-    <w:p>
-      <w:pPr>
-        <w:spacing w:line="360" w:lineRule="auto"/>
-        <w:ind w:firstLine="709"/>
-        <w:jc w:val="both"/>
-        <w:rPr>
-          <w:sz w:val="24"/>
-          <w:szCs w:val="24"/>
-        </w:rPr>
-      </w:pPr>
-      <w:r>
-        <w:rPr>
-          <w:sz w:val="24"/>
-          <w:szCs w:val="24"/>
-        </w:rPr>
-        <w:t>Tivemos uma conversa com o professor orientador Davi Vilar sobre uma possível colaboração com outro grupo de TCC, o Rubra Guará, a fim de compartilhar o mesmo banco de dados, já que os projetos possuem propostas semelhantes em alguns aspectos, como a identificação por meio de imagens.</w:t>
-      </w:r>
-    </w:p>
-    <w:p>
-      <w:pPr>
-        <w:spacing w:line="360" w:lineRule="auto"/>
-        <w:ind w:firstLine="709"/>
-        <w:jc w:val="both"/>
-        <w:rPr>
-          <w:sz w:val="24"/>
-          <w:szCs w:val="24"/>
-        </w:rPr>
-      </w:pPr>
-      <w:r>
-        <w:rPr>
-          <w:sz w:val="24"/>
-          <w:szCs w:val="24"/>
-        </w:rPr>
-        <w:t xml:space="preserve"> </w:t>
-      </w:r>
-    </w:p>
-    <w:p>
-      <w:pPr>
-        <w:spacing w:line="360" w:lineRule="auto"/>
-        <w:jc w:val="both"/>
-        <w:rPr>
-          <w:b/>
-          <w:bCs/>
-          <w:sz w:val="24"/>
-          <w:szCs w:val="24"/>
-        </w:rPr>
-      </w:pPr>
-      <w:r>
-        <w:rPr>
-          <w:rStyle w:val="Forte"/>
-          <w:sz w:val="24"/>
-          <w:szCs w:val="24"/>
-        </w:rPr>
-        <w:t>Decisões tomadas:</w:t>
-      </w:r>
-      <w:r>
-        <w:rPr>
-          <w:sz w:val="24"/>
-          <w:szCs w:val="24"/>
-        </w:rPr>
-        <w:t xml:space="preserve"> </w:t>
-      </w:r>
-    </w:p>
-    <w:p>
-      <w:pPr>
-        <w:spacing w:line="360" w:lineRule="auto"/>
-        <w:ind w:firstLine="709"/>
-        <w:jc w:val="both"/>
-        <w:rPr>
-          <w:sz w:val="24"/>
-          <w:szCs w:val="24"/>
-        </w:rPr>
-      </w:pPr>
-      <w:r>
-        <w:rPr>
-          <w:sz w:val="24"/>
-          <w:szCs w:val="24"/>
-        </w:rPr>
-        <w:t>Decidimos continuar com o desenvolvimento do trabalho e discutir alguns outros detalhes em grupo</w:t>
-      </w:r>
-      <w:r>
-        <w:rPr>
-          <w:sz w:val="24"/>
-          <w:szCs w:val="24"/>
-        </w:rPr>
-        <w:t xml:space="preserve"> depois, pois não estava todos presentes</w:t>
       </w:r>
       <w:bookmarkStart w:id="0" w:name="_GoBack"/>
       <w:bookmarkEnd w:id="0"/>
-      <w:r>
-        <w:rPr>
-          <w:sz w:val="24"/>
-          <w:szCs w:val="24"/>
-        </w:rPr>
-        <w:t>.</w:t>
+    </w:p>
+    <w:p>
+      <w:pPr>
+        <w:spacing w:line="360" w:lineRule="auto"/>
+        <w:ind w:firstLine="709"/>
+        <w:jc w:val="both"/>
+        <w:rPr>
+          <w:sz w:val="24"/>
+          <w:szCs w:val="24"/>
+        </w:rPr>
+      </w:pPr>
+      <w:r>
+        <w:rPr>
+          <w:sz w:val="24"/>
+          <w:szCs w:val="24"/>
+        </w:rPr>
+        <w:t>Foi decidido continuar o desenvolvimento dos protótipos em React Native e melhorar os estudos para resolver os problemas encontrados.</w:t>
+      </w:r>
+      <w:r>
+        <w:rPr>
+          <w:sz w:val="24"/>
+          <w:szCs w:val="24"/>
+        </w:rPr>
+        <w:t xml:space="preserve"> </w:t>
+      </w:r>
+      <w:r>
+        <w:rPr>
+          <w:sz w:val="24"/>
+          <w:szCs w:val="24"/>
+        </w:rPr>
+        <w:t>Também reorganizamos as tarefas do grupo, com apoio na programação, pesquisa teórica e documentação do TCC. Além disso, vamos seguir os prazos definidos pelo professor Ricardo Palhares e fazer um vídeo de 1 minuto para a FETEPS.</w:t>
       </w:r>
     </w:p>
     <w:p>
@@ -3829,19 +4453,8 @@
           <w:sz w:val="24"/>
           <w:szCs w:val="24"/>
         </w:rPr>
-        <w:t>Continuar desenvolvendo o projeto, com cada integrante seguindo responsável pela sua parte.</w:t>
-      </w:r>
-    </w:p>
-    <w:p>
-      <w:pPr>
-        <w:spacing w:line="360" w:lineRule="auto"/>
-        <w:ind w:firstLine="709"/>
-        <w:jc w:val="both"/>
-        <w:rPr>
-          <w:sz w:val="24"/>
-          <w:szCs w:val="24"/>
-        </w:rPr>
-      </w:pPr>
+        <w:t>Gravar o vídeo sugerido para a FETEPS e, se possível, finalizar toda a documentação do projeto desenvolvido neste semestre o mais rápido possível.</w:t>
+      </w:r>
     </w:p>
     <w:p>
       <w:pPr>
@@ -4509,6 +5122,11 @@
       <w:spacing w:line="240" w:lineRule="auto"/>
     </w:pPr>
   </w:style>
+  <w:style w:type="character" w:customStyle="1" w:styleId="whitespace-normal">
+    <w:name w:val="whitespace-normal"/>
+    <w:basedOn w:val="Fontepargpadro"/>
+    <w:rsid w:val="00A87B10"/>
+  </w:style>
 </w:styles>
 </file>
 
@@ -4837,7 +5455,7 @@
 </file>
 
 <file path=customXml/itemProps1.xml><?xml version="1.0" encoding="utf-8"?>
-<ds:datastoreItem xmlns:ds="http://schemas.openxmlformats.org/officeDocument/2006/customXml" ds:itemID="{92BAD245-D57B-4DC7-A8AE-A452D2A9C839}">
+<ds:datastoreItem xmlns:ds="http://schemas.openxmlformats.org/officeDocument/2006/customXml" ds:itemID="{3FEBB339-55D2-4B4D-9D08-A103F1B2B83C}">
   <ds:schemaRefs>
     <ds:schemaRef ds:uri="http://schemas.openxmlformats.org/officeDocument/2006/bibliography"/>
   </ds:schemaRefs>

--- a/Diário de bordo/Diário De Bordo (Oficial).docx
+++ b/Diário de bordo/Diário De Bordo (Oficial).docx
@@ -4373,25 +4373,488 @@
         </w:rPr>
         <w:t xml:space="preserve"> </w:t>
       </w:r>
+    </w:p>
+    <w:p>
+      <w:pPr>
+        <w:spacing w:line="360" w:lineRule="auto"/>
+        <w:ind w:firstLine="709"/>
+        <w:jc w:val="both"/>
+        <w:rPr>
+          <w:sz w:val="24"/>
+          <w:szCs w:val="24"/>
+        </w:rPr>
+      </w:pPr>
+      <w:r>
+        <w:rPr>
+          <w:sz w:val="24"/>
+          <w:szCs w:val="24"/>
+        </w:rPr>
+        <w:t>Foi decidido continuar o desenvolvimento dos protótipos em React Native e melhorar os estudos para resolver os problemas encontrados.</w:t>
+      </w:r>
+      <w:r>
+        <w:rPr>
+          <w:sz w:val="24"/>
+          <w:szCs w:val="24"/>
+        </w:rPr>
+        <w:t xml:space="preserve"> </w:t>
+      </w:r>
+      <w:r>
+        <w:rPr>
+          <w:sz w:val="24"/>
+          <w:szCs w:val="24"/>
+        </w:rPr>
+        <w:t>Também reorganizamos as tarefas do grupo, com apoio na programação, pesquisa teórica e documentação do TCC. Além disso, vamos seguir os prazos definidos pelo professor Ricardo Palhares e fazer um vídeo de 1 minuto</w:t>
+      </w:r>
+      <w:r>
+        <w:rPr>
+          <w:sz w:val="24"/>
+          <w:szCs w:val="24"/>
+        </w:rPr>
+        <w:t xml:space="preserve"> contextualizando nosso projeto</w:t>
+      </w:r>
+      <w:r>
+        <w:rPr>
+          <w:sz w:val="24"/>
+          <w:szCs w:val="24"/>
+        </w:rPr>
+        <w:t>.</w:t>
+      </w:r>
+    </w:p>
+    <w:p>
+      <w:pPr>
+        <w:spacing w:line="360" w:lineRule="auto"/>
+        <w:ind w:firstLine="709"/>
+        <w:jc w:val="both"/>
+        <w:rPr>
+          <w:sz w:val="24"/>
+          <w:szCs w:val="24"/>
+        </w:rPr>
+      </w:pPr>
+    </w:p>
+    <w:p>
+      <w:pPr>
+        <w:spacing w:line="360" w:lineRule="auto"/>
+        <w:jc w:val="both"/>
+        <w:rPr>
+          <w:rStyle w:val="Forte"/>
+          <w:sz w:val="24"/>
+          <w:szCs w:val="24"/>
+        </w:rPr>
+      </w:pPr>
+      <w:r>
+        <w:rPr>
+          <w:rStyle w:val="Forte"/>
+          <w:sz w:val="24"/>
+          <w:szCs w:val="24"/>
+        </w:rPr>
+        <w:t xml:space="preserve">Próximos passos: </w:t>
+      </w:r>
+    </w:p>
+    <w:p>
+      <w:pPr>
+        <w:spacing w:line="360" w:lineRule="auto"/>
+        <w:ind w:firstLine="709"/>
+        <w:jc w:val="both"/>
+        <w:rPr>
+          <w:sz w:val="24"/>
+          <w:szCs w:val="24"/>
+        </w:rPr>
+      </w:pPr>
+      <w:r>
+        <w:rPr>
+          <w:sz w:val="24"/>
+          <w:szCs w:val="24"/>
+        </w:rPr>
+        <w:t>Gravar o vídeo sugerido e, se possível, finalizar toda a documentação do projeto desenvolvido neste semestre o mais rápido possível.</w:t>
+      </w:r>
+    </w:p>
+    <w:p>
+      <w:pPr>
+        <w:spacing w:line="360" w:lineRule="auto"/>
+        <w:ind w:firstLine="709"/>
+        <w:jc w:val="both"/>
+        <w:rPr>
+          <w:sz w:val="24"/>
+          <w:szCs w:val="24"/>
+        </w:rPr>
+      </w:pPr>
+    </w:p>
+    <w:p>
+      <w:pPr>
+        <w:spacing w:line="360" w:lineRule="auto"/>
+        <w:ind w:firstLine="709"/>
+        <w:jc w:val="both"/>
+        <w:rPr>
+          <w:sz w:val="24"/>
+          <w:szCs w:val="24"/>
+        </w:rPr>
+      </w:pPr>
+    </w:p>
+    <w:p>
+      <w:pPr>
+        <w:spacing w:line="360" w:lineRule="auto"/>
+        <w:jc w:val="both"/>
+        <w:rPr>
+          <w:b/>
+          <w:bCs/>
+          <w:sz w:val="24"/>
+          <w:szCs w:val="24"/>
+        </w:rPr>
+      </w:pPr>
+      <w:r>
+        <w:rPr>
+          <w:b/>
+          <w:bCs/>
+          <w:sz w:val="24"/>
+          <w:szCs w:val="24"/>
+        </w:rPr>
+        <w:t xml:space="preserve">Data: </w:t>
+      </w:r>
+      <w:r>
+        <w:rPr>
+          <w:b/>
+          <w:bCs/>
+          <w:sz w:val="24"/>
+          <w:szCs w:val="24"/>
+        </w:rPr>
+        <w:t>21</w:t>
+      </w:r>
+      <w:r>
+        <w:rPr>
+          <w:b/>
+          <w:bCs/>
+          <w:sz w:val="24"/>
+          <w:szCs w:val="24"/>
+        </w:rPr>
+        <w:t xml:space="preserve"> de </w:t>
+      </w:r>
+      <w:r>
+        <w:rPr>
+          <w:b/>
+          <w:bCs/>
+          <w:sz w:val="24"/>
+          <w:szCs w:val="24"/>
+        </w:rPr>
+        <w:t>maio</w:t>
+      </w:r>
+      <w:r>
+        <w:rPr>
+          <w:b/>
+          <w:bCs/>
+          <w:sz w:val="24"/>
+          <w:szCs w:val="24"/>
+        </w:rPr>
+        <w:t xml:space="preserve"> de 2026</w:t>
+      </w:r>
+    </w:p>
+    <w:p>
+      <w:pPr>
+        <w:spacing w:line="360" w:lineRule="auto"/>
+        <w:ind w:firstLine="709"/>
+        <w:jc w:val="both"/>
+        <w:rPr>
+          <w:sz w:val="24"/>
+          <w:szCs w:val="24"/>
+        </w:rPr>
+      </w:pPr>
+    </w:p>
+    <w:p>
+      <w:pPr>
+        <w:spacing w:line="360" w:lineRule="auto"/>
+        <w:jc w:val="both"/>
+        <w:rPr>
+          <w:rStyle w:val="Forte"/>
+          <w:sz w:val="24"/>
+          <w:szCs w:val="24"/>
+        </w:rPr>
+      </w:pPr>
+      <w:r>
+        <w:rPr>
+          <w:rStyle w:val="Forte"/>
+          <w:sz w:val="24"/>
+          <w:szCs w:val="24"/>
+        </w:rPr>
+        <w:t xml:space="preserve">Atividades realizadas: </w:t>
+      </w:r>
+    </w:p>
+    <w:p>
+      <w:pPr>
+        <w:spacing w:line="360" w:lineRule="auto"/>
+        <w:ind w:firstLine="709"/>
+        <w:jc w:val="both"/>
+        <w:rPr>
+          <w:sz w:val="24"/>
+          <w:szCs w:val="24"/>
+        </w:rPr>
+      </w:pPr>
+      <w:r>
+        <w:rPr>
+          <w:sz w:val="24"/>
+          <w:szCs w:val="24"/>
+        </w:rPr>
+        <w:lastRenderedPageBreak/>
+        <w:t xml:space="preserve"> </w:t>
+      </w:r>
+      <w:r>
+        <w:rPr>
+          <w:sz w:val="24"/>
+          <w:szCs w:val="24"/>
+        </w:rPr>
+        <w:t>Apesar de não ter ocorrido aula de TCC, o grupo deu continuidade ao desenvolvimento do projeto. Rebeca continuou a elaboração da documentação, estruturando o referencial teórico. Laís permaneceu focada no desenvolvimento das telas do sistema. Thiago realizou a revisão e organização do banco de dados, enquanto a equipe também avançou na parte de programação do projeto.</w:t>
+      </w:r>
+    </w:p>
+    <w:p>
+      <w:pPr>
+        <w:spacing w:line="360" w:lineRule="auto"/>
+        <w:ind w:firstLine="709"/>
+        <w:jc w:val="both"/>
+        <w:rPr>
+          <w:sz w:val="24"/>
+          <w:szCs w:val="24"/>
+        </w:rPr>
+      </w:pPr>
+    </w:p>
+    <w:p>
+      <w:pPr>
+        <w:spacing w:line="360" w:lineRule="auto"/>
+        <w:jc w:val="both"/>
+        <w:rPr>
+          <w:b/>
+          <w:bCs/>
+          <w:sz w:val="24"/>
+          <w:szCs w:val="24"/>
+        </w:rPr>
+      </w:pPr>
+      <w:r>
+        <w:rPr>
+          <w:rStyle w:val="Forte"/>
+          <w:sz w:val="24"/>
+          <w:szCs w:val="24"/>
+        </w:rPr>
+        <w:t>Decisões tomadas:</w:t>
+      </w:r>
+      <w:r>
+        <w:rPr>
+          <w:sz w:val="24"/>
+          <w:szCs w:val="24"/>
+        </w:rPr>
+        <w:t xml:space="preserve"> </w:t>
+      </w:r>
+    </w:p>
+    <w:p>
+      <w:pPr>
+        <w:spacing w:line="360" w:lineRule="auto"/>
+        <w:ind w:firstLine="709"/>
+        <w:jc w:val="both"/>
+        <w:rPr>
+          <w:sz w:val="24"/>
+          <w:szCs w:val="24"/>
+        </w:rPr>
+      </w:pPr>
+      <w:r>
+        <w:rPr>
+          <w:sz w:val="24"/>
+          <w:szCs w:val="24"/>
+        </w:rPr>
+        <w:t>A equipe decidiu dar continuidade ao desenvolvimento do projeto, mantendo o andamento das atividades planejadas em cada área.</w:t>
+      </w:r>
+    </w:p>
+    <w:p>
+      <w:pPr>
+        <w:spacing w:line="360" w:lineRule="auto"/>
+        <w:ind w:firstLine="709"/>
+        <w:jc w:val="both"/>
+        <w:rPr>
+          <w:sz w:val="24"/>
+          <w:szCs w:val="24"/>
+        </w:rPr>
+      </w:pPr>
+    </w:p>
+    <w:p>
+      <w:pPr>
+        <w:spacing w:line="360" w:lineRule="auto"/>
+        <w:jc w:val="both"/>
+        <w:rPr>
+          <w:rStyle w:val="Forte"/>
+          <w:sz w:val="24"/>
+          <w:szCs w:val="24"/>
+        </w:rPr>
+      </w:pPr>
+      <w:r>
+        <w:rPr>
+          <w:rStyle w:val="Forte"/>
+          <w:sz w:val="24"/>
+          <w:szCs w:val="24"/>
+        </w:rPr>
+        <w:t xml:space="preserve">Próximos passos: </w:t>
+      </w:r>
+    </w:p>
+    <w:p>
+      <w:pPr>
+        <w:spacing w:line="360" w:lineRule="auto"/>
+        <w:ind w:firstLine="709"/>
+        <w:jc w:val="both"/>
+        <w:rPr>
+          <w:sz w:val="24"/>
+          <w:szCs w:val="24"/>
+        </w:rPr>
+      </w:pPr>
+      <w:r>
+        <w:rPr>
+          <w:sz w:val="24"/>
+          <w:szCs w:val="24"/>
+        </w:rPr>
+        <w:t>Continuar o desenvolvimento do projeto, avançando nas telas, programação e documentação, para posteriormente apresentar o progresso ao professor orientador e obter sua opinião e orientações.</w:t>
+      </w:r>
+    </w:p>
+    <w:p>
+      <w:pPr>
+        <w:spacing w:line="360" w:lineRule="auto"/>
+        <w:ind w:firstLine="709"/>
+        <w:jc w:val="both"/>
+        <w:rPr>
+          <w:sz w:val="24"/>
+          <w:szCs w:val="24"/>
+        </w:rPr>
+      </w:pPr>
+    </w:p>
+    <w:p>
+      <w:pPr>
+        <w:spacing w:line="360" w:lineRule="auto"/>
+        <w:ind w:firstLine="709"/>
+        <w:jc w:val="both"/>
+        <w:rPr>
+          <w:sz w:val="24"/>
+          <w:szCs w:val="24"/>
+        </w:rPr>
+      </w:pPr>
+    </w:p>
+    <w:p>
+      <w:pPr>
+        <w:spacing w:line="360" w:lineRule="auto"/>
+        <w:jc w:val="both"/>
+        <w:rPr>
+          <w:b/>
+          <w:bCs/>
+          <w:sz w:val="24"/>
+          <w:szCs w:val="24"/>
+        </w:rPr>
+      </w:pPr>
+      <w:r>
+        <w:rPr>
+          <w:b/>
+          <w:bCs/>
+          <w:sz w:val="24"/>
+          <w:szCs w:val="24"/>
+        </w:rPr>
+        <w:t xml:space="preserve">Data: </w:t>
+      </w:r>
+      <w:r>
+        <w:rPr>
+          <w:b/>
+          <w:bCs/>
+          <w:sz w:val="24"/>
+          <w:szCs w:val="24"/>
+        </w:rPr>
+        <w:t>2</w:t>
+      </w:r>
+      <w:r>
+        <w:rPr>
+          <w:b/>
+          <w:bCs/>
+          <w:sz w:val="24"/>
+          <w:szCs w:val="24"/>
+        </w:rPr>
+        <w:t>8</w:t>
+      </w:r>
+      <w:r>
+        <w:rPr>
+          <w:b/>
+          <w:bCs/>
+          <w:sz w:val="24"/>
+          <w:szCs w:val="24"/>
+        </w:rPr>
+        <w:t xml:space="preserve"> de </w:t>
+      </w:r>
+      <w:r>
+        <w:rPr>
+          <w:b/>
+          <w:bCs/>
+          <w:sz w:val="24"/>
+          <w:szCs w:val="24"/>
+        </w:rPr>
+        <w:t>maio</w:t>
+      </w:r>
+      <w:r>
+        <w:rPr>
+          <w:b/>
+          <w:bCs/>
+          <w:sz w:val="24"/>
+          <w:szCs w:val="24"/>
+        </w:rPr>
+        <w:t xml:space="preserve"> de 2026</w:t>
+      </w:r>
+    </w:p>
+    <w:p>
+      <w:pPr>
+        <w:spacing w:line="360" w:lineRule="auto"/>
+        <w:ind w:firstLine="709"/>
+        <w:jc w:val="both"/>
+        <w:rPr>
+          <w:sz w:val="24"/>
+          <w:szCs w:val="24"/>
+        </w:rPr>
+      </w:pPr>
+    </w:p>
+    <w:p>
+      <w:pPr>
+        <w:spacing w:line="360" w:lineRule="auto"/>
+        <w:jc w:val="both"/>
+        <w:rPr>
+          <w:rStyle w:val="Forte"/>
+          <w:sz w:val="24"/>
+          <w:szCs w:val="24"/>
+        </w:rPr>
+      </w:pPr>
+      <w:r>
+        <w:rPr>
+          <w:rStyle w:val="Forte"/>
+          <w:sz w:val="24"/>
+          <w:szCs w:val="24"/>
+        </w:rPr>
+        <w:t xml:space="preserve">Atividades realizadas: </w:t>
+      </w:r>
+    </w:p>
+    <w:p>
+      <w:pPr>
+        <w:spacing w:line="360" w:lineRule="auto"/>
+        <w:jc w:val="both"/>
+        <w:rPr>
+          <w:sz w:val="24"/>
+          <w:szCs w:val="24"/>
+        </w:rPr>
+      </w:pPr>
       <w:bookmarkStart w:id="0" w:name="_GoBack"/>
       <w:bookmarkEnd w:id="0"/>
     </w:p>
     <w:p>
       <w:pPr>
         <w:spacing w:line="360" w:lineRule="auto"/>
-        <w:ind w:firstLine="709"/>
-        <w:jc w:val="both"/>
-        <w:rPr>
-          <w:sz w:val="24"/>
-          <w:szCs w:val="24"/>
-        </w:rPr>
-      </w:pPr>
-      <w:r>
-        <w:rPr>
-          <w:sz w:val="24"/>
-          <w:szCs w:val="24"/>
-        </w:rPr>
-        <w:t>Foi decidido continuar o desenvolvimento dos protótipos em React Native e melhorar os estudos para resolver os problemas encontrados.</w:t>
+        <w:jc w:val="both"/>
+        <w:rPr>
+          <w:b/>
+          <w:bCs/>
+          <w:sz w:val="24"/>
+          <w:szCs w:val="24"/>
+        </w:rPr>
+      </w:pPr>
+      <w:r>
+        <w:rPr>
+          <w:rStyle w:val="Forte"/>
+          <w:sz w:val="24"/>
+          <w:szCs w:val="24"/>
+        </w:rPr>
+        <w:t>Decisões tomadas:</w:t>
       </w:r>
       <w:r>
         <w:rPr>
@@ -4400,13 +4863,6 @@
         </w:rPr>
         <w:t xml:space="preserve"> </w:t>
       </w:r>
-      <w:r>
-        <w:rPr>
-          <w:sz w:val="24"/>
-          <w:szCs w:val="24"/>
-        </w:rPr>
-        <w:t>Também reorganizamos as tarefas do grupo, com apoio na programação, pesquisa teórica e documentação do TCC. Além disso, vamos seguir os prazos definidos pelo professor Ricardo Palhares e fazer um vídeo de 1 minuto para a FETEPS.</w:t>
-      </w:r>
     </w:p>
     <w:p>
       <w:pPr>
@@ -4436,24 +4892,6 @@
           <w:szCs w:val="24"/>
         </w:rPr>
         <w:t xml:space="preserve">Próximos passos: </w:t>
-      </w:r>
-    </w:p>
-    <w:p>
-      <w:pPr>
-        <w:spacing w:line="360" w:lineRule="auto"/>
-        <w:ind w:firstLine="709"/>
-        <w:jc w:val="both"/>
-        <w:rPr>
-          <w:sz w:val="24"/>
-          <w:szCs w:val="24"/>
-        </w:rPr>
-      </w:pPr>
-      <w:r>
-        <w:rPr>
-          <w:sz w:val="24"/>
-          <w:szCs w:val="24"/>
-        </w:rPr>
-        <w:t>Gravar o vídeo sugerido para a FETEPS e, se possível, finalizar toda a documentação do projeto desenvolvido neste semestre o mais rápido possível.</w:t>
       </w:r>
     </w:p>
     <w:p>
@@ -5455,7 +5893,7 @@
 </file>
 
 <file path=customXml/itemProps1.xml><?xml version="1.0" encoding="utf-8"?>
-<ds:datastoreItem xmlns:ds="http://schemas.openxmlformats.org/officeDocument/2006/customXml" ds:itemID="{3FEBB339-55D2-4B4D-9D08-A103F1B2B83C}">
+<ds:datastoreItem xmlns:ds="http://schemas.openxmlformats.org/officeDocument/2006/customXml" ds:itemID="{1C2AC8F7-DFA5-4174-A6B5-F146B570F412}">
   <ds:schemaRefs>
     <ds:schemaRef ds:uri="http://schemas.openxmlformats.org/officeDocument/2006/bibliography"/>
   </ds:schemaRefs>

--- a/Diário de bordo/Diário De Bordo (Oficial).docx
+++ b/Diário de bordo/Diário De Bordo (Oficial).docx
@@ -461,7 +461,36 @@
           <w:sz w:val="24"/>
           <w:szCs w:val="24"/>
         </w:rPr>
-        <w:t xml:space="preserve"> de fevereiro de 2026</w:t>
+        <w:t xml:space="preserve"> de </w:t>
+      </w:r>
+      <w:proofErr w:type="gramStart"/>
+      <w:r>
+        <w:rPr>
+          <w:b/>
+          <w:bCs/>
+          <w:sz w:val="24"/>
+          <w:szCs w:val="24"/>
+        </w:rPr>
+        <w:t>F</w:t>
+      </w:r>
+      <w:r>
+        <w:rPr>
+          <w:b/>
+          <w:bCs/>
+          <w:sz w:val="24"/>
+          <w:szCs w:val="24"/>
+        </w:rPr>
+        <w:t>evereiro</w:t>
+      </w:r>
+      <w:proofErr w:type="gramEnd"/>
+      <w:r>
+        <w:rPr>
+          <w:b/>
+          <w:bCs/>
+          <w:sz w:val="24"/>
+          <w:szCs w:val="24"/>
+        </w:rPr>
+        <w:t xml:space="preserve"> de 2026</w:t>
       </w:r>
     </w:p>
     <w:p>
@@ -754,7 +783,36 @@
           <w:sz w:val="24"/>
           <w:szCs w:val="24"/>
         </w:rPr>
-        <w:t xml:space="preserve"> de fevereiro de 2026</w:t>
+        <w:t xml:space="preserve"> de </w:t>
+      </w:r>
+      <w:proofErr w:type="gramStart"/>
+      <w:r>
+        <w:rPr>
+          <w:b/>
+          <w:bCs/>
+          <w:sz w:val="24"/>
+          <w:szCs w:val="24"/>
+        </w:rPr>
+        <w:t>F</w:t>
+      </w:r>
+      <w:r>
+        <w:rPr>
+          <w:b/>
+          <w:bCs/>
+          <w:sz w:val="24"/>
+          <w:szCs w:val="24"/>
+        </w:rPr>
+        <w:t>evereiro</w:t>
+      </w:r>
+      <w:proofErr w:type="gramEnd"/>
+      <w:r>
+        <w:rPr>
+          <w:b/>
+          <w:bCs/>
+          <w:sz w:val="24"/>
+          <w:szCs w:val="24"/>
+        </w:rPr>
+        <w:t xml:space="preserve"> de 2026</w:t>
       </w:r>
     </w:p>
     <w:p>
@@ -1094,7 +1152,36 @@
           <w:sz w:val="24"/>
           <w:szCs w:val="24"/>
         </w:rPr>
-        <w:t xml:space="preserve"> de fevereiro de 2026</w:t>
+        <w:t xml:space="preserve"> de </w:t>
+      </w:r>
+      <w:proofErr w:type="gramStart"/>
+      <w:r>
+        <w:rPr>
+          <w:b/>
+          <w:bCs/>
+          <w:sz w:val="24"/>
+          <w:szCs w:val="24"/>
+        </w:rPr>
+        <w:t>F</w:t>
+      </w:r>
+      <w:r>
+        <w:rPr>
+          <w:b/>
+          <w:bCs/>
+          <w:sz w:val="24"/>
+          <w:szCs w:val="24"/>
+        </w:rPr>
+        <w:t>evereiro</w:t>
+      </w:r>
+      <w:proofErr w:type="gramEnd"/>
+      <w:r>
+        <w:rPr>
+          <w:b/>
+          <w:bCs/>
+          <w:sz w:val="24"/>
+          <w:szCs w:val="24"/>
+        </w:rPr>
+        <w:t xml:space="preserve"> de 2026</w:t>
       </w:r>
     </w:p>
     <w:p>
@@ -1360,7 +1447,36 @@
           <w:sz w:val="24"/>
           <w:szCs w:val="24"/>
         </w:rPr>
-        <w:t xml:space="preserve"> de março de 2026</w:t>
+        <w:t xml:space="preserve"> de </w:t>
+      </w:r>
+      <w:proofErr w:type="gramStart"/>
+      <w:r>
+        <w:rPr>
+          <w:b/>
+          <w:bCs/>
+          <w:sz w:val="24"/>
+          <w:szCs w:val="24"/>
+        </w:rPr>
+        <w:t>M</w:t>
+      </w:r>
+      <w:r>
+        <w:rPr>
+          <w:b/>
+          <w:bCs/>
+          <w:sz w:val="24"/>
+          <w:szCs w:val="24"/>
+        </w:rPr>
+        <w:t>arço</w:t>
+      </w:r>
+      <w:proofErr w:type="gramEnd"/>
+      <w:r>
+        <w:rPr>
+          <w:b/>
+          <w:bCs/>
+          <w:sz w:val="24"/>
+          <w:szCs w:val="24"/>
+        </w:rPr>
+        <w:t xml:space="preserve"> de 2026</w:t>
       </w:r>
     </w:p>
     <w:p>
@@ -1814,7 +1930,36 @@
           <w:sz w:val="24"/>
           <w:szCs w:val="24"/>
         </w:rPr>
-        <w:t xml:space="preserve"> de março de 2026</w:t>
+        <w:t xml:space="preserve"> de </w:t>
+      </w:r>
+      <w:proofErr w:type="gramStart"/>
+      <w:r>
+        <w:rPr>
+          <w:b/>
+          <w:bCs/>
+          <w:sz w:val="24"/>
+          <w:szCs w:val="24"/>
+        </w:rPr>
+        <w:t>M</w:t>
+      </w:r>
+      <w:r>
+        <w:rPr>
+          <w:b/>
+          <w:bCs/>
+          <w:sz w:val="24"/>
+          <w:szCs w:val="24"/>
+        </w:rPr>
+        <w:t>arço</w:t>
+      </w:r>
+      <w:proofErr w:type="gramEnd"/>
+      <w:r>
+        <w:rPr>
+          <w:b/>
+          <w:bCs/>
+          <w:sz w:val="24"/>
+          <w:szCs w:val="24"/>
+        </w:rPr>
+        <w:t xml:space="preserve"> de 2026</w:t>
       </w:r>
     </w:p>
     <w:p>
@@ -2088,7 +2233,36 @@
           <w:sz w:val="24"/>
           <w:szCs w:val="24"/>
         </w:rPr>
-        <w:t xml:space="preserve"> de março de 2026</w:t>
+        <w:t xml:space="preserve"> de </w:t>
+      </w:r>
+      <w:proofErr w:type="gramStart"/>
+      <w:r>
+        <w:rPr>
+          <w:b/>
+          <w:bCs/>
+          <w:sz w:val="24"/>
+          <w:szCs w:val="24"/>
+        </w:rPr>
+        <w:t>M</w:t>
+      </w:r>
+      <w:r>
+        <w:rPr>
+          <w:b/>
+          <w:bCs/>
+          <w:sz w:val="24"/>
+          <w:szCs w:val="24"/>
+        </w:rPr>
+        <w:t>arço</w:t>
+      </w:r>
+      <w:proofErr w:type="gramEnd"/>
+      <w:r>
+        <w:rPr>
+          <w:b/>
+          <w:bCs/>
+          <w:sz w:val="24"/>
+          <w:szCs w:val="24"/>
+        </w:rPr>
+        <w:t xml:space="preserve"> de 2026</w:t>
       </w:r>
     </w:p>
     <w:p>
@@ -2310,7 +2484,36 @@
           <w:sz w:val="24"/>
           <w:szCs w:val="24"/>
         </w:rPr>
-        <w:t xml:space="preserve"> de março de 2026</w:t>
+        <w:t xml:space="preserve"> de </w:t>
+      </w:r>
+      <w:proofErr w:type="gramStart"/>
+      <w:r>
+        <w:rPr>
+          <w:b/>
+          <w:bCs/>
+          <w:sz w:val="24"/>
+          <w:szCs w:val="24"/>
+        </w:rPr>
+        <w:t>M</w:t>
+      </w:r>
+      <w:r>
+        <w:rPr>
+          <w:b/>
+          <w:bCs/>
+          <w:sz w:val="24"/>
+          <w:szCs w:val="24"/>
+        </w:rPr>
+        <w:t>arço</w:t>
+      </w:r>
+      <w:proofErr w:type="gramEnd"/>
+      <w:r>
+        <w:rPr>
+          <w:b/>
+          <w:bCs/>
+          <w:sz w:val="24"/>
+          <w:szCs w:val="24"/>
+        </w:rPr>
+        <w:t xml:space="preserve"> de 2026</w:t>
       </w:r>
     </w:p>
     <w:p>
@@ -2575,7 +2778,36 @@
           <w:sz w:val="24"/>
           <w:szCs w:val="24"/>
         </w:rPr>
-        <w:t xml:space="preserve"> de abril de 2026</w:t>
+        <w:t xml:space="preserve"> de </w:t>
+      </w:r>
+      <w:proofErr w:type="gramStart"/>
+      <w:r>
+        <w:rPr>
+          <w:b/>
+          <w:bCs/>
+          <w:sz w:val="24"/>
+          <w:szCs w:val="24"/>
+        </w:rPr>
+        <w:t>A</w:t>
+      </w:r>
+      <w:r>
+        <w:rPr>
+          <w:b/>
+          <w:bCs/>
+          <w:sz w:val="24"/>
+          <w:szCs w:val="24"/>
+        </w:rPr>
+        <w:t>bril</w:t>
+      </w:r>
+      <w:proofErr w:type="gramEnd"/>
+      <w:r>
+        <w:rPr>
+          <w:b/>
+          <w:bCs/>
+          <w:sz w:val="24"/>
+          <w:szCs w:val="24"/>
+        </w:rPr>
+        <w:t xml:space="preserve"> de 2026</w:t>
       </w:r>
     </w:p>
     <w:p>
@@ -2811,7 +3043,25 @@
           <w:sz w:val="24"/>
           <w:szCs w:val="24"/>
         </w:rPr>
-        <w:t xml:space="preserve"> de abril de 2026</w:t>
+        <w:t xml:space="preserve"> de </w:t>
+      </w:r>
+      <w:r>
+        <w:rPr>
+          <w:b/>
+          <w:bCs/>
+          <w:sz w:val="24"/>
+          <w:szCs w:val="24"/>
+        </w:rPr>
+        <w:t>A</w:t>
+      </w:r>
+      <w:r>
+        <w:rPr>
+          <w:b/>
+          <w:bCs/>
+          <w:sz w:val="24"/>
+          <w:szCs w:val="24"/>
+        </w:rPr>
+        <w:t>bril de 2026</w:t>
       </w:r>
     </w:p>
     <w:p>
@@ -3024,7 +3274,36 @@
           <w:sz w:val="24"/>
           <w:szCs w:val="24"/>
         </w:rPr>
-        <w:t xml:space="preserve"> de abril de 2026</w:t>
+        <w:t xml:space="preserve"> de </w:t>
+      </w:r>
+      <w:proofErr w:type="gramStart"/>
+      <w:r>
+        <w:rPr>
+          <w:b/>
+          <w:bCs/>
+          <w:sz w:val="24"/>
+          <w:szCs w:val="24"/>
+        </w:rPr>
+        <w:t>A</w:t>
+      </w:r>
+      <w:r>
+        <w:rPr>
+          <w:b/>
+          <w:bCs/>
+          <w:sz w:val="24"/>
+          <w:szCs w:val="24"/>
+        </w:rPr>
+        <w:t>bril</w:t>
+      </w:r>
+      <w:proofErr w:type="gramEnd"/>
+      <w:r>
+        <w:rPr>
+          <w:b/>
+          <w:bCs/>
+          <w:sz w:val="24"/>
+          <w:szCs w:val="24"/>
+        </w:rPr>
+        <w:t xml:space="preserve"> de 2026</w:t>
       </w:r>
     </w:p>
     <w:p>
@@ -3251,7 +3530,36 @@
           <w:sz w:val="24"/>
           <w:szCs w:val="24"/>
         </w:rPr>
-        <w:t xml:space="preserve"> de abril de 2026</w:t>
+        <w:t xml:space="preserve"> de </w:t>
+      </w:r>
+      <w:proofErr w:type="gramStart"/>
+      <w:r>
+        <w:rPr>
+          <w:b/>
+          <w:bCs/>
+          <w:sz w:val="24"/>
+          <w:szCs w:val="24"/>
+        </w:rPr>
+        <w:t>A</w:t>
+      </w:r>
+      <w:r>
+        <w:rPr>
+          <w:b/>
+          <w:bCs/>
+          <w:sz w:val="24"/>
+          <w:szCs w:val="24"/>
+        </w:rPr>
+        <w:t>bril</w:t>
+      </w:r>
+      <w:proofErr w:type="gramEnd"/>
+      <w:r>
+        <w:rPr>
+          <w:b/>
+          <w:bCs/>
+          <w:sz w:val="24"/>
+          <w:szCs w:val="24"/>
+        </w:rPr>
+        <w:t xml:space="preserve"> de 2026</w:t>
       </w:r>
     </w:p>
     <w:p>
@@ -3479,7 +3787,36 @@
           <w:sz w:val="24"/>
           <w:szCs w:val="24"/>
         </w:rPr>
-        <w:t xml:space="preserve"> de abril de 2026</w:t>
+        <w:t xml:space="preserve"> de </w:t>
+      </w:r>
+      <w:proofErr w:type="gramStart"/>
+      <w:r>
+        <w:rPr>
+          <w:b/>
+          <w:bCs/>
+          <w:sz w:val="24"/>
+          <w:szCs w:val="24"/>
+        </w:rPr>
+        <w:t>A</w:t>
+      </w:r>
+      <w:r>
+        <w:rPr>
+          <w:b/>
+          <w:bCs/>
+          <w:sz w:val="24"/>
+          <w:szCs w:val="24"/>
+        </w:rPr>
+        <w:t>bril</w:t>
+      </w:r>
+      <w:proofErr w:type="gramEnd"/>
+      <w:r>
+        <w:rPr>
+          <w:b/>
+          <w:bCs/>
+          <w:sz w:val="24"/>
+          <w:szCs w:val="24"/>
+        </w:rPr>
+        <w:t xml:space="preserve"> de 2026</w:t>
       </w:r>
     </w:p>
     <w:p>
@@ -3841,15 +4178,26 @@
         </w:rPr>
         <w:t xml:space="preserve"> de </w:t>
       </w:r>
-      <w:r>
-        <w:rPr>
-          <w:b/>
-          <w:bCs/>
-          <w:sz w:val="24"/>
-          <w:szCs w:val="24"/>
-        </w:rPr>
-        <w:t>maio</w:t>
-      </w:r>
+      <w:proofErr w:type="gramStart"/>
+      <w:r>
+        <w:rPr>
+          <w:b/>
+          <w:bCs/>
+          <w:sz w:val="24"/>
+          <w:szCs w:val="24"/>
+        </w:rPr>
+        <w:t>M</w:t>
+      </w:r>
+      <w:r>
+        <w:rPr>
+          <w:b/>
+          <w:bCs/>
+          <w:sz w:val="24"/>
+          <w:szCs w:val="24"/>
+        </w:rPr>
+        <w:t>aio</w:t>
+      </w:r>
+      <w:proofErr w:type="gramEnd"/>
       <w:r>
         <w:rPr>
           <w:b/>
@@ -4150,15 +4498,26 @@
         </w:rPr>
         <w:t xml:space="preserve"> de </w:t>
       </w:r>
-      <w:r>
-        <w:rPr>
-          <w:b/>
-          <w:bCs/>
-          <w:sz w:val="24"/>
-          <w:szCs w:val="24"/>
-        </w:rPr>
-        <w:t>maio</w:t>
-      </w:r>
+      <w:proofErr w:type="gramStart"/>
+      <w:r>
+        <w:rPr>
+          <w:b/>
+          <w:bCs/>
+          <w:sz w:val="24"/>
+          <w:szCs w:val="24"/>
+        </w:rPr>
+        <w:t>M</w:t>
+      </w:r>
+      <w:r>
+        <w:rPr>
+          <w:b/>
+          <w:bCs/>
+          <w:sz w:val="24"/>
+          <w:szCs w:val="24"/>
+        </w:rPr>
+        <w:t>aio</w:t>
+      </w:r>
+      <w:proofErr w:type="gramEnd"/>
       <w:r>
         <w:rPr>
           <w:b/>
@@ -4528,15 +4887,26 @@
         </w:rPr>
         <w:t xml:space="preserve"> de </w:t>
       </w:r>
-      <w:r>
-        <w:rPr>
-          <w:b/>
-          <w:bCs/>
-          <w:sz w:val="24"/>
-          <w:szCs w:val="24"/>
-        </w:rPr>
-        <w:t>maio</w:t>
-      </w:r>
+      <w:proofErr w:type="gramStart"/>
+      <w:r>
+        <w:rPr>
+          <w:b/>
+          <w:bCs/>
+          <w:sz w:val="24"/>
+          <w:szCs w:val="24"/>
+        </w:rPr>
+        <w:t>M</w:t>
+      </w:r>
+      <w:r>
+        <w:rPr>
+          <w:b/>
+          <w:bCs/>
+          <w:sz w:val="24"/>
+          <w:szCs w:val="24"/>
+        </w:rPr>
+        <w:t>aio</w:t>
+      </w:r>
+      <w:proofErr w:type="gramEnd"/>
       <w:r>
         <w:rPr>
           <w:b/>
@@ -4756,16 +5126,7 @@
           <w:sz w:val="24"/>
           <w:szCs w:val="24"/>
         </w:rPr>
-        <w:t>2</w:t>
-      </w:r>
-      <w:r>
-        <w:rPr>
-          <w:b/>
-          <w:bCs/>
-          <w:sz w:val="24"/>
-          <w:szCs w:val="24"/>
-        </w:rPr>
-        <w:t>8</w:t>
+        <w:t>28</w:t>
       </w:r>
       <w:r>
         <w:rPr>
@@ -4776,15 +5137,26 @@
         </w:rPr>
         <w:t xml:space="preserve"> de </w:t>
       </w:r>
-      <w:r>
-        <w:rPr>
-          <w:b/>
-          <w:bCs/>
-          <w:sz w:val="24"/>
-          <w:szCs w:val="24"/>
-        </w:rPr>
-        <w:t>maio</w:t>
-      </w:r>
+      <w:proofErr w:type="gramStart"/>
+      <w:r>
+        <w:rPr>
+          <w:b/>
+          <w:bCs/>
+          <w:sz w:val="24"/>
+          <w:szCs w:val="24"/>
+        </w:rPr>
+        <w:t>M</w:t>
+      </w:r>
+      <w:r>
+        <w:rPr>
+          <w:b/>
+          <w:bCs/>
+          <w:sz w:val="24"/>
+          <w:szCs w:val="24"/>
+        </w:rPr>
+        <w:t>aio</w:t>
+      </w:r>
+      <w:proofErr w:type="gramEnd"/>
       <w:r>
         <w:rPr>
           <w:b/>
@@ -4828,93 +5200,777 @@
     <w:p>
       <w:pPr>
         <w:spacing w:line="360" w:lineRule="auto"/>
-        <w:jc w:val="both"/>
-        <w:rPr>
-          <w:sz w:val="24"/>
-          <w:szCs w:val="24"/>
-        </w:rPr>
-      </w:pPr>
+        <w:ind w:firstLine="709"/>
+        <w:jc w:val="both"/>
+        <w:rPr>
+          <w:sz w:val="24"/>
+          <w:szCs w:val="24"/>
+        </w:rPr>
+      </w:pPr>
+      <w:r>
+        <w:rPr>
+          <w:sz w:val="24"/>
+          <w:szCs w:val="24"/>
+        </w:rPr>
+        <w:t>Realizamos um passeio técnico na faculdade FAAP, onde participamos de uma oficina de Inteligência Artificial. Durante a atividade, o professor do curso de Inteligência Artificial Aplicada apresentou a estrutura básica de uma IA</w:t>
+      </w:r>
+      <w:r>
+        <w:rPr>
+          <w:sz w:val="24"/>
+          <w:szCs w:val="24"/>
+        </w:rPr>
+        <w:t xml:space="preserve"> e </w:t>
+      </w:r>
+      <w:r>
+        <w:rPr>
+          <w:sz w:val="24"/>
+          <w:szCs w:val="24"/>
+        </w:rPr>
+        <w:t>seus principais conceitos.</w:t>
+      </w:r>
+    </w:p>
+    <w:p>
+      <w:pPr>
+        <w:spacing w:line="360" w:lineRule="auto"/>
+        <w:ind w:firstLine="709"/>
+        <w:jc w:val="both"/>
+        <w:rPr>
+          <w:sz w:val="24"/>
+          <w:szCs w:val="24"/>
+        </w:rPr>
+      </w:pPr>
+    </w:p>
+    <w:p>
+      <w:pPr>
+        <w:spacing w:line="360" w:lineRule="auto"/>
+        <w:ind w:firstLine="709"/>
+        <w:jc w:val="both"/>
+        <w:rPr>
+          <w:sz w:val="24"/>
+          <w:szCs w:val="24"/>
+        </w:rPr>
+      </w:pPr>
+      <w:r>
+        <w:rPr>
+          <w:sz w:val="24"/>
+          <w:szCs w:val="24"/>
+        </w:rPr>
+        <w:t xml:space="preserve">Em seguida, realizamos uma atividade utilizando a ferramenta </w:t>
+      </w:r>
+      <w:proofErr w:type="spellStart"/>
+      <w:r>
+        <w:rPr>
+          <w:sz w:val="24"/>
+          <w:szCs w:val="24"/>
+        </w:rPr>
+        <w:t>Teachable</w:t>
+      </w:r>
+      <w:proofErr w:type="spellEnd"/>
+      <w:r>
+        <w:rPr>
+          <w:sz w:val="24"/>
+          <w:szCs w:val="24"/>
+        </w:rPr>
+        <w:t xml:space="preserve"> </w:t>
+      </w:r>
+      <w:proofErr w:type="spellStart"/>
+      <w:r>
+        <w:rPr>
+          <w:sz w:val="24"/>
+          <w:szCs w:val="24"/>
+        </w:rPr>
+        <w:t>Machine</w:t>
+      </w:r>
+      <w:proofErr w:type="spellEnd"/>
+      <w:r>
+        <w:rPr>
+          <w:sz w:val="24"/>
+          <w:szCs w:val="24"/>
+        </w:rPr>
+        <w:t>. Com uma câmera, tiramos várias fotos de um objeto e associamos um nome a ele para treinar a inteligência artificial. Após o treinamento, ao mostrar o mesmo objeto para a câmera, a IA conseguia identificá-lo e exibia a porcentagem de probabilidade de corresponder ao objeto treinado.</w:t>
+      </w:r>
+    </w:p>
+    <w:p>
+      <w:pPr>
+        <w:spacing w:line="360" w:lineRule="auto"/>
+        <w:jc w:val="both"/>
+        <w:rPr>
+          <w:sz w:val="24"/>
+          <w:szCs w:val="24"/>
+        </w:rPr>
+      </w:pPr>
+    </w:p>
+    <w:p>
+      <w:pPr>
+        <w:spacing w:line="360" w:lineRule="auto"/>
+        <w:jc w:val="both"/>
+        <w:rPr>
+          <w:b/>
+          <w:bCs/>
+          <w:sz w:val="24"/>
+          <w:szCs w:val="24"/>
+        </w:rPr>
+      </w:pPr>
+      <w:r>
+        <w:rPr>
+          <w:rStyle w:val="Forte"/>
+          <w:sz w:val="24"/>
+          <w:szCs w:val="24"/>
+        </w:rPr>
+        <w:t>Decisões tomadas:</w:t>
+      </w:r>
+      <w:r>
+        <w:rPr>
+          <w:sz w:val="24"/>
+          <w:szCs w:val="24"/>
+        </w:rPr>
+        <w:t xml:space="preserve"> </w:t>
+      </w:r>
+    </w:p>
+    <w:p>
+      <w:pPr>
+        <w:spacing w:line="360" w:lineRule="auto"/>
+        <w:ind w:firstLine="709"/>
+        <w:jc w:val="both"/>
+        <w:rPr>
+          <w:sz w:val="24"/>
+          <w:szCs w:val="24"/>
+        </w:rPr>
+      </w:pPr>
+      <w:r>
+        <w:rPr>
+          <w:sz w:val="24"/>
+          <w:szCs w:val="24"/>
+        </w:rPr>
+        <w:t>Percebemos que essa tecnologia pode ser útil para o nosso projeto na identificação de plantas por meio de imagens utilizando inteligência artificial. Por isso, decidimos estudar melhor a ferramenta e avaliar suas possibilidades de uso.</w:t>
+      </w:r>
+    </w:p>
+    <w:p>
+      <w:pPr>
+        <w:spacing w:line="360" w:lineRule="auto"/>
+        <w:jc w:val="both"/>
+        <w:rPr>
+          <w:rStyle w:val="Forte"/>
+          <w:sz w:val="24"/>
+          <w:szCs w:val="24"/>
+        </w:rPr>
+      </w:pPr>
+      <w:r>
+        <w:rPr>
+          <w:rStyle w:val="Forte"/>
+          <w:sz w:val="24"/>
+          <w:szCs w:val="24"/>
+        </w:rPr>
+        <w:lastRenderedPageBreak/>
+        <w:t xml:space="preserve">Próximos passos: </w:t>
+      </w:r>
+    </w:p>
+    <w:p>
+      <w:pPr>
+        <w:spacing w:line="360" w:lineRule="auto"/>
+        <w:ind w:firstLine="709"/>
+        <w:jc w:val="both"/>
+        <w:rPr>
+          <w:rStyle w:val="Forte"/>
+          <w:b w:val="0"/>
+          <w:sz w:val="24"/>
+          <w:szCs w:val="24"/>
+        </w:rPr>
+      </w:pPr>
+      <w:r>
+        <w:rPr>
+          <w:rStyle w:val="Forte"/>
+          <w:b w:val="0"/>
+          <w:sz w:val="24"/>
+          <w:szCs w:val="24"/>
+        </w:rPr>
+        <w:t xml:space="preserve">Pesquisar mais sobre a </w:t>
+      </w:r>
+      <w:proofErr w:type="spellStart"/>
+      <w:r>
+        <w:rPr>
+          <w:rStyle w:val="Forte"/>
+          <w:b w:val="0"/>
+          <w:sz w:val="24"/>
+          <w:szCs w:val="24"/>
+        </w:rPr>
+        <w:t>Teachable</w:t>
+      </w:r>
+      <w:proofErr w:type="spellEnd"/>
+      <w:r>
+        <w:rPr>
+          <w:rStyle w:val="Forte"/>
+          <w:b w:val="0"/>
+          <w:sz w:val="24"/>
+          <w:szCs w:val="24"/>
+        </w:rPr>
+        <w:t xml:space="preserve"> </w:t>
+      </w:r>
+      <w:proofErr w:type="spellStart"/>
+      <w:r>
+        <w:rPr>
+          <w:rStyle w:val="Forte"/>
+          <w:b w:val="0"/>
+          <w:sz w:val="24"/>
+          <w:szCs w:val="24"/>
+        </w:rPr>
+        <w:t>Machine</w:t>
+      </w:r>
+      <w:proofErr w:type="spellEnd"/>
+      <w:r>
+        <w:rPr>
+          <w:rStyle w:val="Forte"/>
+          <w:b w:val="0"/>
+          <w:sz w:val="24"/>
+          <w:szCs w:val="24"/>
+        </w:rPr>
+        <w:t xml:space="preserve"> e outras ferramentas semelhantes, entendendo como elas funcionam e verificando como poderiam ser integradas ao nosso projeto para auxiliar na identificação das plantas.</w:t>
+      </w:r>
+    </w:p>
+    <w:p>
+      <w:pPr>
+        <w:spacing w:line="360" w:lineRule="auto"/>
+        <w:ind w:firstLine="720"/>
+        <w:jc w:val="both"/>
+        <w:rPr>
+          <w:rStyle w:val="Forte"/>
+          <w:b w:val="0"/>
+          <w:sz w:val="24"/>
+          <w:szCs w:val="24"/>
+        </w:rPr>
+      </w:pPr>
+    </w:p>
+    <w:p>
+      <w:pPr>
+        <w:spacing w:line="360" w:lineRule="auto"/>
+        <w:jc w:val="both"/>
+        <w:rPr>
+          <w:b/>
+          <w:bCs/>
+          <w:sz w:val="24"/>
+          <w:szCs w:val="24"/>
+        </w:rPr>
+      </w:pPr>
+      <w:r>
+        <w:rPr>
+          <w:b/>
+          <w:bCs/>
+          <w:sz w:val="24"/>
+          <w:szCs w:val="24"/>
+        </w:rPr>
+        <w:t xml:space="preserve">Data: </w:t>
+      </w:r>
+      <w:r>
+        <w:rPr>
+          <w:b/>
+          <w:bCs/>
+          <w:sz w:val="24"/>
+          <w:szCs w:val="24"/>
+        </w:rPr>
+        <w:t>04</w:t>
+      </w:r>
+      <w:r>
+        <w:rPr>
+          <w:b/>
+          <w:bCs/>
+          <w:sz w:val="24"/>
+          <w:szCs w:val="24"/>
+        </w:rPr>
+        <w:t xml:space="preserve"> de </w:t>
+      </w:r>
+      <w:proofErr w:type="gramStart"/>
+      <w:r>
+        <w:rPr>
+          <w:b/>
+          <w:bCs/>
+          <w:sz w:val="24"/>
+          <w:szCs w:val="24"/>
+        </w:rPr>
+        <w:t>Junho</w:t>
+      </w:r>
+      <w:proofErr w:type="gramEnd"/>
+      <w:r>
+        <w:rPr>
+          <w:b/>
+          <w:bCs/>
+          <w:sz w:val="24"/>
+          <w:szCs w:val="24"/>
+        </w:rPr>
+        <w:t xml:space="preserve"> de 2026</w:t>
+      </w:r>
+    </w:p>
+    <w:p>
+      <w:pPr>
+        <w:spacing w:line="360" w:lineRule="auto"/>
+        <w:ind w:firstLine="709"/>
+        <w:jc w:val="both"/>
+        <w:rPr>
+          <w:sz w:val="24"/>
+          <w:szCs w:val="24"/>
+        </w:rPr>
+      </w:pPr>
+    </w:p>
+    <w:p>
+      <w:pPr>
+        <w:spacing w:line="360" w:lineRule="auto"/>
+        <w:jc w:val="both"/>
+        <w:rPr>
+          <w:rStyle w:val="Forte"/>
+          <w:sz w:val="24"/>
+          <w:szCs w:val="24"/>
+        </w:rPr>
+      </w:pPr>
+      <w:r>
+        <w:rPr>
+          <w:rStyle w:val="Forte"/>
+          <w:sz w:val="24"/>
+          <w:szCs w:val="24"/>
+        </w:rPr>
+        <w:t xml:space="preserve">Atividades realizadas: </w:t>
+      </w:r>
+    </w:p>
+    <w:p>
+      <w:pPr>
+        <w:spacing w:line="360" w:lineRule="auto"/>
+        <w:ind w:firstLine="709"/>
+        <w:jc w:val="both"/>
+        <w:rPr>
+          <w:sz w:val="24"/>
+          <w:szCs w:val="24"/>
+        </w:rPr>
+      </w:pPr>
+      <w:r>
+        <w:rPr>
+          <w:sz w:val="24"/>
+          <w:szCs w:val="24"/>
+        </w:rPr>
+        <w:t xml:space="preserve">O Thiago se dedicou ao desenvolvimento de um protótipo de identificador de plantas utilizando a ferramenta </w:t>
+      </w:r>
+      <w:proofErr w:type="spellStart"/>
+      <w:r>
+        <w:rPr>
+          <w:sz w:val="24"/>
+          <w:szCs w:val="24"/>
+        </w:rPr>
+        <w:t>Teachable</w:t>
+      </w:r>
+      <w:proofErr w:type="spellEnd"/>
+      <w:r>
+        <w:rPr>
+          <w:sz w:val="24"/>
+          <w:szCs w:val="24"/>
+        </w:rPr>
+        <w:t xml:space="preserve"> </w:t>
+      </w:r>
+      <w:proofErr w:type="spellStart"/>
+      <w:r>
+        <w:rPr>
+          <w:sz w:val="24"/>
+          <w:szCs w:val="24"/>
+        </w:rPr>
+        <w:t>Machine</w:t>
+      </w:r>
+      <w:proofErr w:type="spellEnd"/>
+      <w:r>
+        <w:rPr>
+          <w:sz w:val="24"/>
+          <w:szCs w:val="24"/>
+        </w:rPr>
+        <w:t>. Inicialmente, ele treinou a IA com algumas espécies de plantas que tinha disponíveis, tirando diversas fotos para que o modelo pudesse aprender a reconhecer cada uma delas.</w:t>
+      </w:r>
+    </w:p>
+    <w:p>
+      <w:pPr>
+        <w:spacing w:line="360" w:lineRule="auto"/>
+        <w:ind w:firstLine="709"/>
+        <w:jc w:val="both"/>
+        <w:rPr>
+          <w:sz w:val="24"/>
+          <w:szCs w:val="24"/>
+        </w:rPr>
+      </w:pPr>
+    </w:p>
+    <w:p>
+      <w:pPr>
+        <w:spacing w:line="360" w:lineRule="auto"/>
+        <w:ind w:firstLine="709"/>
+        <w:jc w:val="both"/>
+        <w:rPr>
+          <w:sz w:val="24"/>
+          <w:szCs w:val="24"/>
+        </w:rPr>
+      </w:pPr>
+      <w:r>
+        <w:rPr>
+          <w:sz w:val="24"/>
+          <w:szCs w:val="24"/>
+        </w:rPr>
+        <w:t xml:space="preserve">Após o treinamento, ele desenvolveu um pequeno projeto de </w:t>
+      </w:r>
+      <w:proofErr w:type="spellStart"/>
+      <w:r>
+        <w:rPr>
+          <w:sz w:val="24"/>
+          <w:szCs w:val="24"/>
+        </w:rPr>
+        <w:t>frontend</w:t>
+      </w:r>
+      <w:proofErr w:type="spellEnd"/>
+      <w:r>
+        <w:rPr>
+          <w:sz w:val="24"/>
+          <w:szCs w:val="24"/>
+        </w:rPr>
+        <w:t xml:space="preserve"> para testar a integração da IA com uma interface simples. Nessa interface, seria possível apresentar a imagem de uma planta e receber como resposta o resultado da identificação. Durante os testes, a IA conseguiu reconhecer corretamente as plantas utilizadas no treinamento, exibindo seus nomes juntamente com a porcentagem de probabilidade de acerto.</w:t>
+      </w:r>
+    </w:p>
+    <w:p>
+      <w:pPr>
+        <w:spacing w:line="360" w:lineRule="auto"/>
+        <w:ind w:firstLine="709"/>
+        <w:jc w:val="both"/>
+        <w:rPr>
+          <w:sz w:val="24"/>
+          <w:szCs w:val="24"/>
+        </w:rPr>
+      </w:pPr>
+    </w:p>
+    <w:p>
+      <w:pPr>
+        <w:spacing w:line="360" w:lineRule="auto"/>
+        <w:ind w:firstLine="709"/>
+        <w:jc w:val="both"/>
+        <w:rPr>
+          <w:sz w:val="24"/>
+          <w:szCs w:val="24"/>
+        </w:rPr>
+      </w:pPr>
+      <w:r>
+        <w:rPr>
+          <w:sz w:val="24"/>
+          <w:szCs w:val="24"/>
+        </w:rPr>
+        <w:t>Além disso, observamos que a quantidade e a qualidade das imagens influenciam diretamente na precisão da inteligência artificial. Fotografias tiradas de diferentes ângulos e em condições variadas de iluminação contribuíram para tornar o reconhecimento mais confiável. Também discutimos formas de ampliar a base de dados com novas espécies de plantas, visando aumentar a precisão do modelo e tornar o protótipo mais completo e útil para o projeto.</w:t>
+      </w:r>
+    </w:p>
+    <w:p>
+      <w:pPr>
+        <w:spacing w:line="360" w:lineRule="auto"/>
+        <w:ind w:firstLine="709"/>
+        <w:jc w:val="both"/>
+        <w:rPr>
+          <w:sz w:val="24"/>
+          <w:szCs w:val="24"/>
+        </w:rPr>
+      </w:pPr>
+    </w:p>
+    <w:p>
+      <w:pPr>
+        <w:spacing w:line="360" w:lineRule="auto"/>
+        <w:jc w:val="both"/>
+        <w:rPr>
+          <w:b/>
+          <w:bCs/>
+          <w:sz w:val="24"/>
+          <w:szCs w:val="24"/>
+        </w:rPr>
+      </w:pPr>
+      <w:r>
+        <w:rPr>
+          <w:rStyle w:val="Forte"/>
+          <w:sz w:val="24"/>
+          <w:szCs w:val="24"/>
+        </w:rPr>
+        <w:t>Decisões tomadas:</w:t>
+      </w:r>
+      <w:r>
+        <w:rPr>
+          <w:sz w:val="24"/>
+          <w:szCs w:val="24"/>
+        </w:rPr>
+        <w:t xml:space="preserve"> </w:t>
+      </w:r>
+    </w:p>
+    <w:p>
+      <w:pPr>
+        <w:spacing w:line="360" w:lineRule="auto"/>
+        <w:ind w:firstLine="709"/>
+        <w:jc w:val="both"/>
+        <w:rPr>
+          <w:sz w:val="24"/>
+          <w:szCs w:val="24"/>
+        </w:rPr>
+      </w:pPr>
+      <w:r>
+        <w:rPr>
+          <w:sz w:val="24"/>
+          <w:szCs w:val="24"/>
+        </w:rPr>
+        <w:t xml:space="preserve">O protótipo funcionou de forma satisfatória, mas o treinamento realizado foi apenas um teste inicial. Decidimos que, na próxima semana, iremos treinar a IA com </w:t>
+      </w:r>
+      <w:proofErr w:type="spellStart"/>
+      <w:r>
+        <w:rPr>
+          <w:sz w:val="24"/>
+          <w:szCs w:val="24"/>
+        </w:rPr>
+        <w:t>PANCs</w:t>
+      </w:r>
+      <w:proofErr w:type="spellEnd"/>
+      <w:r>
+        <w:rPr>
+          <w:sz w:val="24"/>
+          <w:szCs w:val="24"/>
+        </w:rPr>
+        <w:t xml:space="preserve"> (Plantas Alimentícias Não Convencionais) e coletar fotos mais diversificadas, para aumentar a precisão do reconhecimento.</w:t>
+      </w:r>
+    </w:p>
+    <w:p>
+      <w:pPr>
+        <w:spacing w:line="360" w:lineRule="auto"/>
+        <w:ind w:firstLine="709"/>
+        <w:jc w:val="both"/>
+        <w:rPr>
+          <w:sz w:val="24"/>
+          <w:szCs w:val="24"/>
+        </w:rPr>
+      </w:pPr>
+    </w:p>
+    <w:p>
+      <w:pPr>
+        <w:spacing w:line="360" w:lineRule="auto"/>
+        <w:jc w:val="both"/>
+        <w:rPr>
+          <w:rStyle w:val="Forte"/>
+          <w:sz w:val="24"/>
+          <w:szCs w:val="24"/>
+        </w:rPr>
+      </w:pPr>
+      <w:r>
+        <w:rPr>
+          <w:rStyle w:val="Forte"/>
+          <w:sz w:val="24"/>
+          <w:szCs w:val="24"/>
+        </w:rPr>
+        <w:t xml:space="preserve">Próximos passos: </w:t>
+      </w:r>
+    </w:p>
+    <w:p>
+      <w:pPr>
+        <w:spacing w:line="360" w:lineRule="auto"/>
+        <w:ind w:firstLine="709"/>
+        <w:jc w:val="both"/>
+        <w:rPr>
+          <w:sz w:val="24"/>
+          <w:szCs w:val="24"/>
+        </w:rPr>
+      </w:pPr>
+      <w:r>
+        <w:rPr>
+          <w:sz w:val="24"/>
+          <w:szCs w:val="24"/>
+        </w:rPr>
+        <w:lastRenderedPageBreak/>
+        <w:t xml:space="preserve">Iremos treinar a IA com </w:t>
+      </w:r>
+      <w:proofErr w:type="spellStart"/>
+      <w:r>
+        <w:rPr>
+          <w:sz w:val="24"/>
+          <w:szCs w:val="24"/>
+        </w:rPr>
+        <w:t>PANCs</w:t>
+      </w:r>
+      <w:proofErr w:type="spellEnd"/>
+      <w:r>
+        <w:rPr>
+          <w:sz w:val="24"/>
+          <w:szCs w:val="24"/>
+        </w:rPr>
+        <w:t xml:space="preserve"> (Plantas Alimentícias Não Convencionais), coletando imagens variadas de diferentes espécies para melhorar a precisão do reconhecimento. Também iremos tirar fotos em diferentes ângulos, distâncias e condições de iluminação, para tornar o modelo mais confiável. Para isso, planejamos visitar a ONG, onde poderemos scanear </w:t>
+      </w:r>
+      <w:r>
+        <w:rPr>
+          <w:sz w:val="24"/>
+          <w:szCs w:val="24"/>
+        </w:rPr>
+        <w:t>as plantas necessárias para o treinamento</w:t>
+      </w:r>
+      <w:r>
+        <w:rPr>
+          <w:sz w:val="24"/>
+          <w:szCs w:val="24"/>
+        </w:rPr>
+        <w:t>.</w:t>
+      </w:r>
+    </w:p>
+    <w:p>
+      <w:pPr>
+        <w:spacing w:line="360" w:lineRule="auto"/>
+        <w:ind w:firstLine="709"/>
+        <w:jc w:val="both"/>
+        <w:rPr>
+          <w:sz w:val="24"/>
+          <w:szCs w:val="24"/>
+        </w:rPr>
+      </w:pPr>
+    </w:p>
+    <w:p>
+      <w:pPr>
+        <w:spacing w:line="360" w:lineRule="auto"/>
+        <w:ind w:firstLine="709"/>
+        <w:jc w:val="both"/>
+        <w:rPr>
+          <w:sz w:val="24"/>
+          <w:szCs w:val="24"/>
+        </w:rPr>
+      </w:pPr>
+    </w:p>
+    <w:p>
+      <w:pPr>
+        <w:spacing w:line="360" w:lineRule="auto"/>
+        <w:jc w:val="both"/>
+        <w:rPr>
+          <w:b/>
+          <w:sz w:val="24"/>
+          <w:szCs w:val="24"/>
+        </w:rPr>
+      </w:pPr>
+      <w:r>
+        <w:rPr>
+          <w:b/>
+          <w:sz w:val="24"/>
+          <w:szCs w:val="24"/>
+        </w:rPr>
+        <w:t xml:space="preserve">Data: </w:t>
+      </w:r>
+      <w:r>
+        <w:rPr>
+          <w:b/>
+          <w:sz w:val="24"/>
+          <w:szCs w:val="24"/>
+        </w:rPr>
+        <w:t>11</w:t>
+      </w:r>
+      <w:r>
+        <w:rPr>
+          <w:b/>
+          <w:sz w:val="24"/>
+          <w:szCs w:val="24"/>
+        </w:rPr>
+        <w:t xml:space="preserve"> de </w:t>
+      </w:r>
+      <w:r>
+        <w:rPr>
+          <w:b/>
+          <w:sz w:val="24"/>
+          <w:szCs w:val="24"/>
+        </w:rPr>
+        <w:t>Junho</w:t>
+      </w:r>
       <w:bookmarkStart w:id="0" w:name="_GoBack"/>
       <w:bookmarkEnd w:id="0"/>
-    </w:p>
-    <w:p>
-      <w:pPr>
-        <w:spacing w:line="360" w:lineRule="auto"/>
-        <w:jc w:val="both"/>
-        <w:rPr>
-          <w:b/>
-          <w:bCs/>
-          <w:sz w:val="24"/>
-          <w:szCs w:val="24"/>
-        </w:rPr>
-      </w:pPr>
-      <w:r>
-        <w:rPr>
-          <w:rStyle w:val="Forte"/>
-          <w:sz w:val="24"/>
-          <w:szCs w:val="24"/>
-        </w:rPr>
-        <w:t>Decisões tomadas:</w:t>
-      </w:r>
-      <w:r>
-        <w:rPr>
-          <w:sz w:val="24"/>
-          <w:szCs w:val="24"/>
-        </w:rPr>
-        <w:t xml:space="preserve"> </w:t>
-      </w:r>
-    </w:p>
-    <w:p>
-      <w:pPr>
-        <w:spacing w:line="360" w:lineRule="auto"/>
-        <w:ind w:firstLine="709"/>
-        <w:jc w:val="both"/>
-        <w:rPr>
-          <w:sz w:val="24"/>
-          <w:szCs w:val="24"/>
-        </w:rPr>
-      </w:pPr>
-    </w:p>
-    <w:p>
-      <w:pPr>
-        <w:spacing w:line="360" w:lineRule="auto"/>
-        <w:jc w:val="both"/>
-        <w:rPr>
-          <w:rStyle w:val="Forte"/>
-          <w:sz w:val="24"/>
-          <w:szCs w:val="24"/>
-        </w:rPr>
-      </w:pPr>
-      <w:r>
-        <w:rPr>
-          <w:rStyle w:val="Forte"/>
-          <w:sz w:val="24"/>
-          <w:szCs w:val="24"/>
-        </w:rPr>
-        <w:t xml:space="preserve">Próximos passos: </w:t>
-      </w:r>
-    </w:p>
-    <w:p>
-      <w:pPr>
-        <w:spacing w:line="360" w:lineRule="auto"/>
-        <w:ind w:firstLine="709"/>
-        <w:jc w:val="both"/>
-        <w:rPr>
-          <w:sz w:val="24"/>
-          <w:szCs w:val="24"/>
-        </w:rPr>
-      </w:pPr>
-    </w:p>
-    <w:p>
-      <w:pPr>
-        <w:spacing w:line="360" w:lineRule="auto"/>
-        <w:ind w:firstLine="709"/>
-        <w:jc w:val="both"/>
-        <w:rPr>
-          <w:sz w:val="24"/>
-          <w:szCs w:val="24"/>
-        </w:rPr>
-      </w:pPr>
+      <w:r>
+        <w:rPr>
+          <w:b/>
+          <w:sz w:val="24"/>
+          <w:szCs w:val="24"/>
+        </w:rPr>
+        <w:t xml:space="preserve"> de 2026</w:t>
+      </w:r>
+    </w:p>
+    <w:p>
+      <w:pPr>
+        <w:spacing w:line="360" w:lineRule="auto"/>
+        <w:ind w:firstLine="709"/>
+        <w:jc w:val="both"/>
+        <w:rPr>
+          <w:b/>
+          <w:sz w:val="24"/>
+          <w:szCs w:val="24"/>
+        </w:rPr>
+      </w:pPr>
+    </w:p>
+    <w:p>
+      <w:pPr>
+        <w:spacing w:line="360" w:lineRule="auto"/>
+        <w:jc w:val="both"/>
+        <w:rPr>
+          <w:b/>
+          <w:sz w:val="24"/>
+          <w:szCs w:val="24"/>
+        </w:rPr>
+      </w:pPr>
+      <w:r>
+        <w:rPr>
+          <w:b/>
+          <w:sz w:val="24"/>
+          <w:szCs w:val="24"/>
+        </w:rPr>
+        <w:t xml:space="preserve">Atividades realizadas: </w:t>
+      </w:r>
+    </w:p>
+    <w:p>
+      <w:pPr>
+        <w:spacing w:line="360" w:lineRule="auto"/>
+        <w:ind w:firstLine="709"/>
+        <w:jc w:val="both"/>
+        <w:rPr>
+          <w:b/>
+          <w:sz w:val="24"/>
+          <w:szCs w:val="24"/>
+        </w:rPr>
+      </w:pPr>
+    </w:p>
+    <w:p>
+      <w:pPr>
+        <w:spacing w:line="360" w:lineRule="auto"/>
+        <w:jc w:val="both"/>
+        <w:rPr>
+          <w:b/>
+          <w:sz w:val="24"/>
+          <w:szCs w:val="24"/>
+        </w:rPr>
+      </w:pPr>
+      <w:r>
+        <w:rPr>
+          <w:b/>
+          <w:sz w:val="24"/>
+          <w:szCs w:val="24"/>
+        </w:rPr>
+        <w:t xml:space="preserve">Decisões tomadas: </w:t>
+      </w:r>
+    </w:p>
+    <w:p>
+      <w:pPr>
+        <w:spacing w:line="360" w:lineRule="auto"/>
+        <w:ind w:firstLine="709"/>
+        <w:jc w:val="both"/>
+        <w:rPr>
+          <w:b/>
+          <w:sz w:val="24"/>
+          <w:szCs w:val="24"/>
+        </w:rPr>
+      </w:pPr>
+    </w:p>
+    <w:p>
+      <w:pPr>
+        <w:spacing w:line="360" w:lineRule="auto"/>
+        <w:jc w:val="both"/>
+        <w:rPr>
+          <w:b/>
+          <w:sz w:val="24"/>
+          <w:szCs w:val="24"/>
+        </w:rPr>
+      </w:pPr>
+      <w:r>
+        <w:rPr>
+          <w:b/>
+          <w:sz w:val="24"/>
+          <w:szCs w:val="24"/>
+        </w:rPr>
+        <w:t>Próximos passos:</w:t>
+      </w:r>
     </w:p>
     <w:sectPr>
       <w:pgSz w:w="11909" w:h="16834"/>
@@ -5893,7 +6949,7 @@
 </file>
 
 <file path=customXml/itemProps1.xml><?xml version="1.0" encoding="utf-8"?>
-<ds:datastoreItem xmlns:ds="http://schemas.openxmlformats.org/officeDocument/2006/customXml" ds:itemID="{1C2AC8F7-DFA5-4174-A6B5-F146B570F412}">
+<ds:datastoreItem xmlns:ds="http://schemas.openxmlformats.org/officeDocument/2006/customXml" ds:itemID="{639377C0-9410-43CD-B9D8-186A44AD54C4}">
   <ds:schemaRefs>
     <ds:schemaRef ds:uri="http://schemas.openxmlformats.org/officeDocument/2006/bibliography"/>
   </ds:schemaRefs>

--- a/Diário de bordo/Diário De Bordo (Oficial).docx
+++ b/Diário de bordo/Diário De Bordo (Oficial).docx
@@ -5868,6 +5868,348 @@
         </w:rPr>
         <w:t>Junho</w:t>
       </w:r>
+      <w:r>
+        <w:rPr>
+          <w:b/>
+          <w:sz w:val="24"/>
+          <w:szCs w:val="24"/>
+        </w:rPr>
+        <w:t xml:space="preserve"> de 2026</w:t>
+      </w:r>
+    </w:p>
+    <w:p>
+      <w:pPr>
+        <w:spacing w:line="360" w:lineRule="auto"/>
+        <w:jc w:val="both"/>
+        <w:rPr>
+          <w:sz w:val="24"/>
+          <w:szCs w:val="24"/>
+        </w:rPr>
+      </w:pPr>
+    </w:p>
+    <w:p>
+      <w:pPr>
+        <w:spacing w:line="360" w:lineRule="auto"/>
+        <w:jc w:val="both"/>
+        <w:rPr>
+          <w:b/>
+          <w:sz w:val="24"/>
+          <w:szCs w:val="24"/>
+        </w:rPr>
+      </w:pPr>
+      <w:r>
+        <w:rPr>
+          <w:b/>
+          <w:sz w:val="24"/>
+          <w:szCs w:val="24"/>
+        </w:rPr>
+        <w:t xml:space="preserve">Atividades realizadas: </w:t>
+      </w:r>
+    </w:p>
+    <w:p>
+      <w:pPr>
+        <w:spacing w:line="360" w:lineRule="auto"/>
+        <w:ind w:firstLine="709"/>
+        <w:jc w:val="both"/>
+        <w:rPr>
+          <w:sz w:val="24"/>
+          <w:szCs w:val="24"/>
+        </w:rPr>
+      </w:pPr>
+      <w:r>
+        <w:rPr>
+          <w:sz w:val="24"/>
+          <w:szCs w:val="24"/>
+        </w:rPr>
+        <w:t xml:space="preserve">Retornamos à ONG para coletar novas imagens das espécies de </w:t>
+      </w:r>
+      <w:proofErr w:type="spellStart"/>
+      <w:r>
+        <w:rPr>
+          <w:sz w:val="24"/>
+          <w:szCs w:val="24"/>
+        </w:rPr>
+        <w:t>PANCs</w:t>
+      </w:r>
+      <w:proofErr w:type="spellEnd"/>
+      <w:r>
+        <w:rPr>
+          <w:sz w:val="24"/>
+          <w:szCs w:val="24"/>
+        </w:rPr>
+        <w:t xml:space="preserve"> que serão utilizadas no projeto. Durante a visita, conseguimos fotografar algumas das plantas selecionadas para o treinamento da inteligência artificial, entre elas peixinho-da-horta, </w:t>
+      </w:r>
+      <w:proofErr w:type="spellStart"/>
+      <w:r>
+        <w:rPr>
+          <w:sz w:val="24"/>
+          <w:szCs w:val="24"/>
+        </w:rPr>
+        <w:t>tanchagem</w:t>
+      </w:r>
+      <w:proofErr w:type="spellEnd"/>
+      <w:r>
+        <w:rPr>
+          <w:sz w:val="24"/>
+          <w:szCs w:val="24"/>
+        </w:rPr>
+        <w:t>, ora-pro-</w:t>
+      </w:r>
+      <w:proofErr w:type="spellStart"/>
+      <w:r>
+        <w:rPr>
+          <w:sz w:val="24"/>
+          <w:szCs w:val="24"/>
+        </w:rPr>
+        <w:t>nóbis</w:t>
+      </w:r>
+      <w:proofErr w:type="spellEnd"/>
+      <w:r>
+        <w:rPr>
+          <w:sz w:val="24"/>
+          <w:szCs w:val="24"/>
+        </w:rPr>
+        <w:t>, taioba e vinagreira.</w:t>
+      </w:r>
+    </w:p>
+    <w:p>
+      <w:pPr>
+        <w:spacing w:line="360" w:lineRule="auto"/>
+        <w:ind w:firstLine="709"/>
+        <w:jc w:val="both"/>
+        <w:rPr>
+          <w:sz w:val="24"/>
+          <w:szCs w:val="24"/>
+        </w:rPr>
+      </w:pPr>
+    </w:p>
+    <w:p>
+      <w:pPr>
+        <w:spacing w:line="360" w:lineRule="auto"/>
+        <w:ind w:firstLine="709"/>
+        <w:jc w:val="both"/>
+        <w:rPr>
+          <w:sz w:val="24"/>
+          <w:szCs w:val="24"/>
+        </w:rPr>
+      </w:pPr>
+      <w:r>
+        <w:rPr>
+          <w:sz w:val="24"/>
+          <w:szCs w:val="24"/>
+        </w:rPr>
+        <w:t>Tiramos fotos das plantas em diferentes ângulos para conseguir uma variedade maior de imagens para o treinamento da IA. Mesmo com as fotos coletadas, percebemos que ainda será necessário retornar à ONG para registrar mais imagens e aumentar a base de dados utilizada no projeto.</w:t>
+      </w:r>
+    </w:p>
+    <w:p>
+      <w:pPr>
+        <w:spacing w:line="360" w:lineRule="auto"/>
+        <w:ind w:firstLine="709"/>
+        <w:jc w:val="both"/>
+        <w:rPr>
+          <w:sz w:val="24"/>
+          <w:szCs w:val="24"/>
+        </w:rPr>
+      </w:pPr>
+    </w:p>
+    <w:p>
+      <w:pPr>
+        <w:spacing w:line="360" w:lineRule="auto"/>
+        <w:ind w:firstLine="709"/>
+        <w:jc w:val="both"/>
+        <w:rPr>
+          <w:sz w:val="24"/>
+          <w:szCs w:val="24"/>
+        </w:rPr>
+      </w:pPr>
+      <w:r>
+        <w:rPr>
+          <w:sz w:val="24"/>
+          <w:szCs w:val="24"/>
+        </w:rPr>
+        <w:t>Além disso, realizamos a entrega da documentação do Projeto PTCC, contendo o material desenvolvido pelo grupo até o momento.</w:t>
+      </w:r>
+    </w:p>
+    <w:p>
+      <w:pPr>
+        <w:spacing w:line="360" w:lineRule="auto"/>
+        <w:ind w:firstLine="709"/>
+        <w:jc w:val="both"/>
+        <w:rPr>
+          <w:b/>
+          <w:sz w:val="24"/>
+          <w:szCs w:val="24"/>
+        </w:rPr>
+      </w:pPr>
+    </w:p>
+    <w:p>
+      <w:pPr>
+        <w:spacing w:line="360" w:lineRule="auto"/>
+        <w:jc w:val="both"/>
+        <w:rPr>
+          <w:b/>
+          <w:sz w:val="24"/>
+          <w:szCs w:val="24"/>
+        </w:rPr>
+      </w:pPr>
+      <w:r>
+        <w:rPr>
+          <w:b/>
+          <w:sz w:val="24"/>
+          <w:szCs w:val="24"/>
+        </w:rPr>
+        <w:t xml:space="preserve">Decisões tomadas: </w:t>
+      </w:r>
+    </w:p>
+    <w:p>
+      <w:pPr>
+        <w:spacing w:line="360" w:lineRule="auto"/>
+        <w:ind w:firstLine="709"/>
+        <w:jc w:val="both"/>
+        <w:rPr>
+          <w:sz w:val="24"/>
+          <w:szCs w:val="24"/>
+        </w:rPr>
+      </w:pPr>
+      <w:r>
+        <w:rPr>
+          <w:sz w:val="24"/>
+          <w:szCs w:val="24"/>
+        </w:rPr>
+        <w:t xml:space="preserve">Decidimos continuar a coleta de imagens das </w:t>
+      </w:r>
+      <w:proofErr w:type="spellStart"/>
+      <w:r>
+        <w:rPr>
+          <w:sz w:val="24"/>
+          <w:szCs w:val="24"/>
+        </w:rPr>
+        <w:t>PANCs</w:t>
+      </w:r>
+      <w:proofErr w:type="spellEnd"/>
+      <w:r>
+        <w:rPr>
+          <w:sz w:val="24"/>
+          <w:szCs w:val="24"/>
+        </w:rPr>
+        <w:t xml:space="preserve"> utilizadas no projeto, realizando novas visitas à ONG para aumentar a quantidade de fotos disponíveis para o treinamento da inteligência artificial. Também definimos que as espécies peixinho-da-horta, </w:t>
+      </w:r>
+      <w:proofErr w:type="spellStart"/>
+      <w:r>
+        <w:rPr>
+          <w:sz w:val="24"/>
+          <w:szCs w:val="24"/>
+        </w:rPr>
+        <w:t>tanchagem</w:t>
+      </w:r>
+      <w:proofErr w:type="spellEnd"/>
+      <w:r>
+        <w:rPr>
+          <w:sz w:val="24"/>
+          <w:szCs w:val="24"/>
+        </w:rPr>
+        <w:t>, ora-pro-</w:t>
+      </w:r>
+      <w:proofErr w:type="spellStart"/>
+      <w:r>
+        <w:rPr>
+          <w:sz w:val="24"/>
+          <w:szCs w:val="24"/>
+        </w:rPr>
+        <w:t>nóbis</w:t>
+      </w:r>
+      <w:proofErr w:type="spellEnd"/>
+      <w:r>
+        <w:rPr>
+          <w:sz w:val="24"/>
+          <w:szCs w:val="24"/>
+        </w:rPr>
+        <w:t>, taioba e vinagreira continuarão sendo o foco desta etapa.</w:t>
+      </w:r>
+    </w:p>
+    <w:p>
+      <w:pPr>
+        <w:spacing w:line="360" w:lineRule="auto"/>
+        <w:ind w:firstLine="709"/>
+        <w:jc w:val="both"/>
+        <w:rPr>
+          <w:sz w:val="24"/>
+          <w:szCs w:val="24"/>
+        </w:rPr>
+      </w:pPr>
+    </w:p>
+    <w:p>
+      <w:pPr>
+        <w:spacing w:line="360" w:lineRule="auto"/>
+        <w:jc w:val="both"/>
+        <w:rPr>
+          <w:b/>
+          <w:sz w:val="24"/>
+          <w:szCs w:val="24"/>
+        </w:rPr>
+      </w:pPr>
+      <w:r>
+        <w:rPr>
+          <w:b/>
+          <w:sz w:val="24"/>
+          <w:szCs w:val="24"/>
+        </w:rPr>
+        <w:t>Próximos passos:</w:t>
+      </w:r>
+    </w:p>
+    <w:p>
+      <w:pPr>
+        <w:spacing w:line="360" w:lineRule="auto"/>
+        <w:ind w:firstLine="709"/>
+        <w:jc w:val="both"/>
+        <w:rPr>
+          <w:sz w:val="24"/>
+          <w:szCs w:val="24"/>
+        </w:rPr>
+      </w:pPr>
+      <w:r>
+        <w:rPr>
+          <w:sz w:val="24"/>
+          <w:szCs w:val="24"/>
+        </w:rPr>
+        <w:t>Retornar à ONG para tirar mais fotos das espécies selecionadas, organizar as imagens já coletadas para o treinamento da inteligência artificial e continuar o desenvolvimento do sistema e da documentação do projeto.</w:t>
+      </w:r>
+    </w:p>
+    <w:p>
+      <w:pPr>
+        <w:spacing w:line="360" w:lineRule="auto"/>
+        <w:jc w:val="both"/>
+        <w:rPr>
+          <w:b/>
+          <w:sz w:val="24"/>
+          <w:szCs w:val="24"/>
+        </w:rPr>
+      </w:pPr>
+      <w:r>
+        <w:rPr>
+          <w:b/>
+          <w:sz w:val="24"/>
+          <w:szCs w:val="24"/>
+        </w:rPr>
+        <w:lastRenderedPageBreak/>
+        <w:t xml:space="preserve">Data: </w:t>
+      </w:r>
+      <w:r>
+        <w:rPr>
+          <w:b/>
+          <w:sz w:val="24"/>
+          <w:szCs w:val="24"/>
+        </w:rPr>
+        <w:t>1</w:t>
+      </w:r>
+      <w:r>
+        <w:rPr>
+          <w:b/>
+          <w:sz w:val="24"/>
+          <w:szCs w:val="24"/>
+        </w:rPr>
+        <w:t>8</w:t>
+      </w:r>
       <w:bookmarkStart w:id="0" w:name="_GoBack"/>
       <w:bookmarkEnd w:id="0"/>
       <w:r>
@@ -5876,16 +6218,30 @@
           <w:sz w:val="24"/>
           <w:szCs w:val="24"/>
         </w:rPr>
+        <w:t xml:space="preserve"> de </w:t>
+      </w:r>
+      <w:r>
+        <w:rPr>
+          <w:b/>
+          <w:sz w:val="24"/>
+          <w:szCs w:val="24"/>
+        </w:rPr>
+        <w:t>Junho</w:t>
+      </w:r>
+      <w:r>
+        <w:rPr>
+          <w:b/>
+          <w:sz w:val="24"/>
+          <w:szCs w:val="24"/>
+        </w:rPr>
         <w:t xml:space="preserve"> de 2026</w:t>
       </w:r>
     </w:p>
     <w:p>
       <w:pPr>
         <w:spacing w:line="360" w:lineRule="auto"/>
-        <w:ind w:firstLine="709"/>
-        <w:jc w:val="both"/>
-        <w:rPr>
-          <w:b/>
+        <w:jc w:val="both"/>
+        <w:rPr>
           <w:sz w:val="24"/>
           <w:szCs w:val="24"/>
         </w:rPr>
@@ -5947,7 +6303,6 @@
         <w:ind w:firstLine="709"/>
         <w:jc w:val="both"/>
         <w:rPr>
-          <w:b/>
           <w:sz w:val="24"/>
           <w:szCs w:val="24"/>
         </w:rPr>
@@ -5971,6 +6326,17 @@
         </w:rPr>
         <w:t>Próximos passos:</w:t>
       </w:r>
+    </w:p>
+    <w:p>
+      <w:pPr>
+        <w:spacing w:line="360" w:lineRule="auto"/>
+        <w:ind w:firstLine="709"/>
+        <w:jc w:val="both"/>
+        <w:rPr>
+          <w:sz w:val="24"/>
+          <w:szCs w:val="24"/>
+        </w:rPr>
+      </w:pPr>
     </w:p>
     <w:sectPr>
       <w:pgSz w:w="11909" w:h="16834"/>
@@ -6949,7 +7315,7 @@
 </file>
 
 <file path=customXml/itemProps1.xml><?xml version="1.0" encoding="utf-8"?>
-<ds:datastoreItem xmlns:ds="http://schemas.openxmlformats.org/officeDocument/2006/customXml" ds:itemID="{639377C0-9410-43CD-B9D8-186A44AD54C4}">
+<ds:datastoreItem xmlns:ds="http://schemas.openxmlformats.org/officeDocument/2006/customXml" ds:itemID="{A1D28AF2-2BC2-4CD2-BADB-BAD518DF69A2}">
   <ds:schemaRefs>
     <ds:schemaRef ds:uri="http://schemas.openxmlformats.org/officeDocument/2006/bibliography"/>
   </ds:schemaRefs>

--- a/Diário de bordo/Diário De Bordo (Oficial).docx
+++ b/Diário de bordo/Diário De Bordo (Oficial).docx
@@ -6200,83 +6200,319 @@
           <w:sz w:val="24"/>
           <w:szCs w:val="24"/>
         </w:rPr>
-        <w:t>1</w:t>
-      </w:r>
-      <w:r>
-        <w:rPr>
-          <w:b/>
-          <w:sz w:val="24"/>
-          <w:szCs w:val="24"/>
-        </w:rPr>
-        <w:t>8</w:t>
-      </w:r>
+        <w:t>18</w:t>
+      </w:r>
+      <w:r>
+        <w:rPr>
+          <w:b/>
+          <w:sz w:val="24"/>
+          <w:szCs w:val="24"/>
+        </w:rPr>
+        <w:t xml:space="preserve"> de </w:t>
+      </w:r>
+      <w:r>
+        <w:rPr>
+          <w:b/>
+          <w:sz w:val="24"/>
+          <w:szCs w:val="24"/>
+        </w:rPr>
+        <w:t>Junho</w:t>
+      </w:r>
+      <w:r>
+        <w:rPr>
+          <w:b/>
+          <w:sz w:val="24"/>
+          <w:szCs w:val="24"/>
+        </w:rPr>
+        <w:t xml:space="preserve"> de 2026</w:t>
+      </w:r>
+    </w:p>
+    <w:p>
+      <w:pPr>
+        <w:spacing w:line="360" w:lineRule="auto"/>
+        <w:jc w:val="both"/>
+        <w:rPr>
+          <w:sz w:val="24"/>
+          <w:szCs w:val="24"/>
+        </w:rPr>
+      </w:pPr>
+    </w:p>
+    <w:p>
+      <w:pPr>
+        <w:spacing w:line="360" w:lineRule="auto"/>
+        <w:jc w:val="both"/>
+        <w:rPr>
+          <w:b/>
+          <w:sz w:val="24"/>
+          <w:szCs w:val="24"/>
+        </w:rPr>
+      </w:pPr>
+      <w:r>
+        <w:rPr>
+          <w:b/>
+          <w:sz w:val="24"/>
+          <w:szCs w:val="24"/>
+        </w:rPr>
+        <w:t xml:space="preserve">Atividades realizadas: </w:t>
+      </w:r>
+    </w:p>
+    <w:p>
+      <w:pPr>
+        <w:spacing w:line="360" w:lineRule="auto"/>
+        <w:ind w:firstLine="709"/>
+        <w:jc w:val="both"/>
+        <w:rPr>
+          <w:sz w:val="24"/>
+          <w:szCs w:val="24"/>
+        </w:rPr>
+      </w:pPr>
+      <w:r>
+        <w:rPr>
+          <w:sz w:val="24"/>
+          <w:szCs w:val="24"/>
+        </w:rPr>
+        <w:t>Demos continuidade às atividades do projeto, principalmente na organização das imagens coletadas na ONG e na documentação do TCC. Também revisamos o que já havia sido desenvolvido pelo grupo e verificamos os pontos que ainda precisavam ser ajustados antes da próxima etapa do projeto.</w:t>
+      </w:r>
+    </w:p>
+    <w:p>
+      <w:pPr>
+        <w:spacing w:line="360" w:lineRule="auto"/>
+        <w:ind w:firstLine="709"/>
+        <w:jc w:val="both"/>
+        <w:rPr>
+          <w:sz w:val="24"/>
+          <w:szCs w:val="24"/>
+        </w:rPr>
+      </w:pPr>
+    </w:p>
+    <w:p>
+      <w:pPr>
+        <w:spacing w:line="360" w:lineRule="auto"/>
+        <w:ind w:firstLine="709"/>
+        <w:jc w:val="both"/>
+        <w:rPr>
+          <w:sz w:val="24"/>
+          <w:szCs w:val="24"/>
+        </w:rPr>
+      </w:pPr>
+      <w:r>
+        <w:rPr>
+          <w:sz w:val="24"/>
+          <w:szCs w:val="24"/>
+        </w:rPr>
+        <w:t>Além disso, realizamos os últimos preparativos para deixar o projeto organizado, reunindo os materiais produzidos até o momento e alinhando as tarefas que ainda precisavam ser finalizadas.</w:t>
+      </w:r>
+    </w:p>
+    <w:p>
+      <w:pPr>
+        <w:spacing w:line="360" w:lineRule="auto"/>
+        <w:ind w:firstLine="709"/>
+        <w:jc w:val="both"/>
+        <w:rPr>
+          <w:b/>
+          <w:sz w:val="24"/>
+          <w:szCs w:val="24"/>
+        </w:rPr>
+      </w:pPr>
+    </w:p>
+    <w:p>
+      <w:pPr>
+        <w:spacing w:line="360" w:lineRule="auto"/>
+        <w:jc w:val="both"/>
+        <w:rPr>
+          <w:b/>
+          <w:sz w:val="24"/>
+          <w:szCs w:val="24"/>
+        </w:rPr>
+      </w:pPr>
+      <w:r>
+        <w:rPr>
+          <w:b/>
+          <w:sz w:val="24"/>
+          <w:szCs w:val="24"/>
+        </w:rPr>
+        <w:t xml:space="preserve">Decisões tomadas: </w:t>
+      </w:r>
+    </w:p>
+    <w:p>
+      <w:pPr>
+        <w:spacing w:line="360" w:lineRule="auto"/>
+        <w:ind w:firstLine="709"/>
+        <w:jc w:val="both"/>
+        <w:rPr>
+          <w:sz w:val="24"/>
+          <w:szCs w:val="24"/>
+        </w:rPr>
+      </w:pPr>
+      <w:r>
+        <w:rPr>
+          <w:sz w:val="24"/>
+          <w:szCs w:val="24"/>
+        </w:rPr>
+        <w:t>Decidimos priorizar a organização e revisão dos materiais já produzidos, buscando finalizar os últimos ajustes necessários para dar continuidade ao desenvolvimento do sistema e da documentação.</w:t>
+      </w:r>
+    </w:p>
+    <w:p>
+      <w:pPr>
+        <w:spacing w:line="360" w:lineRule="auto"/>
+        <w:ind w:firstLine="709"/>
+        <w:jc w:val="both"/>
+        <w:rPr>
+          <w:sz w:val="24"/>
+          <w:szCs w:val="24"/>
+        </w:rPr>
+      </w:pPr>
+    </w:p>
+    <w:p>
+      <w:pPr>
+        <w:spacing w:line="360" w:lineRule="auto"/>
+        <w:jc w:val="both"/>
+        <w:rPr>
+          <w:b/>
+          <w:sz w:val="24"/>
+          <w:szCs w:val="24"/>
+        </w:rPr>
+      </w:pPr>
+      <w:r>
+        <w:rPr>
+          <w:b/>
+          <w:sz w:val="24"/>
+          <w:szCs w:val="24"/>
+        </w:rPr>
+        <w:t>Próximos passos:</w:t>
+      </w:r>
+    </w:p>
+    <w:p>
+      <w:pPr>
+        <w:spacing w:line="360" w:lineRule="auto"/>
+        <w:ind w:firstLine="709"/>
+        <w:jc w:val="both"/>
+        <w:rPr>
+          <w:sz w:val="24"/>
+          <w:szCs w:val="24"/>
+        </w:rPr>
+      </w:pPr>
+      <w:r>
+        <w:rPr>
+          <w:sz w:val="24"/>
+          <w:szCs w:val="24"/>
+        </w:rPr>
+        <w:t>Finalizar os últimos ajustes da documentação e do desenvolvimento, organizar as imagens coletadas para o treinamento da inteligência artificial e continuar os preparativos para as próximas etapas do projeto.</w:t>
+      </w:r>
+    </w:p>
+    <w:p>
+      <w:pPr>
+        <w:spacing w:line="360" w:lineRule="auto"/>
+        <w:ind w:firstLine="709"/>
+        <w:jc w:val="both"/>
+        <w:rPr>
+          <w:sz w:val="24"/>
+          <w:szCs w:val="24"/>
+        </w:rPr>
+      </w:pPr>
+    </w:p>
+    <w:p>
+      <w:pPr>
+        <w:spacing w:line="360" w:lineRule="auto"/>
+        <w:jc w:val="both"/>
+        <w:rPr>
+          <w:b/>
+          <w:sz w:val="24"/>
+          <w:szCs w:val="24"/>
+        </w:rPr>
+      </w:pPr>
+      <w:r>
+        <w:rPr>
+          <w:b/>
+          <w:sz w:val="24"/>
+          <w:szCs w:val="24"/>
+        </w:rPr>
+        <w:t xml:space="preserve">Data: </w:t>
+      </w:r>
+      <w:r>
+        <w:rPr>
+          <w:b/>
+          <w:sz w:val="24"/>
+          <w:szCs w:val="24"/>
+        </w:rPr>
+        <w:t>23</w:t>
+      </w:r>
+      <w:r>
+        <w:rPr>
+          <w:b/>
+          <w:sz w:val="24"/>
+          <w:szCs w:val="24"/>
+        </w:rPr>
+        <w:t xml:space="preserve"> de </w:t>
+      </w:r>
+      <w:proofErr w:type="gramStart"/>
+      <w:r>
+        <w:rPr>
+          <w:b/>
+          <w:sz w:val="24"/>
+          <w:szCs w:val="24"/>
+        </w:rPr>
+        <w:t>Ju</w:t>
+      </w:r>
+      <w:r>
+        <w:rPr>
+          <w:b/>
+          <w:sz w:val="24"/>
+          <w:szCs w:val="24"/>
+        </w:rPr>
+        <w:t>lho</w:t>
+      </w:r>
+      <w:proofErr w:type="gramEnd"/>
+      <w:r>
+        <w:rPr>
+          <w:b/>
+          <w:sz w:val="24"/>
+          <w:szCs w:val="24"/>
+        </w:rPr>
+        <w:t xml:space="preserve"> de 2026</w:t>
+      </w:r>
+    </w:p>
+    <w:p>
+      <w:pPr>
+        <w:spacing w:line="360" w:lineRule="auto"/>
+        <w:jc w:val="both"/>
+        <w:rPr>
+          <w:sz w:val="24"/>
+          <w:szCs w:val="24"/>
+        </w:rPr>
+      </w:pPr>
+    </w:p>
+    <w:p>
+      <w:pPr>
+        <w:spacing w:line="360" w:lineRule="auto"/>
+        <w:jc w:val="both"/>
+        <w:rPr>
+          <w:b/>
+          <w:sz w:val="24"/>
+          <w:szCs w:val="24"/>
+        </w:rPr>
+      </w:pPr>
+      <w:r>
+        <w:rPr>
+          <w:b/>
+          <w:sz w:val="24"/>
+          <w:szCs w:val="24"/>
+        </w:rPr>
+        <w:t xml:space="preserve">Atividades realizadas: </w:t>
+      </w:r>
+    </w:p>
+    <w:p>
+      <w:pPr>
+        <w:spacing w:line="360" w:lineRule="auto"/>
+        <w:ind w:firstLine="709"/>
+        <w:jc w:val="both"/>
+        <w:rPr>
+          <w:sz w:val="24"/>
+          <w:szCs w:val="24"/>
+        </w:rPr>
+      </w:pPr>
       <w:bookmarkStart w:id="0" w:name="_GoBack"/>
       <w:bookmarkEnd w:id="0"/>
-      <w:r>
-        <w:rPr>
-          <w:b/>
-          <w:sz w:val="24"/>
-          <w:szCs w:val="24"/>
-        </w:rPr>
-        <w:t xml:space="preserve"> de </w:t>
-      </w:r>
-      <w:r>
-        <w:rPr>
-          <w:b/>
-          <w:sz w:val="24"/>
-          <w:szCs w:val="24"/>
-        </w:rPr>
-        <w:t>Junho</w:t>
-      </w:r>
-      <w:r>
-        <w:rPr>
-          <w:b/>
-          <w:sz w:val="24"/>
-          <w:szCs w:val="24"/>
-        </w:rPr>
-        <w:t xml:space="preserve"> de 2026</w:t>
-      </w:r>
-    </w:p>
-    <w:p>
-      <w:pPr>
-        <w:spacing w:line="360" w:lineRule="auto"/>
-        <w:jc w:val="both"/>
-        <w:rPr>
-          <w:sz w:val="24"/>
-          <w:szCs w:val="24"/>
-        </w:rPr>
-      </w:pPr>
-    </w:p>
-    <w:p>
-      <w:pPr>
-        <w:spacing w:line="360" w:lineRule="auto"/>
-        <w:jc w:val="both"/>
-        <w:rPr>
-          <w:b/>
-          <w:sz w:val="24"/>
-          <w:szCs w:val="24"/>
-        </w:rPr>
-      </w:pPr>
-      <w:r>
-        <w:rPr>
-          <w:b/>
-          <w:sz w:val="24"/>
-          <w:szCs w:val="24"/>
-        </w:rPr>
-        <w:t xml:space="preserve">Atividades realizadas: </w:t>
-      </w:r>
-    </w:p>
-    <w:p>
-      <w:pPr>
-        <w:spacing w:line="360" w:lineRule="auto"/>
-        <w:ind w:firstLine="709"/>
-        <w:jc w:val="both"/>
-        <w:rPr>
-          <w:b/>
-          <w:sz w:val="24"/>
-          <w:szCs w:val="24"/>
-        </w:rPr>
-      </w:pPr>
     </w:p>
     <w:p>
       <w:pPr>
@@ -7315,7 +7551,7 @@
 </file>
 
 <file path=customXml/itemProps1.xml><?xml version="1.0" encoding="utf-8"?>
-<ds:datastoreItem xmlns:ds="http://schemas.openxmlformats.org/officeDocument/2006/customXml" ds:itemID="{A1D28AF2-2BC2-4CD2-BADB-BAD518DF69A2}">
+<ds:datastoreItem xmlns:ds="http://schemas.openxmlformats.org/officeDocument/2006/customXml" ds:itemID="{715B934B-3F70-4821-8F5A-CD8DC64C8E60}">
   <ds:schemaRefs>
     <ds:schemaRef ds:uri="http://schemas.openxmlformats.org/officeDocument/2006/bibliography"/>
   </ds:schemaRefs>
